--- a/do-pobrania/deklaracja-członkowska.docx
+++ b/do-pobrania/deklaracja-członkowska.docx
@@ -1,7 +1,20 @@
 
 <file path=word/document.xml><?xml version="1.0" encoding="utf-8"?>
-<w:document xmlns:wpc="http://schemas.microsoft.com/office/word/2010/wordprocessingCanvas" xmlns:cx="http://schemas.microsoft.com/office/drawing/2014/chartex" xmlns:cx1="http://schemas.microsoft.com/office/drawing/2015/9/8/chartex" xmlns:cx2="http://schemas.microsoft.com/office/drawing/2015/10/21/chartex" xmlns:cx3="http://schemas.microsoft.com/office/drawing/2016/5/9/chartex" xmlns:cx4="http://schemas.microsoft.com/office/drawing/2016/5/10/chartex" xmlns:cx5="http://schemas.microsoft.com/office/drawing/2016/5/11/chartex" xmlns:cx6="http://schemas.microsoft.com/office/drawing/2016/5/12/chartex" xmlns:cx7="http://schemas.microsoft.com/office/drawing/2016/5/13/chartex" xmlns:cx8="http://schemas.microsoft.com/office/drawing/2016/5/14/chartex" xmlns:mc="http://schemas.openxmlformats.org/markup-compatibility/2006" xmlns:aink="http://schemas.microsoft.com/office/drawing/2016/ink" xmlns:am3d="http://schemas.microsoft.com/office/drawing/2017/model3d" xmlns:o="urn:schemas-microsoft-com:office:office" xmlns:oel="http://schemas.microsoft.com/office/2019/extlst" xmlns:r="http://schemas.openxmlformats.org/officeDocument/2006/relationships" xmlns:m="http://schemas.openxmlformats.org/officeDocument/2006/math" xmlns:v="urn:schemas-microsoft-com:vml" xmlns:wp14="http://schemas.microsoft.com/office/word/2010/wordprocessingDrawing" xmlns:wp="http://schemas.openxmlformats.org/drawingml/2006/wordprocessingDrawing" xmlns:w10="urn:schemas-microsoft-com:office:word" xmlns:w="http://schemas.openxmlformats.org/wordprocessingml/2006/main" xmlns:w14="http://schemas.microsoft.com/office/word/2010/wordml" xmlns:w15="http://schemas.microsoft.com/office/word/2012/wordml" xmlns:w16cex="http://schemas.microsoft.com/office/word/2018/wordml/cex" xmlns:w16cid="http://schemas.microsoft.com/office/word/2016/wordml/cid" xmlns:w16="http://schemas.microsoft.com/office/word/2018/wordml" xmlns:w16du="http://schemas.microsoft.com/office/word/2023/wordml/word16du" xmlns:w16sdtdh="http://schemas.microsoft.com/office/word/2020/wordml/sdtdatahash" xmlns:w16se="http://schemas.microsoft.com/office/word/2015/wordml/symex" xmlns:wpg="http://schemas.microsoft.com/office/word/2010/wordprocessingGroup" xmlns:wpi="http://schemas.microsoft.com/office/word/2010/wordprocessingInk" xmlns:wne="http://schemas.microsoft.com/office/word/2006/wordml" xmlns:wps="http://schemas.microsoft.com/office/word/2010/wordprocessingShape" mc:Ignorable="w14 w15 w16se w16cid w16 w16cex w16sdtdh wp14">
+<w:document xmlns:wpc="http://schemas.microsoft.com/office/word/2010/wordprocessingCanvas" xmlns:cx="http://schemas.microsoft.com/office/drawing/2014/chartex" xmlns:cx1="http://schemas.microsoft.com/office/drawing/2015/9/8/chartex" xmlns:cx2="http://schemas.microsoft.com/office/drawing/2015/10/21/chartex" xmlns:cx3="http://schemas.microsoft.com/office/drawing/2016/5/9/chartex" xmlns:cx4="http://schemas.microsoft.com/office/drawing/2016/5/10/chartex" xmlns:cx5="http://schemas.microsoft.com/office/drawing/2016/5/11/chartex" xmlns:cx6="http://schemas.microsoft.com/office/drawing/2016/5/12/chartex" xmlns:cx7="http://schemas.microsoft.com/office/drawing/2016/5/13/chartex" xmlns:cx8="http://schemas.microsoft.com/office/drawing/2016/5/14/chartex" xmlns:mc="http://schemas.openxmlformats.org/markup-compatibility/2006" xmlns:aink="http://schemas.microsoft.com/office/drawing/2016/ink" xmlns:am3d="http://schemas.microsoft.com/office/drawing/2017/model3d" xmlns:o="urn:schemas-microsoft-com:office:office" xmlns:oel="http://schemas.microsoft.com/office/2019/extlst" xmlns:r="http://schemas.openxmlformats.org/officeDocument/2006/relationships" xmlns:m="http://schemas.openxmlformats.org/officeDocument/2006/math" xmlns:v="urn:schemas-microsoft-com:vml" xmlns:wp14="http://schemas.microsoft.com/office/word/2010/wordprocessingDrawing" xmlns:wp="http://schemas.openxmlformats.org/drawingml/2006/wordprocessingDrawing" xmlns:w10="urn:schemas-microsoft-com:office:word" xmlns:w="http://schemas.openxmlformats.org/wordprocessingml/2006/main" xmlns:w14="http://schemas.microsoft.com/office/word/2010/wordml" xmlns:w15="http://schemas.microsoft.com/office/word/2012/wordml" xmlns:w16cex="http://schemas.microsoft.com/office/word/2018/wordml/cex" xmlns:w16cid="http://schemas.microsoft.com/office/word/2016/wordml/cid" xmlns:w16="http://schemas.microsoft.com/office/word/2018/wordml" xmlns:w16du="http://schemas.microsoft.com/office/word/2023/wordml/word16du" xmlns:w16sdtdh="http://schemas.microsoft.com/office/word/2020/wordml/sdtdatahash" xmlns:w16sdtfl="http://schemas.microsoft.com/office/word/2024/wordml/sdtformatlock" xmlns:w16se="http://schemas.microsoft.com/office/word/2015/wordml/symex" xmlns:wpg="http://schemas.microsoft.com/office/word/2010/wordprocessingGroup" xmlns:wpi="http://schemas.microsoft.com/office/word/2010/wordprocessingInk" xmlns:wne="http://schemas.microsoft.com/office/word/2006/wordml" xmlns:wps="http://schemas.microsoft.com/office/word/2010/wordprocessingShape" mc:Ignorable="w14 w15 w16se w16cid w16 w16cex w16sdtdh w16sdtfl w16du wp14">
   <w:body>
+    <w:p>
+      <w:pPr>
+        <w:spacing w:after="0" w:line="360" w:lineRule="auto"/>
+        <w:jc w:val="center"/>
+        <w:rPr>
+          <w:rFonts w:ascii="Times New Roman" w:hAnsi="Times New Roman"/>
+          <w:iCs/>
+          <w:color w:val="000000" w:themeColor="text1"/>
+          <w:sz w:val="24"/>
+          <w:szCs w:val="24"/>
+        </w:rPr>
+      </w:pPr>
+    </w:p>
     <w:p>
       <w:pPr>
         <w:jc w:val="right"/>
@@ -47,7 +60,7 @@
           <w:sz w:val="18"/>
           <w:szCs w:val="18"/>
         </w:rPr>
-        <w:t>Przyjaci</w:t>
+        <w:t>Przyjaciele</w:t>
       </w:r>
       <w:r>
         <w:rPr>
@@ -55,14 +68,6 @@
           <w:sz w:val="18"/>
           <w:szCs w:val="18"/>
         </w:rPr>
-        <w:t>ele</w:t>
-      </w:r>
-      <w:r>
-        <w:rPr>
-          <w:rFonts w:ascii="Times New Roman" w:hAnsi="Times New Roman"/>
-          <w:sz w:val="18"/>
-          <w:szCs w:val="18"/>
-        </w:rPr>
         <w:t xml:space="preserve"> Gaiusa</w:t>
       </w:r>
     </w:p>
@@ -162,7 +167,91 @@
         <w:rPr>
           <w:rFonts w:ascii="Times New Roman" w:hAnsi="Times New Roman"/>
         </w:rPr>
-        <w:t>Kierunek i rok studiów:</w:t>
+        <w:t>Kierunek i rok studiów</w:t>
+      </w:r>
+      <w:r>
+        <w:rPr>
+          <w:rFonts w:ascii="Times New Roman" w:hAnsi="Times New Roman"/>
+        </w:rPr>
+        <w:t xml:space="preserve"> </w:t>
+      </w:r>
+      <w:r>
+        <w:rPr>
+          <w:rFonts w:ascii="Times New Roman" w:hAnsi="Times New Roman"/>
+          <w:sz w:val="24"/>
+          <w:szCs w:val="24"/>
+        </w:rPr>
+        <w:t xml:space="preserve">/ </w:t>
+      </w:r>
+      <w:r>
+        <w:rPr>
+          <w:rFonts w:ascii="Times New Roman" w:hAnsi="Times New Roman"/>
+          <w:sz w:val="24"/>
+          <w:szCs w:val="24"/>
+        </w:rPr>
+        <w:t xml:space="preserve">Rok kształcenia w </w:t>
+      </w:r>
+      <w:r>
+        <w:rPr>
+          <w:rFonts w:ascii="Times New Roman" w:hAnsi="Times New Roman"/>
+          <w:sz w:val="24"/>
+          <w:szCs w:val="24"/>
+        </w:rPr>
+        <w:t>S</w:t>
+      </w:r>
+      <w:r>
+        <w:rPr>
+          <w:rFonts w:ascii="Times New Roman" w:hAnsi="Times New Roman"/>
+          <w:sz w:val="24"/>
+          <w:szCs w:val="24"/>
+        </w:rPr>
+        <w:t>zko</w:t>
+      </w:r>
+      <w:r>
+        <w:rPr>
+          <w:rFonts w:ascii="Times New Roman" w:hAnsi="Times New Roman"/>
+          <w:sz w:val="24"/>
+          <w:szCs w:val="24"/>
+        </w:rPr>
+        <w:t>le</w:t>
+      </w:r>
+      <w:r>
+        <w:rPr>
+          <w:rFonts w:ascii="Times New Roman" w:hAnsi="Times New Roman"/>
+          <w:sz w:val="24"/>
+          <w:szCs w:val="24"/>
+        </w:rPr>
+        <w:t xml:space="preserve"> </w:t>
+      </w:r>
+      <w:r>
+        <w:rPr>
+          <w:rFonts w:ascii="Times New Roman" w:hAnsi="Times New Roman"/>
+          <w:sz w:val="24"/>
+          <w:szCs w:val="24"/>
+        </w:rPr>
+        <w:t>D</w:t>
+      </w:r>
+      <w:r>
+        <w:rPr>
+          <w:rFonts w:ascii="Times New Roman" w:hAnsi="Times New Roman"/>
+          <w:sz w:val="24"/>
+          <w:szCs w:val="24"/>
+        </w:rPr>
+        <w:t>oktorsk</w:t>
+      </w:r>
+      <w:r>
+        <w:rPr>
+          <w:rFonts w:ascii="Times New Roman" w:hAnsi="Times New Roman"/>
+          <w:sz w:val="24"/>
+          <w:szCs w:val="24"/>
+        </w:rPr>
+        <w:t>iej</w:t>
+      </w:r>
+      <w:r>
+        <w:rPr>
+          <w:rFonts w:ascii="Times New Roman" w:hAnsi="Times New Roman"/>
+        </w:rPr>
+        <w:t>:</w:t>
       </w:r>
     </w:p>
     <w:p>
@@ -253,13 +342,7 @@
         <w:rPr>
           <w:rFonts w:ascii="Times New Roman" w:hAnsi="Times New Roman"/>
         </w:rPr>
-        <w:t>Przyjaci</w:t>
-      </w:r>
-      <w:r>
-        <w:rPr>
-          <w:rFonts w:ascii="Times New Roman" w:hAnsi="Times New Roman"/>
-        </w:rPr>
-        <w:t>ele</w:t>
+        <w:t>Przyjaciele</w:t>
       </w:r>
       <w:r>
         <w:rPr>
@@ -290,13 +373,7 @@
         <w:rPr>
           <w:rFonts w:ascii="Times New Roman" w:hAnsi="Times New Roman"/>
         </w:rPr>
-        <w:t>Przyjaci</w:t>
-      </w:r>
-      <w:r>
-        <w:rPr>
-          <w:rFonts w:ascii="Times New Roman" w:hAnsi="Times New Roman"/>
-        </w:rPr>
-        <w:t>ele</w:t>
+        <w:t>Przyjaciele</w:t>
       </w:r>
       <w:r>
         <w:rPr>
@@ -321,7 +398,21 @@
         <w:rPr>
           <w:rFonts w:ascii="Times New Roman" w:hAnsi="Times New Roman"/>
         </w:rPr>
-        <w:t xml:space="preserve">Jednocześnie oświadczam, że zostałem/am poinformowany/a, iż przysługuje mi możliwość odwołania zgody w każdym czasie oraz usunięcia danych poprzez przesłanie stosownego żądania w wiadomości e-mail na adres: </w:t>
+        <w:t>Jednocześnie oświadczam, że zostałem/</w:t>
+      </w:r>
+      <w:proofErr w:type="spellStart"/>
+      <w:r>
+        <w:rPr>
+          <w:rFonts w:ascii="Times New Roman" w:hAnsi="Times New Roman"/>
+        </w:rPr>
+        <w:t>am</w:t>
+      </w:r>
+      <w:proofErr w:type="spellEnd"/>
+      <w:r>
+        <w:rPr>
+          <w:rFonts w:ascii="Times New Roman" w:hAnsi="Times New Roman"/>
+        </w:rPr>
+        <w:t xml:space="preserve"> poinformowany/a, iż przysługuje mi możliwość odwołania zgody w każdym czasie oraz usunięcia danych poprzez przesłanie stosownego żądania w wiadomości e-mail na adres: </w:t>
       </w:r>
       <w:r>
         <w:rPr>
@@ -440,7 +531,7 @@
       </w:r>
     </w:p>
     <w:sectPr>
-      <w:footerReference w:type="default" r:id="rId7"/>
+      <w:footerReference w:type="default" r:id="rId8"/>
       <w:pgSz w:w="11906" w:h="16838"/>
       <w:pgMar w:top="567" w:right="1418" w:bottom="567" w:left="1418" w:header="0" w:footer="0" w:gutter="0"/>
       <w:cols w:space="708"/>
@@ -451,7 +542,7 @@
 </file>
 
 <file path=word/endnotes.xml><?xml version="1.0" encoding="utf-8"?>
-<w:endnotes xmlns:wpc="http://schemas.microsoft.com/office/word/2010/wordprocessingCanvas" xmlns:cx="http://schemas.microsoft.com/office/drawing/2014/chartex" xmlns:cx1="http://schemas.microsoft.com/office/drawing/2015/9/8/chartex" xmlns:cx2="http://schemas.microsoft.com/office/drawing/2015/10/21/chartex" xmlns:cx3="http://schemas.microsoft.com/office/drawing/2016/5/9/chartex" xmlns:cx4="http://schemas.microsoft.com/office/drawing/2016/5/10/chartex" xmlns:cx5="http://schemas.microsoft.com/office/drawing/2016/5/11/chartex" xmlns:cx6="http://schemas.microsoft.com/office/drawing/2016/5/12/chartex" xmlns:cx7="http://schemas.microsoft.com/office/drawing/2016/5/13/chartex" xmlns:cx8="http://schemas.microsoft.com/office/drawing/2016/5/14/chartex" xmlns:mc="http://schemas.openxmlformats.org/markup-compatibility/2006" xmlns:aink="http://schemas.microsoft.com/office/drawing/2016/ink" xmlns:am3d="http://schemas.microsoft.com/office/drawing/2017/model3d" xmlns:o="urn:schemas-microsoft-com:office:office" xmlns:oel="http://schemas.microsoft.com/office/2019/extlst" xmlns:r="http://schemas.openxmlformats.org/officeDocument/2006/relationships" xmlns:m="http://schemas.openxmlformats.org/officeDocument/2006/math" xmlns:v="urn:schemas-microsoft-com:vml" xmlns:wp14="http://schemas.microsoft.com/office/word/2010/wordprocessingDrawing" xmlns:wp="http://schemas.openxmlformats.org/drawingml/2006/wordprocessingDrawing" xmlns:w10="urn:schemas-microsoft-com:office:word" xmlns:w="http://schemas.openxmlformats.org/wordprocessingml/2006/main" xmlns:w14="http://schemas.microsoft.com/office/word/2010/wordml" xmlns:w15="http://schemas.microsoft.com/office/word/2012/wordml" xmlns:w16cex="http://schemas.microsoft.com/office/word/2018/wordml/cex" xmlns:w16cid="http://schemas.microsoft.com/office/word/2016/wordml/cid" xmlns:w16="http://schemas.microsoft.com/office/word/2018/wordml" xmlns:w16du="http://schemas.microsoft.com/office/word/2023/wordml/word16du" xmlns:w16sdtdh="http://schemas.microsoft.com/office/word/2020/wordml/sdtdatahash" xmlns:w16se="http://schemas.microsoft.com/office/word/2015/wordml/symex" xmlns:wpg="http://schemas.microsoft.com/office/word/2010/wordprocessingGroup" xmlns:wpi="http://schemas.microsoft.com/office/word/2010/wordprocessingInk" xmlns:wne="http://schemas.microsoft.com/office/word/2006/wordml" xmlns:wps="http://schemas.microsoft.com/office/word/2010/wordprocessingShape" mc:Ignorable="w14 w15 w16se w16cid w16 w16cex w16sdtdh wp14">
+<w:endnotes xmlns:wpc="http://schemas.microsoft.com/office/word/2010/wordprocessingCanvas" xmlns:cx="http://schemas.microsoft.com/office/drawing/2014/chartex" xmlns:cx1="http://schemas.microsoft.com/office/drawing/2015/9/8/chartex" xmlns:cx2="http://schemas.microsoft.com/office/drawing/2015/10/21/chartex" xmlns:cx3="http://schemas.microsoft.com/office/drawing/2016/5/9/chartex" xmlns:cx4="http://schemas.microsoft.com/office/drawing/2016/5/10/chartex" xmlns:cx5="http://schemas.microsoft.com/office/drawing/2016/5/11/chartex" xmlns:cx6="http://schemas.microsoft.com/office/drawing/2016/5/12/chartex" xmlns:cx7="http://schemas.microsoft.com/office/drawing/2016/5/13/chartex" xmlns:cx8="http://schemas.microsoft.com/office/drawing/2016/5/14/chartex" xmlns:mc="http://schemas.openxmlformats.org/markup-compatibility/2006" xmlns:aink="http://schemas.microsoft.com/office/drawing/2016/ink" xmlns:am3d="http://schemas.microsoft.com/office/drawing/2017/model3d" xmlns:o="urn:schemas-microsoft-com:office:office" xmlns:oel="http://schemas.microsoft.com/office/2019/extlst" xmlns:r="http://schemas.openxmlformats.org/officeDocument/2006/relationships" xmlns:m="http://schemas.openxmlformats.org/officeDocument/2006/math" xmlns:v="urn:schemas-microsoft-com:vml" xmlns:wp14="http://schemas.microsoft.com/office/word/2010/wordprocessingDrawing" xmlns:wp="http://schemas.openxmlformats.org/drawingml/2006/wordprocessingDrawing" xmlns:w10="urn:schemas-microsoft-com:office:word" xmlns:w="http://schemas.openxmlformats.org/wordprocessingml/2006/main" xmlns:w14="http://schemas.microsoft.com/office/word/2010/wordml" xmlns:w15="http://schemas.microsoft.com/office/word/2012/wordml" xmlns:w16cex="http://schemas.microsoft.com/office/word/2018/wordml/cex" xmlns:w16cid="http://schemas.microsoft.com/office/word/2016/wordml/cid" xmlns:w16="http://schemas.microsoft.com/office/word/2018/wordml" xmlns:w16du="http://schemas.microsoft.com/office/word/2023/wordml/word16du" xmlns:w16sdtdh="http://schemas.microsoft.com/office/word/2020/wordml/sdtdatahash" xmlns:w16sdtfl="http://schemas.microsoft.com/office/word/2024/wordml/sdtformatlock" xmlns:w16se="http://schemas.microsoft.com/office/word/2015/wordml/symex" xmlns:wpg="http://schemas.microsoft.com/office/word/2010/wordprocessingGroup" xmlns:wpi="http://schemas.microsoft.com/office/word/2010/wordprocessingInk" xmlns:wne="http://schemas.microsoft.com/office/word/2006/wordml" xmlns:wps="http://schemas.microsoft.com/office/word/2010/wordprocessingShape" mc:Ignorable="w14 w15 w16se w16cid w16 w16cex w16sdtdh w16sdtfl w16du wp14">
   <w:endnote w:type="separator" w:id="-1">
     <w:p>
       <w:pPr>
@@ -470,13 +561,20 @@
       <w:r>
         <w:continuationSeparator/>
       </w:r>
+    </w:p>
+  </w:endnote>
+  <w:endnote w:type="continuationNotice" w:id="1">
+    <w:p>
+      <w:pPr>
+        <w:spacing w:after="0" w:line="240" w:lineRule="auto"/>
+      </w:pPr>
     </w:p>
   </w:endnote>
 </w:endnotes>
 </file>
 
 <file path=word/footer1.xml><?xml version="1.0" encoding="utf-8"?>
-<w:ftr xmlns:wpc="http://schemas.microsoft.com/office/word/2010/wordprocessingCanvas" xmlns:cx="http://schemas.microsoft.com/office/drawing/2014/chartex" xmlns:cx1="http://schemas.microsoft.com/office/drawing/2015/9/8/chartex" xmlns:cx2="http://schemas.microsoft.com/office/drawing/2015/10/21/chartex" xmlns:cx3="http://schemas.microsoft.com/office/drawing/2016/5/9/chartex" xmlns:cx4="http://schemas.microsoft.com/office/drawing/2016/5/10/chartex" xmlns:cx5="http://schemas.microsoft.com/office/drawing/2016/5/11/chartex" xmlns:cx6="http://schemas.microsoft.com/office/drawing/2016/5/12/chartex" xmlns:cx7="http://schemas.microsoft.com/office/drawing/2016/5/13/chartex" xmlns:cx8="http://schemas.microsoft.com/office/drawing/2016/5/14/chartex" xmlns:mc="http://schemas.openxmlformats.org/markup-compatibility/2006" xmlns:aink="http://schemas.microsoft.com/office/drawing/2016/ink" xmlns:am3d="http://schemas.microsoft.com/office/drawing/2017/model3d" xmlns:o="urn:schemas-microsoft-com:office:office" xmlns:oel="http://schemas.microsoft.com/office/2019/extlst" xmlns:r="http://schemas.openxmlformats.org/officeDocument/2006/relationships" xmlns:m="http://schemas.openxmlformats.org/officeDocument/2006/math" xmlns:v="urn:schemas-microsoft-com:vml" xmlns:wp14="http://schemas.microsoft.com/office/word/2010/wordprocessingDrawing" xmlns:wp="http://schemas.openxmlformats.org/drawingml/2006/wordprocessingDrawing" xmlns:w10="urn:schemas-microsoft-com:office:word" xmlns:w="http://schemas.openxmlformats.org/wordprocessingml/2006/main" xmlns:w14="http://schemas.microsoft.com/office/word/2010/wordml" xmlns:w15="http://schemas.microsoft.com/office/word/2012/wordml" xmlns:w16cex="http://schemas.microsoft.com/office/word/2018/wordml/cex" xmlns:w16cid="http://schemas.microsoft.com/office/word/2016/wordml/cid" xmlns:w16="http://schemas.microsoft.com/office/word/2018/wordml" xmlns:w16du="http://schemas.microsoft.com/office/word/2023/wordml/word16du" xmlns:w16sdtdh="http://schemas.microsoft.com/office/word/2020/wordml/sdtdatahash" xmlns:w16se="http://schemas.microsoft.com/office/word/2015/wordml/symex" xmlns:wpg="http://schemas.microsoft.com/office/word/2010/wordprocessingGroup" xmlns:wpi="http://schemas.microsoft.com/office/word/2010/wordprocessingInk" xmlns:wne="http://schemas.microsoft.com/office/word/2006/wordml" xmlns:wps="http://schemas.microsoft.com/office/word/2010/wordprocessingShape" mc:Ignorable="w14 w15 w16se w16cid w16 w16cex w16sdtdh wp14">
+<w:ftr xmlns:wpc="http://schemas.microsoft.com/office/word/2010/wordprocessingCanvas" xmlns:cx="http://schemas.microsoft.com/office/drawing/2014/chartex" xmlns:cx1="http://schemas.microsoft.com/office/drawing/2015/9/8/chartex" xmlns:cx2="http://schemas.microsoft.com/office/drawing/2015/10/21/chartex" xmlns:cx3="http://schemas.microsoft.com/office/drawing/2016/5/9/chartex" xmlns:cx4="http://schemas.microsoft.com/office/drawing/2016/5/10/chartex" xmlns:cx5="http://schemas.microsoft.com/office/drawing/2016/5/11/chartex" xmlns:cx6="http://schemas.microsoft.com/office/drawing/2016/5/12/chartex" xmlns:cx7="http://schemas.microsoft.com/office/drawing/2016/5/13/chartex" xmlns:cx8="http://schemas.microsoft.com/office/drawing/2016/5/14/chartex" xmlns:mc="http://schemas.openxmlformats.org/markup-compatibility/2006" xmlns:aink="http://schemas.microsoft.com/office/drawing/2016/ink" xmlns:am3d="http://schemas.microsoft.com/office/drawing/2017/model3d" xmlns:o="urn:schemas-microsoft-com:office:office" xmlns:oel="http://schemas.microsoft.com/office/2019/extlst" xmlns:r="http://schemas.openxmlformats.org/officeDocument/2006/relationships" xmlns:m="http://schemas.openxmlformats.org/officeDocument/2006/math" xmlns:v="urn:schemas-microsoft-com:vml" xmlns:wp14="http://schemas.microsoft.com/office/word/2010/wordprocessingDrawing" xmlns:wp="http://schemas.openxmlformats.org/drawingml/2006/wordprocessingDrawing" xmlns:w10="urn:schemas-microsoft-com:office:word" xmlns:w="http://schemas.openxmlformats.org/wordprocessingml/2006/main" xmlns:w14="http://schemas.microsoft.com/office/word/2010/wordml" xmlns:w15="http://schemas.microsoft.com/office/word/2012/wordml" xmlns:w16cex="http://schemas.microsoft.com/office/word/2018/wordml/cex" xmlns:w16cid="http://schemas.microsoft.com/office/word/2016/wordml/cid" xmlns:w16="http://schemas.microsoft.com/office/word/2018/wordml" xmlns:w16du="http://schemas.microsoft.com/office/word/2023/wordml/word16du" xmlns:w16sdtdh="http://schemas.microsoft.com/office/word/2020/wordml/sdtdatahash" xmlns:w16sdtfl="http://schemas.microsoft.com/office/word/2024/wordml/sdtformatlock" xmlns:w16se="http://schemas.microsoft.com/office/word/2015/wordml/symex" xmlns:wpg="http://schemas.microsoft.com/office/word/2010/wordprocessingGroup" xmlns:wpi="http://schemas.microsoft.com/office/word/2010/wordprocessingInk" xmlns:wne="http://schemas.microsoft.com/office/word/2006/wordml" xmlns:wps="http://schemas.microsoft.com/office/word/2010/wordprocessingShape" mc:Ignorable="w14 w15 w16se w16cid w16 w16cex w16sdtdh w16sdtfl w16du wp14">
   <w:p>
     <w:pPr>
       <w:pStyle w:val="Stopka"/>
@@ -491,7 +589,7 @@
 </file>
 
 <file path=word/footnotes.xml><?xml version="1.0" encoding="utf-8"?>
-<w:footnotes xmlns:wpc="http://schemas.microsoft.com/office/word/2010/wordprocessingCanvas" xmlns:cx="http://schemas.microsoft.com/office/drawing/2014/chartex" xmlns:cx1="http://schemas.microsoft.com/office/drawing/2015/9/8/chartex" xmlns:cx2="http://schemas.microsoft.com/office/drawing/2015/10/21/chartex" xmlns:cx3="http://schemas.microsoft.com/office/drawing/2016/5/9/chartex" xmlns:cx4="http://schemas.microsoft.com/office/drawing/2016/5/10/chartex" xmlns:cx5="http://schemas.microsoft.com/office/drawing/2016/5/11/chartex" xmlns:cx6="http://schemas.microsoft.com/office/drawing/2016/5/12/chartex" xmlns:cx7="http://schemas.microsoft.com/office/drawing/2016/5/13/chartex" xmlns:cx8="http://schemas.microsoft.com/office/drawing/2016/5/14/chartex" xmlns:mc="http://schemas.openxmlformats.org/markup-compatibility/2006" xmlns:aink="http://schemas.microsoft.com/office/drawing/2016/ink" xmlns:am3d="http://schemas.microsoft.com/office/drawing/2017/model3d" xmlns:o="urn:schemas-microsoft-com:office:office" xmlns:oel="http://schemas.microsoft.com/office/2019/extlst" xmlns:r="http://schemas.openxmlformats.org/officeDocument/2006/relationships" xmlns:m="http://schemas.openxmlformats.org/officeDocument/2006/math" xmlns:v="urn:schemas-microsoft-com:vml" xmlns:wp14="http://schemas.microsoft.com/office/word/2010/wordprocessingDrawing" xmlns:wp="http://schemas.openxmlformats.org/drawingml/2006/wordprocessingDrawing" xmlns:w10="urn:schemas-microsoft-com:office:word" xmlns:w="http://schemas.openxmlformats.org/wordprocessingml/2006/main" xmlns:w14="http://schemas.microsoft.com/office/word/2010/wordml" xmlns:w15="http://schemas.microsoft.com/office/word/2012/wordml" xmlns:w16cex="http://schemas.microsoft.com/office/word/2018/wordml/cex" xmlns:w16cid="http://schemas.microsoft.com/office/word/2016/wordml/cid" xmlns:w16="http://schemas.microsoft.com/office/word/2018/wordml" xmlns:w16du="http://schemas.microsoft.com/office/word/2023/wordml/word16du" xmlns:w16sdtdh="http://schemas.microsoft.com/office/word/2020/wordml/sdtdatahash" xmlns:w16se="http://schemas.microsoft.com/office/word/2015/wordml/symex" xmlns:wpg="http://schemas.microsoft.com/office/word/2010/wordprocessingGroup" xmlns:wpi="http://schemas.microsoft.com/office/word/2010/wordprocessingInk" xmlns:wne="http://schemas.microsoft.com/office/word/2006/wordml" xmlns:wps="http://schemas.microsoft.com/office/word/2010/wordprocessingShape" mc:Ignorable="w14 w15 w16se w16cid w16 w16cex w16sdtdh wp14">
+<w:footnotes xmlns:wpc="http://schemas.microsoft.com/office/word/2010/wordprocessingCanvas" xmlns:cx="http://schemas.microsoft.com/office/drawing/2014/chartex" xmlns:cx1="http://schemas.microsoft.com/office/drawing/2015/9/8/chartex" xmlns:cx2="http://schemas.microsoft.com/office/drawing/2015/10/21/chartex" xmlns:cx3="http://schemas.microsoft.com/office/drawing/2016/5/9/chartex" xmlns:cx4="http://schemas.microsoft.com/office/drawing/2016/5/10/chartex" xmlns:cx5="http://schemas.microsoft.com/office/drawing/2016/5/11/chartex" xmlns:cx6="http://schemas.microsoft.com/office/drawing/2016/5/12/chartex" xmlns:cx7="http://schemas.microsoft.com/office/drawing/2016/5/13/chartex" xmlns:cx8="http://schemas.microsoft.com/office/drawing/2016/5/14/chartex" xmlns:mc="http://schemas.openxmlformats.org/markup-compatibility/2006" xmlns:aink="http://schemas.microsoft.com/office/drawing/2016/ink" xmlns:am3d="http://schemas.microsoft.com/office/drawing/2017/model3d" xmlns:o="urn:schemas-microsoft-com:office:office" xmlns:oel="http://schemas.microsoft.com/office/2019/extlst" xmlns:r="http://schemas.openxmlformats.org/officeDocument/2006/relationships" xmlns:m="http://schemas.openxmlformats.org/officeDocument/2006/math" xmlns:v="urn:schemas-microsoft-com:vml" xmlns:wp14="http://schemas.microsoft.com/office/word/2010/wordprocessingDrawing" xmlns:wp="http://schemas.openxmlformats.org/drawingml/2006/wordprocessingDrawing" xmlns:w10="urn:schemas-microsoft-com:office:word" xmlns:w="http://schemas.openxmlformats.org/wordprocessingml/2006/main" xmlns:w14="http://schemas.microsoft.com/office/word/2010/wordml" xmlns:w15="http://schemas.microsoft.com/office/word/2012/wordml" xmlns:w16cex="http://schemas.microsoft.com/office/word/2018/wordml/cex" xmlns:w16cid="http://schemas.microsoft.com/office/word/2016/wordml/cid" xmlns:w16="http://schemas.microsoft.com/office/word/2018/wordml" xmlns:w16du="http://schemas.microsoft.com/office/word/2023/wordml/word16du" xmlns:w16sdtdh="http://schemas.microsoft.com/office/word/2020/wordml/sdtdatahash" xmlns:w16sdtfl="http://schemas.microsoft.com/office/word/2024/wordml/sdtformatlock" xmlns:w16se="http://schemas.microsoft.com/office/word/2015/wordml/symex" xmlns:wpg="http://schemas.microsoft.com/office/word/2010/wordprocessingGroup" xmlns:wpi="http://schemas.microsoft.com/office/word/2010/wordprocessingInk" xmlns:wne="http://schemas.microsoft.com/office/word/2006/wordml" xmlns:wps="http://schemas.microsoft.com/office/word/2010/wordprocessingShape" mc:Ignorable="w14 w15 w16se w16cid w16 w16cex w16sdtdh w16sdtfl w16du wp14">
   <w:footnote w:type="separator" w:id="-1">
     <w:p>
       <w:pPr>
@@ -510,51 +608,1646 @@
       <w:r>
         <w:continuationSeparator/>
       </w:r>
+    </w:p>
+  </w:footnote>
+  <w:footnote w:type="continuationNotice" w:id="1">
+    <w:p>
+      <w:pPr>
+        <w:spacing w:after="0" w:line="240" w:lineRule="auto"/>
+      </w:pPr>
     </w:p>
   </w:footnote>
 </w:footnotes>
 </file>
 
 <file path=word/numbering.xml><?xml version="1.0" encoding="utf-8"?>
-<w:numbering xmlns:wpc="http://schemas.microsoft.com/office/word/2010/wordprocessingCanvas" xmlns:cx="http://schemas.microsoft.com/office/drawing/2014/chartex" xmlns:cx1="http://schemas.microsoft.com/office/drawing/2015/9/8/chartex" xmlns:cx2="http://schemas.microsoft.com/office/drawing/2015/10/21/chartex" xmlns:cx3="http://schemas.microsoft.com/office/drawing/2016/5/9/chartex" xmlns:cx4="http://schemas.microsoft.com/office/drawing/2016/5/10/chartex" xmlns:cx5="http://schemas.microsoft.com/office/drawing/2016/5/11/chartex" xmlns:cx6="http://schemas.microsoft.com/office/drawing/2016/5/12/chartex" xmlns:cx7="http://schemas.microsoft.com/office/drawing/2016/5/13/chartex" xmlns:cx8="http://schemas.microsoft.com/office/drawing/2016/5/14/chartex" xmlns:mc="http://schemas.openxmlformats.org/markup-compatibility/2006" xmlns:aink="http://schemas.microsoft.com/office/drawing/2016/ink" xmlns:am3d="http://schemas.microsoft.com/office/drawing/2017/model3d" xmlns:o="urn:schemas-microsoft-com:office:office" xmlns:oel="http://schemas.microsoft.com/office/2019/extlst" xmlns:r="http://schemas.openxmlformats.org/officeDocument/2006/relationships" xmlns:m="http://schemas.openxmlformats.org/officeDocument/2006/math" xmlns:v="urn:schemas-microsoft-com:vml" xmlns:wp14="http://schemas.microsoft.com/office/word/2010/wordprocessingDrawing" xmlns:wp="http://schemas.openxmlformats.org/drawingml/2006/wordprocessingDrawing" xmlns:w10="urn:schemas-microsoft-com:office:word" xmlns:w="http://schemas.openxmlformats.org/wordprocessingml/2006/main" xmlns:w14="http://schemas.microsoft.com/office/word/2010/wordml" xmlns:w15="http://schemas.microsoft.com/office/word/2012/wordml" xmlns:w16cex="http://schemas.microsoft.com/office/word/2018/wordml/cex" xmlns:w16cid="http://schemas.microsoft.com/office/word/2016/wordml/cid" xmlns:w16="http://schemas.microsoft.com/office/word/2018/wordml" xmlns:w16du="http://schemas.microsoft.com/office/word/2023/wordml/word16du" xmlns:w16sdtdh="http://schemas.microsoft.com/office/word/2020/wordml/sdtdatahash" xmlns:w16se="http://schemas.microsoft.com/office/word/2015/wordml/symex" xmlns:wpg="http://schemas.microsoft.com/office/word/2010/wordprocessingGroup" xmlns:wpi="http://schemas.microsoft.com/office/word/2010/wordprocessingInk" xmlns:wne="http://schemas.microsoft.com/office/word/2006/wordml" xmlns:wps="http://schemas.microsoft.com/office/word/2010/wordprocessingShape" mc:Ignorable="w14 w15 w16se w16cid w16 w16cex w16sdtdh wp14">
+<w:numbering xmlns:wpc="http://schemas.microsoft.com/office/word/2010/wordprocessingCanvas" xmlns:cx="http://schemas.microsoft.com/office/drawing/2014/chartex" xmlns:cx1="http://schemas.microsoft.com/office/drawing/2015/9/8/chartex" xmlns:cx2="http://schemas.microsoft.com/office/drawing/2015/10/21/chartex" xmlns:cx3="http://schemas.microsoft.com/office/drawing/2016/5/9/chartex" xmlns:cx4="http://schemas.microsoft.com/office/drawing/2016/5/10/chartex" xmlns:cx5="http://schemas.microsoft.com/office/drawing/2016/5/11/chartex" xmlns:cx6="http://schemas.microsoft.com/office/drawing/2016/5/12/chartex" xmlns:cx7="http://schemas.microsoft.com/office/drawing/2016/5/13/chartex" xmlns:cx8="http://schemas.microsoft.com/office/drawing/2016/5/14/chartex" xmlns:mc="http://schemas.openxmlformats.org/markup-compatibility/2006" xmlns:aink="http://schemas.microsoft.com/office/drawing/2016/ink" xmlns:am3d="http://schemas.microsoft.com/office/drawing/2017/model3d" xmlns:o="urn:schemas-microsoft-com:office:office" xmlns:oel="http://schemas.microsoft.com/office/2019/extlst" xmlns:r="http://schemas.openxmlformats.org/officeDocument/2006/relationships" xmlns:m="http://schemas.openxmlformats.org/officeDocument/2006/math" xmlns:v="urn:schemas-microsoft-com:vml" xmlns:wp14="http://schemas.microsoft.com/office/word/2010/wordprocessingDrawing" xmlns:wp="http://schemas.openxmlformats.org/drawingml/2006/wordprocessingDrawing" xmlns:w10="urn:schemas-microsoft-com:office:word" xmlns:w="http://schemas.openxmlformats.org/wordprocessingml/2006/main" xmlns:w14="http://schemas.microsoft.com/office/word/2010/wordml" xmlns:w15="http://schemas.microsoft.com/office/word/2012/wordml" xmlns:w16cex="http://schemas.microsoft.com/office/word/2018/wordml/cex" xmlns:w16cid="http://schemas.microsoft.com/office/word/2016/wordml/cid" xmlns:w16="http://schemas.microsoft.com/office/word/2018/wordml" xmlns:w16du="http://schemas.microsoft.com/office/word/2023/wordml/word16du" xmlns:w16sdtdh="http://schemas.microsoft.com/office/word/2020/wordml/sdtdatahash" xmlns:w16sdtfl="http://schemas.microsoft.com/office/word/2024/wordml/sdtformatlock" xmlns:w16se="http://schemas.microsoft.com/office/word/2015/wordml/symex" xmlns:wpg="http://schemas.microsoft.com/office/word/2010/wordprocessingGroup" xmlns:wpi="http://schemas.microsoft.com/office/word/2010/wordprocessingInk" xmlns:wne="http://schemas.microsoft.com/office/word/2006/wordml" xmlns:wps="http://schemas.microsoft.com/office/word/2010/wordprocessingShape" mc:Ignorable="w14 w15 w16se w16cid w16 w16cex w16sdtdh w16sdtfl w16du wp14">
   <w:abstractNum w:abstractNumId="0" w15:restartNumberingAfterBreak="0">
-    <w:nsid w:val="2E2E49BF"/>
-    <w:multiLevelType w:val="multilevel"/>
-    <w:tmpl w:val="B07ABD6C"/>
-    <w:lvl w:ilvl="0">
-      <w:start w:val="1"/>
-      <w:numFmt w:val="decimal"/>
-      <w:pStyle w:val="Styl2"/>
-      <w:lvlText w:val="Art. %1."/>
-      <w:lvlJc w:val="right"/>
+    <w:nsid w:val="08A42709"/>
+    <w:multiLevelType w:val="hybridMultilevel"/>
+    <w:tmpl w:val="E2209D80"/>
+    <w:lvl w:ilvl="0" w:tplc="A8880758">
+      <w:start w:val="1"/>
+      <w:numFmt w:val="decimal"/>
+      <w:lvlText w:val="%1)"/>
+      <w:lvlJc w:val="left"/>
+      <w:pPr>
+        <w:ind w:left="1080" w:hanging="360"/>
+      </w:pPr>
+      <w:rPr>
+        <w:rFonts w:hint="default"/>
+      </w:rPr>
+    </w:lvl>
+    <w:lvl w:ilvl="1" w:tplc="04150019" w:tentative="1">
+      <w:start w:val="1"/>
+      <w:numFmt w:val="lowerLetter"/>
+      <w:lvlText w:val="%2."/>
+      <w:lvlJc w:val="left"/>
+      <w:pPr>
+        <w:ind w:left="1800" w:hanging="360"/>
+      </w:pPr>
+    </w:lvl>
+    <w:lvl w:ilvl="2" w:tplc="0415001B" w:tentative="1">
+      <w:start w:val="1"/>
+      <w:numFmt w:val="lowerRoman"/>
+      <w:lvlText w:val="%3."/>
+      <w:lvlJc w:val="right"/>
+      <w:pPr>
+        <w:ind w:left="2520" w:hanging="180"/>
+      </w:pPr>
+    </w:lvl>
+    <w:lvl w:ilvl="3" w:tplc="0415000F" w:tentative="1">
+      <w:start w:val="1"/>
+      <w:numFmt w:val="decimal"/>
+      <w:lvlText w:val="%4."/>
+      <w:lvlJc w:val="left"/>
+      <w:pPr>
+        <w:ind w:left="3240" w:hanging="360"/>
+      </w:pPr>
+    </w:lvl>
+    <w:lvl w:ilvl="4" w:tplc="04150019" w:tentative="1">
+      <w:start w:val="1"/>
+      <w:numFmt w:val="lowerLetter"/>
+      <w:lvlText w:val="%5."/>
+      <w:lvlJc w:val="left"/>
+      <w:pPr>
+        <w:ind w:left="3960" w:hanging="360"/>
+      </w:pPr>
+    </w:lvl>
+    <w:lvl w:ilvl="5" w:tplc="0415001B" w:tentative="1">
+      <w:start w:val="1"/>
+      <w:numFmt w:val="lowerRoman"/>
+      <w:lvlText w:val="%6."/>
+      <w:lvlJc w:val="right"/>
+      <w:pPr>
+        <w:ind w:left="4680" w:hanging="180"/>
+      </w:pPr>
+    </w:lvl>
+    <w:lvl w:ilvl="6" w:tplc="0415000F" w:tentative="1">
+      <w:start w:val="1"/>
+      <w:numFmt w:val="decimal"/>
+      <w:lvlText w:val="%7."/>
+      <w:lvlJc w:val="left"/>
+      <w:pPr>
+        <w:ind w:left="5400" w:hanging="360"/>
+      </w:pPr>
+    </w:lvl>
+    <w:lvl w:ilvl="7" w:tplc="04150019" w:tentative="1">
+      <w:start w:val="1"/>
+      <w:numFmt w:val="lowerLetter"/>
+      <w:lvlText w:val="%8."/>
+      <w:lvlJc w:val="left"/>
+      <w:pPr>
+        <w:ind w:left="6120" w:hanging="360"/>
+      </w:pPr>
+    </w:lvl>
+    <w:lvl w:ilvl="8" w:tplc="0415001B" w:tentative="1">
+      <w:start w:val="1"/>
+      <w:numFmt w:val="lowerRoman"/>
+      <w:lvlText w:val="%9."/>
+      <w:lvlJc w:val="right"/>
+      <w:pPr>
+        <w:ind w:left="6840" w:hanging="180"/>
+      </w:pPr>
+    </w:lvl>
+  </w:abstractNum>
+  <w:abstractNum w:abstractNumId="1" w15:restartNumberingAfterBreak="0">
+    <w:nsid w:val="12A325D2"/>
+    <w:multiLevelType w:val="hybridMultilevel"/>
+    <w:tmpl w:val="2384FC22"/>
+    <w:lvl w:ilvl="0" w:tplc="04150017">
+      <w:start w:val="1"/>
+      <w:numFmt w:val="lowerLetter"/>
+      <w:lvlText w:val="%1)"/>
+      <w:lvlJc w:val="left"/>
+      <w:pPr>
+        <w:ind w:left="2880" w:hanging="360"/>
+      </w:pPr>
+    </w:lvl>
+    <w:lvl w:ilvl="1" w:tplc="04150019" w:tentative="1">
+      <w:start w:val="1"/>
+      <w:numFmt w:val="lowerLetter"/>
+      <w:lvlText w:val="%2."/>
+      <w:lvlJc w:val="left"/>
+      <w:pPr>
+        <w:ind w:left="3600" w:hanging="360"/>
+      </w:pPr>
+    </w:lvl>
+    <w:lvl w:ilvl="2" w:tplc="0415001B" w:tentative="1">
+      <w:start w:val="1"/>
+      <w:numFmt w:val="lowerRoman"/>
+      <w:lvlText w:val="%3."/>
+      <w:lvlJc w:val="right"/>
+      <w:pPr>
+        <w:ind w:left="4320" w:hanging="180"/>
+      </w:pPr>
+    </w:lvl>
+    <w:lvl w:ilvl="3" w:tplc="0415000F" w:tentative="1">
+      <w:start w:val="1"/>
+      <w:numFmt w:val="decimal"/>
+      <w:lvlText w:val="%4."/>
+      <w:lvlJc w:val="left"/>
+      <w:pPr>
+        <w:ind w:left="5040" w:hanging="360"/>
+      </w:pPr>
+    </w:lvl>
+    <w:lvl w:ilvl="4" w:tplc="04150019" w:tentative="1">
+      <w:start w:val="1"/>
+      <w:numFmt w:val="lowerLetter"/>
+      <w:lvlText w:val="%5."/>
+      <w:lvlJc w:val="left"/>
+      <w:pPr>
+        <w:ind w:left="5760" w:hanging="360"/>
+      </w:pPr>
+    </w:lvl>
+    <w:lvl w:ilvl="5" w:tplc="0415001B" w:tentative="1">
+      <w:start w:val="1"/>
+      <w:numFmt w:val="lowerRoman"/>
+      <w:lvlText w:val="%6."/>
+      <w:lvlJc w:val="right"/>
+      <w:pPr>
+        <w:ind w:left="6480" w:hanging="180"/>
+      </w:pPr>
+    </w:lvl>
+    <w:lvl w:ilvl="6" w:tplc="0415000F" w:tentative="1">
+      <w:start w:val="1"/>
+      <w:numFmt w:val="decimal"/>
+      <w:lvlText w:val="%7."/>
+      <w:lvlJc w:val="left"/>
+      <w:pPr>
+        <w:ind w:left="7200" w:hanging="360"/>
+      </w:pPr>
+    </w:lvl>
+    <w:lvl w:ilvl="7" w:tplc="04150019" w:tentative="1">
+      <w:start w:val="1"/>
+      <w:numFmt w:val="lowerLetter"/>
+      <w:lvlText w:val="%8."/>
+      <w:lvlJc w:val="left"/>
+      <w:pPr>
+        <w:ind w:left="7920" w:hanging="360"/>
+      </w:pPr>
+    </w:lvl>
+    <w:lvl w:ilvl="8" w:tplc="0415001B" w:tentative="1">
+      <w:start w:val="1"/>
+      <w:numFmt w:val="lowerRoman"/>
+      <w:lvlText w:val="%9."/>
+      <w:lvlJc w:val="right"/>
+      <w:pPr>
+        <w:ind w:left="8640" w:hanging="180"/>
+      </w:pPr>
+    </w:lvl>
+  </w:abstractNum>
+  <w:abstractNum w:abstractNumId="2" w15:restartNumberingAfterBreak="0">
+    <w:nsid w:val="12BE4546"/>
+    <w:multiLevelType w:val="hybridMultilevel"/>
+    <w:tmpl w:val="1DD82FF4"/>
+    <w:lvl w:ilvl="0" w:tplc="04150011">
+      <w:start w:val="1"/>
+      <w:numFmt w:val="decimal"/>
+      <w:lvlText w:val="%1)"/>
+      <w:lvlJc w:val="left"/>
       <w:pPr>
         <w:ind w:left="720" w:hanging="360"/>
       </w:pPr>
+    </w:lvl>
+    <w:lvl w:ilvl="1" w:tplc="04150019" w:tentative="1">
+      <w:start w:val="1"/>
+      <w:numFmt w:val="lowerLetter"/>
+      <w:lvlText w:val="%2."/>
+      <w:lvlJc w:val="left"/>
+      <w:pPr>
+        <w:ind w:left="1440" w:hanging="360"/>
+      </w:pPr>
+    </w:lvl>
+    <w:lvl w:ilvl="2" w:tplc="0415001B" w:tentative="1">
+      <w:start w:val="1"/>
+      <w:numFmt w:val="lowerRoman"/>
+      <w:lvlText w:val="%3."/>
+      <w:lvlJc w:val="right"/>
+      <w:pPr>
+        <w:ind w:left="2160" w:hanging="180"/>
+      </w:pPr>
+    </w:lvl>
+    <w:lvl w:ilvl="3" w:tplc="0415000F" w:tentative="1">
+      <w:start w:val="1"/>
+      <w:numFmt w:val="decimal"/>
+      <w:lvlText w:val="%4."/>
+      <w:lvlJc w:val="left"/>
+      <w:pPr>
+        <w:ind w:left="2880" w:hanging="360"/>
+      </w:pPr>
+    </w:lvl>
+    <w:lvl w:ilvl="4" w:tplc="04150019" w:tentative="1">
+      <w:start w:val="1"/>
+      <w:numFmt w:val="lowerLetter"/>
+      <w:lvlText w:val="%5."/>
+      <w:lvlJc w:val="left"/>
+      <w:pPr>
+        <w:ind w:left="3600" w:hanging="360"/>
+      </w:pPr>
+    </w:lvl>
+    <w:lvl w:ilvl="5" w:tplc="0415001B" w:tentative="1">
+      <w:start w:val="1"/>
+      <w:numFmt w:val="lowerRoman"/>
+      <w:lvlText w:val="%6."/>
+      <w:lvlJc w:val="right"/>
+      <w:pPr>
+        <w:ind w:left="4320" w:hanging="180"/>
+      </w:pPr>
+    </w:lvl>
+    <w:lvl w:ilvl="6" w:tplc="0415000F" w:tentative="1">
+      <w:start w:val="1"/>
+      <w:numFmt w:val="decimal"/>
+      <w:lvlText w:val="%7."/>
+      <w:lvlJc w:val="left"/>
+      <w:pPr>
+        <w:ind w:left="5040" w:hanging="360"/>
+      </w:pPr>
+    </w:lvl>
+    <w:lvl w:ilvl="7" w:tplc="04150019" w:tentative="1">
+      <w:start w:val="1"/>
+      <w:numFmt w:val="lowerLetter"/>
+      <w:lvlText w:val="%8."/>
+      <w:lvlJc w:val="left"/>
+      <w:pPr>
+        <w:ind w:left="5760" w:hanging="360"/>
+      </w:pPr>
+    </w:lvl>
+    <w:lvl w:ilvl="8" w:tplc="0415001B" w:tentative="1">
+      <w:start w:val="1"/>
+      <w:numFmt w:val="lowerRoman"/>
+      <w:lvlText w:val="%9."/>
+      <w:lvlJc w:val="right"/>
+      <w:pPr>
+        <w:ind w:left="6480" w:hanging="180"/>
+      </w:pPr>
+    </w:lvl>
+  </w:abstractNum>
+  <w:abstractNum w:abstractNumId="3" w15:restartNumberingAfterBreak="0">
+    <w:nsid w:val="16C117FA"/>
+    <w:multiLevelType w:val="hybridMultilevel"/>
+    <w:tmpl w:val="2DE2ADD0"/>
+    <w:lvl w:ilvl="0" w:tplc="04150011">
+      <w:start w:val="1"/>
+      <w:numFmt w:val="decimal"/>
+      <w:lvlText w:val="%1)"/>
+      <w:lvlJc w:val="left"/>
+      <w:pPr>
+        <w:ind w:left="1080" w:hanging="360"/>
+      </w:pPr>
       <w:rPr>
-        <w:rFonts w:ascii="Times New Roman" w:hAnsi="Times New Roman" w:hint="default"/>
-        <w:b/>
+        <w:rFonts w:hint="default"/>
+      </w:rPr>
+    </w:lvl>
+    <w:lvl w:ilvl="1" w:tplc="4510EA1E">
+      <w:start w:val="1"/>
+      <w:numFmt w:val="lowerLetter"/>
+      <w:lvlText w:val="%2."/>
+      <w:lvlJc w:val="left"/>
+      <w:pPr>
+        <w:ind w:left="1800" w:hanging="360"/>
+      </w:pPr>
+    </w:lvl>
+    <w:lvl w:ilvl="2" w:tplc="2A7062D4">
+      <w:start w:val="1"/>
+      <w:numFmt w:val="lowerRoman"/>
+      <w:lvlText w:val="%3."/>
+      <w:lvlJc w:val="right"/>
+      <w:pPr>
+        <w:ind w:left="2520" w:hanging="180"/>
+      </w:pPr>
+    </w:lvl>
+    <w:lvl w:ilvl="3" w:tplc="BE9604B8">
+      <w:start w:val="1"/>
+      <w:numFmt w:val="decimal"/>
+      <w:lvlText w:val="%4."/>
+      <w:lvlJc w:val="left"/>
+      <w:pPr>
+        <w:ind w:left="3240" w:hanging="360"/>
+      </w:pPr>
+    </w:lvl>
+    <w:lvl w:ilvl="4" w:tplc="5B6A8586">
+      <w:start w:val="1"/>
+      <w:numFmt w:val="lowerLetter"/>
+      <w:lvlText w:val="%5."/>
+      <w:lvlJc w:val="left"/>
+      <w:pPr>
+        <w:ind w:left="3960" w:hanging="360"/>
+      </w:pPr>
+    </w:lvl>
+    <w:lvl w:ilvl="5" w:tplc="E7FC6EA2">
+      <w:start w:val="1"/>
+      <w:numFmt w:val="lowerRoman"/>
+      <w:lvlText w:val="%6."/>
+      <w:lvlJc w:val="right"/>
+      <w:pPr>
+        <w:ind w:left="4680" w:hanging="180"/>
+      </w:pPr>
+    </w:lvl>
+    <w:lvl w:ilvl="6" w:tplc="DE6201FC">
+      <w:start w:val="1"/>
+      <w:numFmt w:val="decimal"/>
+      <w:lvlText w:val="%7."/>
+      <w:lvlJc w:val="left"/>
+      <w:pPr>
+        <w:ind w:left="5400" w:hanging="360"/>
+      </w:pPr>
+    </w:lvl>
+    <w:lvl w:ilvl="7" w:tplc="9348CB64">
+      <w:start w:val="1"/>
+      <w:numFmt w:val="lowerLetter"/>
+      <w:lvlText w:val="%8."/>
+      <w:lvlJc w:val="left"/>
+      <w:pPr>
+        <w:ind w:left="6120" w:hanging="360"/>
+      </w:pPr>
+    </w:lvl>
+    <w:lvl w:ilvl="8" w:tplc="5DA4F3D2">
+      <w:start w:val="1"/>
+      <w:numFmt w:val="lowerRoman"/>
+      <w:lvlText w:val="%9."/>
+      <w:lvlJc w:val="right"/>
+      <w:pPr>
+        <w:ind w:left="6840" w:hanging="180"/>
+      </w:pPr>
+    </w:lvl>
+  </w:abstractNum>
+  <w:abstractNum w:abstractNumId="4" w15:restartNumberingAfterBreak="0">
+    <w:nsid w:val="2791237D"/>
+    <w:multiLevelType w:val="hybridMultilevel"/>
+    <w:tmpl w:val="6204C054"/>
+    <w:lvl w:ilvl="0" w:tplc="04150011">
+      <w:start w:val="1"/>
+      <w:numFmt w:val="decimal"/>
+      <w:lvlText w:val="%1)"/>
+      <w:lvlJc w:val="left"/>
+      <w:pPr>
+        <w:ind w:left="644" w:hanging="360"/>
+      </w:pPr>
+    </w:lvl>
+    <w:lvl w:ilvl="1" w:tplc="04150019" w:tentative="1">
+      <w:start w:val="1"/>
+      <w:numFmt w:val="lowerLetter"/>
+      <w:lvlText w:val="%2."/>
+      <w:lvlJc w:val="left"/>
+      <w:pPr>
+        <w:ind w:left="1364" w:hanging="360"/>
+      </w:pPr>
+    </w:lvl>
+    <w:lvl w:ilvl="2" w:tplc="0415001B" w:tentative="1">
+      <w:start w:val="1"/>
+      <w:numFmt w:val="lowerRoman"/>
+      <w:lvlText w:val="%3."/>
+      <w:lvlJc w:val="right"/>
+      <w:pPr>
+        <w:ind w:left="2084" w:hanging="180"/>
+      </w:pPr>
+    </w:lvl>
+    <w:lvl w:ilvl="3" w:tplc="0415000F" w:tentative="1">
+      <w:start w:val="1"/>
+      <w:numFmt w:val="decimal"/>
+      <w:lvlText w:val="%4."/>
+      <w:lvlJc w:val="left"/>
+      <w:pPr>
+        <w:ind w:left="2804" w:hanging="360"/>
+      </w:pPr>
+    </w:lvl>
+    <w:lvl w:ilvl="4" w:tplc="04150019" w:tentative="1">
+      <w:start w:val="1"/>
+      <w:numFmt w:val="lowerLetter"/>
+      <w:lvlText w:val="%5."/>
+      <w:lvlJc w:val="left"/>
+      <w:pPr>
+        <w:ind w:left="3524" w:hanging="360"/>
+      </w:pPr>
+    </w:lvl>
+    <w:lvl w:ilvl="5" w:tplc="0415001B" w:tentative="1">
+      <w:start w:val="1"/>
+      <w:numFmt w:val="lowerRoman"/>
+      <w:lvlText w:val="%6."/>
+      <w:lvlJc w:val="right"/>
+      <w:pPr>
+        <w:ind w:left="4244" w:hanging="180"/>
+      </w:pPr>
+    </w:lvl>
+    <w:lvl w:ilvl="6" w:tplc="0415000F" w:tentative="1">
+      <w:start w:val="1"/>
+      <w:numFmt w:val="decimal"/>
+      <w:lvlText w:val="%7."/>
+      <w:lvlJc w:val="left"/>
+      <w:pPr>
+        <w:ind w:left="4964" w:hanging="360"/>
+      </w:pPr>
+    </w:lvl>
+    <w:lvl w:ilvl="7" w:tplc="04150019" w:tentative="1">
+      <w:start w:val="1"/>
+      <w:numFmt w:val="lowerLetter"/>
+      <w:lvlText w:val="%8."/>
+      <w:lvlJc w:val="left"/>
+      <w:pPr>
+        <w:ind w:left="5684" w:hanging="360"/>
+      </w:pPr>
+    </w:lvl>
+    <w:lvl w:ilvl="8" w:tplc="0415001B" w:tentative="1">
+      <w:start w:val="1"/>
+      <w:numFmt w:val="lowerRoman"/>
+      <w:lvlText w:val="%9."/>
+      <w:lvlJc w:val="right"/>
+      <w:pPr>
+        <w:ind w:left="6404" w:hanging="180"/>
+      </w:pPr>
+    </w:lvl>
+  </w:abstractNum>
+  <w:abstractNum w:abstractNumId="5" w15:restartNumberingAfterBreak="0">
+    <w:nsid w:val="28E04366"/>
+    <w:multiLevelType w:val="hybridMultilevel"/>
+    <w:tmpl w:val="E1E4A060"/>
+    <w:lvl w:ilvl="0" w:tplc="04150011">
+      <w:start w:val="1"/>
+      <w:numFmt w:val="decimal"/>
+      <w:lvlText w:val="%1)"/>
+      <w:lvlJc w:val="left"/>
+      <w:pPr>
+        <w:ind w:left="720" w:hanging="360"/>
+      </w:pPr>
+      <w:rPr>
+        <w:rFonts w:hint="default"/>
+      </w:rPr>
+    </w:lvl>
+    <w:lvl w:ilvl="1" w:tplc="04150019" w:tentative="1">
+      <w:start w:val="1"/>
+      <w:numFmt w:val="lowerLetter"/>
+      <w:lvlText w:val="%2."/>
+      <w:lvlJc w:val="left"/>
+      <w:pPr>
+        <w:ind w:left="1440" w:hanging="360"/>
+      </w:pPr>
+    </w:lvl>
+    <w:lvl w:ilvl="2" w:tplc="0415001B" w:tentative="1">
+      <w:start w:val="1"/>
+      <w:numFmt w:val="lowerRoman"/>
+      <w:lvlText w:val="%3."/>
+      <w:lvlJc w:val="right"/>
+      <w:pPr>
+        <w:ind w:left="2160" w:hanging="180"/>
+      </w:pPr>
+    </w:lvl>
+    <w:lvl w:ilvl="3" w:tplc="0415000F" w:tentative="1">
+      <w:start w:val="1"/>
+      <w:numFmt w:val="decimal"/>
+      <w:lvlText w:val="%4."/>
+      <w:lvlJc w:val="left"/>
+      <w:pPr>
+        <w:ind w:left="2880" w:hanging="360"/>
+      </w:pPr>
+    </w:lvl>
+    <w:lvl w:ilvl="4" w:tplc="04150019" w:tentative="1">
+      <w:start w:val="1"/>
+      <w:numFmt w:val="lowerLetter"/>
+      <w:lvlText w:val="%5."/>
+      <w:lvlJc w:val="left"/>
+      <w:pPr>
+        <w:ind w:left="3600" w:hanging="360"/>
+      </w:pPr>
+    </w:lvl>
+    <w:lvl w:ilvl="5" w:tplc="0415001B" w:tentative="1">
+      <w:start w:val="1"/>
+      <w:numFmt w:val="lowerRoman"/>
+      <w:lvlText w:val="%6."/>
+      <w:lvlJc w:val="right"/>
+      <w:pPr>
+        <w:ind w:left="4320" w:hanging="180"/>
+      </w:pPr>
+    </w:lvl>
+    <w:lvl w:ilvl="6" w:tplc="0415000F" w:tentative="1">
+      <w:start w:val="1"/>
+      <w:numFmt w:val="decimal"/>
+      <w:lvlText w:val="%7."/>
+      <w:lvlJc w:val="left"/>
+      <w:pPr>
+        <w:ind w:left="5040" w:hanging="360"/>
+      </w:pPr>
+    </w:lvl>
+    <w:lvl w:ilvl="7" w:tplc="04150019" w:tentative="1">
+      <w:start w:val="1"/>
+      <w:numFmt w:val="lowerLetter"/>
+      <w:lvlText w:val="%8."/>
+      <w:lvlJc w:val="left"/>
+      <w:pPr>
+        <w:ind w:left="5760" w:hanging="360"/>
+      </w:pPr>
+    </w:lvl>
+    <w:lvl w:ilvl="8" w:tplc="0415001B" w:tentative="1">
+      <w:start w:val="1"/>
+      <w:numFmt w:val="lowerRoman"/>
+      <w:lvlText w:val="%9."/>
+      <w:lvlJc w:val="right"/>
+      <w:pPr>
+        <w:ind w:left="6480" w:hanging="180"/>
+      </w:pPr>
+    </w:lvl>
+  </w:abstractNum>
+  <w:abstractNum w:abstractNumId="6" w15:restartNumberingAfterBreak="0">
+    <w:nsid w:val="2CC70ED6"/>
+    <w:multiLevelType w:val="hybridMultilevel"/>
+    <w:tmpl w:val="FC4EDA4A"/>
+    <w:lvl w:ilvl="0" w:tplc="2716E866">
+      <w:start w:val="1"/>
+      <w:numFmt w:val="decimal"/>
+      <w:lvlText w:val="%1."/>
+      <w:lvlJc w:val="left"/>
+      <w:pPr>
+        <w:ind w:left="720" w:hanging="360"/>
+      </w:pPr>
+      <w:rPr>
+        <w:rFonts w:hint="default"/>
+      </w:rPr>
+    </w:lvl>
+    <w:lvl w:ilvl="1" w:tplc="43989064">
+      <w:start w:val="1"/>
+      <w:numFmt w:val="lowerLetter"/>
+      <w:lvlText w:val="%2."/>
+      <w:lvlJc w:val="left"/>
+      <w:pPr>
+        <w:ind w:left="1440" w:hanging="360"/>
+      </w:pPr>
+    </w:lvl>
+    <w:lvl w:ilvl="2" w:tplc="E110E374">
+      <w:start w:val="1"/>
+      <w:numFmt w:val="lowerRoman"/>
+      <w:lvlText w:val="%3."/>
+      <w:lvlJc w:val="right"/>
+      <w:pPr>
+        <w:ind w:left="2160" w:hanging="180"/>
+      </w:pPr>
+    </w:lvl>
+    <w:lvl w:ilvl="3" w:tplc="8D0ED1AC">
+      <w:start w:val="1"/>
+      <w:numFmt w:val="decimal"/>
+      <w:lvlText w:val="%4."/>
+      <w:lvlJc w:val="left"/>
+      <w:pPr>
+        <w:ind w:left="2880" w:hanging="360"/>
+      </w:pPr>
+    </w:lvl>
+    <w:lvl w:ilvl="4" w:tplc="4BE4E7FE">
+      <w:start w:val="1"/>
+      <w:numFmt w:val="lowerLetter"/>
+      <w:lvlText w:val="%5."/>
+      <w:lvlJc w:val="left"/>
+      <w:pPr>
+        <w:ind w:left="3600" w:hanging="360"/>
+      </w:pPr>
+    </w:lvl>
+    <w:lvl w:ilvl="5" w:tplc="B14E8BFA">
+      <w:start w:val="1"/>
+      <w:numFmt w:val="lowerRoman"/>
+      <w:lvlText w:val="%6."/>
+      <w:lvlJc w:val="right"/>
+      <w:pPr>
+        <w:ind w:left="4320" w:hanging="180"/>
+      </w:pPr>
+    </w:lvl>
+    <w:lvl w:ilvl="6" w:tplc="7E44576C">
+      <w:start w:val="1"/>
+      <w:numFmt w:val="decimal"/>
+      <w:lvlText w:val="%7."/>
+      <w:lvlJc w:val="left"/>
+      <w:pPr>
+        <w:ind w:left="5040" w:hanging="360"/>
+      </w:pPr>
+    </w:lvl>
+    <w:lvl w:ilvl="7" w:tplc="3CD2D644">
+      <w:start w:val="1"/>
+      <w:numFmt w:val="lowerLetter"/>
+      <w:lvlText w:val="%8."/>
+      <w:lvlJc w:val="left"/>
+      <w:pPr>
+        <w:ind w:left="5760" w:hanging="360"/>
+      </w:pPr>
+    </w:lvl>
+    <w:lvl w:ilvl="8" w:tplc="AC3AA542">
+      <w:start w:val="1"/>
+      <w:numFmt w:val="lowerRoman"/>
+      <w:lvlText w:val="%9."/>
+      <w:lvlJc w:val="right"/>
+      <w:pPr>
+        <w:ind w:left="6480" w:hanging="180"/>
+      </w:pPr>
+    </w:lvl>
+  </w:abstractNum>
+  <w:abstractNum w:abstractNumId="7" w15:restartNumberingAfterBreak="0">
+    <w:nsid w:val="2D166EFA"/>
+    <w:multiLevelType w:val="hybridMultilevel"/>
+    <w:tmpl w:val="F20C4B70"/>
+    <w:lvl w:ilvl="0" w:tplc="04150011">
+      <w:start w:val="1"/>
+      <w:numFmt w:val="decimal"/>
+      <w:lvlText w:val="%1)"/>
+      <w:lvlJc w:val="left"/>
+      <w:pPr>
+        <w:ind w:left="1080" w:hanging="360"/>
+      </w:pPr>
+      <w:rPr>
+        <w:rFonts w:hint="default"/>
+      </w:rPr>
+    </w:lvl>
+    <w:lvl w:ilvl="1" w:tplc="BC1E5070">
+      <w:start w:val="1"/>
+      <w:numFmt w:val="lowerLetter"/>
+      <w:lvlText w:val="%2."/>
+      <w:lvlJc w:val="left"/>
+      <w:pPr>
+        <w:ind w:left="1800" w:hanging="360"/>
+      </w:pPr>
+    </w:lvl>
+    <w:lvl w:ilvl="2" w:tplc="6EE82C3E">
+      <w:start w:val="1"/>
+      <w:numFmt w:val="lowerRoman"/>
+      <w:lvlText w:val="%3."/>
+      <w:lvlJc w:val="right"/>
+      <w:pPr>
+        <w:ind w:left="2520" w:hanging="180"/>
+      </w:pPr>
+    </w:lvl>
+    <w:lvl w:ilvl="3" w:tplc="8D92826C">
+      <w:start w:val="1"/>
+      <w:numFmt w:val="decimal"/>
+      <w:lvlText w:val="%4."/>
+      <w:lvlJc w:val="left"/>
+      <w:pPr>
+        <w:ind w:left="3240" w:hanging="360"/>
+      </w:pPr>
+    </w:lvl>
+    <w:lvl w:ilvl="4" w:tplc="0C7E92AC">
+      <w:start w:val="1"/>
+      <w:numFmt w:val="lowerLetter"/>
+      <w:lvlText w:val="%5."/>
+      <w:lvlJc w:val="left"/>
+      <w:pPr>
+        <w:ind w:left="3960" w:hanging="360"/>
+      </w:pPr>
+    </w:lvl>
+    <w:lvl w:ilvl="5" w:tplc="3B663ECC">
+      <w:start w:val="1"/>
+      <w:numFmt w:val="lowerRoman"/>
+      <w:lvlText w:val="%6."/>
+      <w:lvlJc w:val="right"/>
+      <w:pPr>
+        <w:ind w:left="4680" w:hanging="180"/>
+      </w:pPr>
+    </w:lvl>
+    <w:lvl w:ilvl="6" w:tplc="A9EAFEAA">
+      <w:start w:val="1"/>
+      <w:numFmt w:val="decimal"/>
+      <w:lvlText w:val="%7."/>
+      <w:lvlJc w:val="left"/>
+      <w:pPr>
+        <w:ind w:left="5400" w:hanging="360"/>
+      </w:pPr>
+    </w:lvl>
+    <w:lvl w:ilvl="7" w:tplc="877042FA">
+      <w:start w:val="1"/>
+      <w:numFmt w:val="lowerLetter"/>
+      <w:lvlText w:val="%8."/>
+      <w:lvlJc w:val="left"/>
+      <w:pPr>
+        <w:ind w:left="6120" w:hanging="360"/>
+      </w:pPr>
+    </w:lvl>
+    <w:lvl w:ilvl="8" w:tplc="E0DAB634">
+      <w:start w:val="1"/>
+      <w:numFmt w:val="lowerRoman"/>
+      <w:lvlText w:val="%9."/>
+      <w:lvlJc w:val="right"/>
+      <w:pPr>
+        <w:ind w:left="6840" w:hanging="180"/>
+      </w:pPr>
+    </w:lvl>
+  </w:abstractNum>
+  <w:abstractNum w:abstractNumId="8" w15:restartNumberingAfterBreak="0">
+    <w:nsid w:val="2DB40B93"/>
+    <w:multiLevelType w:val="hybridMultilevel"/>
+    <w:tmpl w:val="A5D8E290"/>
+    <w:lvl w:ilvl="0" w:tplc="4314DFAE">
+      <w:start w:val="1"/>
+      <w:numFmt w:val="decimal"/>
+      <w:lvlText w:val="%1."/>
+      <w:lvlJc w:val="left"/>
+      <w:pPr>
+        <w:ind w:left="720" w:hanging="360"/>
+      </w:pPr>
+      <w:rPr>
+        <w:rFonts w:hint="default"/>
         <w:i w:val="0"/>
       </w:rPr>
     </w:lvl>
+    <w:lvl w:ilvl="1" w:tplc="04150019" w:tentative="1">
+      <w:start w:val="1"/>
+      <w:numFmt w:val="lowerLetter"/>
+      <w:lvlText w:val="%2."/>
+      <w:lvlJc w:val="left"/>
+      <w:pPr>
+        <w:ind w:left="1440" w:hanging="360"/>
+      </w:pPr>
+    </w:lvl>
+    <w:lvl w:ilvl="2" w:tplc="0415001B" w:tentative="1">
+      <w:start w:val="1"/>
+      <w:numFmt w:val="lowerRoman"/>
+      <w:lvlText w:val="%3."/>
+      <w:lvlJc w:val="right"/>
+      <w:pPr>
+        <w:ind w:left="2160" w:hanging="180"/>
+      </w:pPr>
+    </w:lvl>
+    <w:lvl w:ilvl="3" w:tplc="0415000F" w:tentative="1">
+      <w:start w:val="1"/>
+      <w:numFmt w:val="decimal"/>
+      <w:lvlText w:val="%4."/>
+      <w:lvlJc w:val="left"/>
+      <w:pPr>
+        <w:ind w:left="2880" w:hanging="360"/>
+      </w:pPr>
+    </w:lvl>
+    <w:lvl w:ilvl="4" w:tplc="04150019" w:tentative="1">
+      <w:start w:val="1"/>
+      <w:numFmt w:val="lowerLetter"/>
+      <w:lvlText w:val="%5."/>
+      <w:lvlJc w:val="left"/>
+      <w:pPr>
+        <w:ind w:left="3600" w:hanging="360"/>
+      </w:pPr>
+    </w:lvl>
+    <w:lvl w:ilvl="5" w:tplc="0415001B" w:tentative="1">
+      <w:start w:val="1"/>
+      <w:numFmt w:val="lowerRoman"/>
+      <w:lvlText w:val="%6."/>
+      <w:lvlJc w:val="right"/>
+      <w:pPr>
+        <w:ind w:left="4320" w:hanging="180"/>
+      </w:pPr>
+    </w:lvl>
+    <w:lvl w:ilvl="6" w:tplc="0415000F" w:tentative="1">
+      <w:start w:val="1"/>
+      <w:numFmt w:val="decimal"/>
+      <w:lvlText w:val="%7."/>
+      <w:lvlJc w:val="left"/>
+      <w:pPr>
+        <w:ind w:left="5040" w:hanging="360"/>
+      </w:pPr>
+    </w:lvl>
+    <w:lvl w:ilvl="7" w:tplc="04150019" w:tentative="1">
+      <w:start w:val="1"/>
+      <w:numFmt w:val="lowerLetter"/>
+      <w:lvlText w:val="%8."/>
+      <w:lvlJc w:val="left"/>
+      <w:pPr>
+        <w:ind w:left="5760" w:hanging="360"/>
+      </w:pPr>
+    </w:lvl>
+    <w:lvl w:ilvl="8" w:tplc="0415001B" w:tentative="1">
+      <w:start w:val="1"/>
+      <w:numFmt w:val="lowerRoman"/>
+      <w:lvlText w:val="%9."/>
+      <w:lvlJc w:val="right"/>
+      <w:pPr>
+        <w:ind w:left="6480" w:hanging="180"/>
+      </w:pPr>
+    </w:lvl>
+  </w:abstractNum>
+  <w:abstractNum w:abstractNumId="9" w15:restartNumberingAfterBreak="0">
+    <w:nsid w:val="30346CDD"/>
+    <w:multiLevelType w:val="hybridMultilevel"/>
+    <w:tmpl w:val="6352CDD2"/>
+    <w:lvl w:ilvl="0" w:tplc="A30C6DB8">
+      <w:start w:val="1"/>
+      <w:numFmt w:val="decimal"/>
+      <w:lvlText w:val="%1."/>
+      <w:lvlJc w:val="left"/>
+      <w:pPr>
+        <w:ind w:left="720" w:hanging="360"/>
+      </w:pPr>
+      <w:rPr>
+        <w:rFonts w:hint="default"/>
+      </w:rPr>
+    </w:lvl>
+    <w:lvl w:ilvl="1" w:tplc="AF4C9B2E">
+      <w:start w:val="1"/>
+      <w:numFmt w:val="lowerLetter"/>
+      <w:lvlText w:val="%2."/>
+      <w:lvlJc w:val="left"/>
+      <w:pPr>
+        <w:ind w:left="1440" w:hanging="360"/>
+      </w:pPr>
+    </w:lvl>
+    <w:lvl w:ilvl="2" w:tplc="D6FC0ABE">
+      <w:start w:val="1"/>
+      <w:numFmt w:val="lowerRoman"/>
+      <w:lvlText w:val="%3."/>
+      <w:lvlJc w:val="right"/>
+      <w:pPr>
+        <w:ind w:left="2160" w:hanging="180"/>
+      </w:pPr>
+    </w:lvl>
+    <w:lvl w:ilvl="3" w:tplc="8F449590">
+      <w:start w:val="1"/>
+      <w:numFmt w:val="decimal"/>
+      <w:lvlText w:val="%4."/>
+      <w:lvlJc w:val="left"/>
+      <w:pPr>
+        <w:ind w:left="2880" w:hanging="360"/>
+      </w:pPr>
+    </w:lvl>
+    <w:lvl w:ilvl="4" w:tplc="5AC847E4">
+      <w:start w:val="1"/>
+      <w:numFmt w:val="lowerLetter"/>
+      <w:lvlText w:val="%5."/>
+      <w:lvlJc w:val="left"/>
+      <w:pPr>
+        <w:ind w:left="3600" w:hanging="360"/>
+      </w:pPr>
+    </w:lvl>
+    <w:lvl w:ilvl="5" w:tplc="63E6D3CC">
+      <w:start w:val="1"/>
+      <w:numFmt w:val="lowerRoman"/>
+      <w:lvlText w:val="%6."/>
+      <w:lvlJc w:val="right"/>
+      <w:pPr>
+        <w:ind w:left="4320" w:hanging="180"/>
+      </w:pPr>
+    </w:lvl>
+    <w:lvl w:ilvl="6" w:tplc="F7229194">
+      <w:start w:val="1"/>
+      <w:numFmt w:val="decimal"/>
+      <w:lvlText w:val="%7."/>
+      <w:lvlJc w:val="left"/>
+      <w:pPr>
+        <w:ind w:left="5040" w:hanging="360"/>
+      </w:pPr>
+    </w:lvl>
+    <w:lvl w:ilvl="7" w:tplc="455ADBFC">
+      <w:start w:val="1"/>
+      <w:numFmt w:val="lowerLetter"/>
+      <w:lvlText w:val="%8."/>
+      <w:lvlJc w:val="left"/>
+      <w:pPr>
+        <w:ind w:left="5760" w:hanging="360"/>
+      </w:pPr>
+    </w:lvl>
+    <w:lvl w:ilvl="8" w:tplc="EED644AC">
+      <w:start w:val="1"/>
+      <w:numFmt w:val="lowerRoman"/>
+      <w:lvlText w:val="%9."/>
+      <w:lvlJc w:val="right"/>
+      <w:pPr>
+        <w:ind w:left="6480" w:hanging="180"/>
+      </w:pPr>
+    </w:lvl>
+  </w:abstractNum>
+  <w:abstractNum w:abstractNumId="10" w15:restartNumberingAfterBreak="0">
+    <w:nsid w:val="3277404A"/>
+    <w:multiLevelType w:val="hybridMultilevel"/>
+    <w:tmpl w:val="2CCAA94C"/>
+    <w:lvl w:ilvl="0" w:tplc="04150011">
+      <w:start w:val="1"/>
+      <w:numFmt w:val="decimal"/>
+      <w:lvlText w:val="%1)"/>
+      <w:lvlJc w:val="left"/>
+      <w:pPr>
+        <w:ind w:left="720" w:hanging="360"/>
+      </w:pPr>
+      <w:rPr>
+        <w:rFonts w:hint="default"/>
+      </w:rPr>
+    </w:lvl>
+    <w:lvl w:ilvl="1" w:tplc="04150019" w:tentative="1">
+      <w:start w:val="1"/>
+      <w:numFmt w:val="lowerLetter"/>
+      <w:lvlText w:val="%2."/>
+      <w:lvlJc w:val="left"/>
+      <w:pPr>
+        <w:ind w:left="1440" w:hanging="360"/>
+      </w:pPr>
+    </w:lvl>
+    <w:lvl w:ilvl="2" w:tplc="0415001B" w:tentative="1">
+      <w:start w:val="1"/>
+      <w:numFmt w:val="lowerRoman"/>
+      <w:lvlText w:val="%3."/>
+      <w:lvlJc w:val="right"/>
+      <w:pPr>
+        <w:ind w:left="2160" w:hanging="180"/>
+      </w:pPr>
+    </w:lvl>
+    <w:lvl w:ilvl="3" w:tplc="0415000F" w:tentative="1">
+      <w:start w:val="1"/>
+      <w:numFmt w:val="decimal"/>
+      <w:lvlText w:val="%4."/>
+      <w:lvlJc w:val="left"/>
+      <w:pPr>
+        <w:ind w:left="2880" w:hanging="360"/>
+      </w:pPr>
+    </w:lvl>
+    <w:lvl w:ilvl="4" w:tplc="04150019" w:tentative="1">
+      <w:start w:val="1"/>
+      <w:numFmt w:val="lowerLetter"/>
+      <w:lvlText w:val="%5."/>
+      <w:lvlJc w:val="left"/>
+      <w:pPr>
+        <w:ind w:left="3600" w:hanging="360"/>
+      </w:pPr>
+    </w:lvl>
+    <w:lvl w:ilvl="5" w:tplc="0415001B" w:tentative="1">
+      <w:start w:val="1"/>
+      <w:numFmt w:val="lowerRoman"/>
+      <w:lvlText w:val="%6."/>
+      <w:lvlJc w:val="right"/>
+      <w:pPr>
+        <w:ind w:left="4320" w:hanging="180"/>
+      </w:pPr>
+    </w:lvl>
+    <w:lvl w:ilvl="6" w:tplc="0415000F" w:tentative="1">
+      <w:start w:val="1"/>
+      <w:numFmt w:val="decimal"/>
+      <w:lvlText w:val="%7."/>
+      <w:lvlJc w:val="left"/>
+      <w:pPr>
+        <w:ind w:left="5040" w:hanging="360"/>
+      </w:pPr>
+    </w:lvl>
+    <w:lvl w:ilvl="7" w:tplc="04150019" w:tentative="1">
+      <w:start w:val="1"/>
+      <w:numFmt w:val="lowerLetter"/>
+      <w:lvlText w:val="%8."/>
+      <w:lvlJc w:val="left"/>
+      <w:pPr>
+        <w:ind w:left="5760" w:hanging="360"/>
+      </w:pPr>
+    </w:lvl>
+    <w:lvl w:ilvl="8" w:tplc="0415001B" w:tentative="1">
+      <w:start w:val="1"/>
+      <w:numFmt w:val="lowerRoman"/>
+      <w:lvlText w:val="%9."/>
+      <w:lvlJc w:val="right"/>
+      <w:pPr>
+        <w:ind w:left="6480" w:hanging="180"/>
+      </w:pPr>
+    </w:lvl>
+  </w:abstractNum>
+  <w:abstractNum w:abstractNumId="11" w15:restartNumberingAfterBreak="0">
+    <w:nsid w:val="389B43AF"/>
+    <w:multiLevelType w:val="hybridMultilevel"/>
+    <w:tmpl w:val="2AC8A832"/>
+    <w:lvl w:ilvl="0" w:tplc="04150011">
+      <w:start w:val="1"/>
+      <w:numFmt w:val="decimal"/>
+      <w:lvlText w:val="%1)"/>
+      <w:lvlJc w:val="left"/>
+      <w:pPr>
+        <w:ind w:left="1080" w:hanging="360"/>
+      </w:pPr>
+      <w:rPr>
+        <w:rFonts w:hint="default"/>
+      </w:rPr>
+    </w:lvl>
+    <w:lvl w:ilvl="1" w:tplc="B73C2890">
+      <w:start w:val="1"/>
+      <w:numFmt w:val="lowerLetter"/>
+      <w:lvlText w:val="%2."/>
+      <w:lvlJc w:val="left"/>
+      <w:pPr>
+        <w:ind w:left="1800" w:hanging="360"/>
+      </w:pPr>
+    </w:lvl>
+    <w:lvl w:ilvl="2" w:tplc="64E6500E">
+      <w:start w:val="1"/>
+      <w:numFmt w:val="lowerRoman"/>
+      <w:lvlText w:val="%3."/>
+      <w:lvlJc w:val="right"/>
+      <w:pPr>
+        <w:ind w:left="2520" w:hanging="180"/>
+      </w:pPr>
+    </w:lvl>
+    <w:lvl w:ilvl="3" w:tplc="870668C6">
+      <w:start w:val="1"/>
+      <w:numFmt w:val="decimal"/>
+      <w:lvlText w:val="%4."/>
+      <w:lvlJc w:val="left"/>
+      <w:pPr>
+        <w:ind w:left="3240" w:hanging="360"/>
+      </w:pPr>
+    </w:lvl>
+    <w:lvl w:ilvl="4" w:tplc="C9D20A00">
+      <w:start w:val="1"/>
+      <w:numFmt w:val="lowerLetter"/>
+      <w:lvlText w:val="%5."/>
+      <w:lvlJc w:val="left"/>
+      <w:pPr>
+        <w:ind w:left="3960" w:hanging="360"/>
+      </w:pPr>
+    </w:lvl>
+    <w:lvl w:ilvl="5" w:tplc="FBBCFEE0">
+      <w:start w:val="1"/>
+      <w:numFmt w:val="lowerRoman"/>
+      <w:lvlText w:val="%6."/>
+      <w:lvlJc w:val="right"/>
+      <w:pPr>
+        <w:ind w:left="4680" w:hanging="180"/>
+      </w:pPr>
+    </w:lvl>
+    <w:lvl w:ilvl="6" w:tplc="8158AD42">
+      <w:start w:val="1"/>
+      <w:numFmt w:val="decimal"/>
+      <w:lvlText w:val="%7."/>
+      <w:lvlJc w:val="left"/>
+      <w:pPr>
+        <w:ind w:left="5400" w:hanging="360"/>
+      </w:pPr>
+    </w:lvl>
+    <w:lvl w:ilvl="7" w:tplc="520AA5F6">
+      <w:start w:val="1"/>
+      <w:numFmt w:val="lowerLetter"/>
+      <w:lvlText w:val="%8."/>
+      <w:lvlJc w:val="left"/>
+      <w:pPr>
+        <w:ind w:left="6120" w:hanging="360"/>
+      </w:pPr>
+    </w:lvl>
+    <w:lvl w:ilvl="8" w:tplc="36B40240">
+      <w:start w:val="1"/>
+      <w:numFmt w:val="lowerRoman"/>
+      <w:lvlText w:val="%9."/>
+      <w:lvlJc w:val="right"/>
+      <w:pPr>
+        <w:ind w:left="6840" w:hanging="180"/>
+      </w:pPr>
+    </w:lvl>
+  </w:abstractNum>
+  <w:abstractNum w:abstractNumId="12" w15:restartNumberingAfterBreak="0">
+    <w:nsid w:val="394830DB"/>
+    <w:multiLevelType w:val="hybridMultilevel"/>
+    <w:tmpl w:val="ADBCB20A"/>
+    <w:lvl w:ilvl="0" w:tplc="04150011">
+      <w:start w:val="1"/>
+      <w:numFmt w:val="decimal"/>
+      <w:lvlText w:val="%1)"/>
+      <w:lvlJc w:val="left"/>
+      <w:pPr>
+        <w:ind w:left="1080" w:hanging="360"/>
+      </w:pPr>
+      <w:rPr>
+        <w:rFonts w:hint="default"/>
+      </w:rPr>
+    </w:lvl>
+    <w:lvl w:ilvl="1" w:tplc="7D801EE2">
+      <w:start w:val="1"/>
+      <w:numFmt w:val="lowerLetter"/>
+      <w:lvlText w:val="%2."/>
+      <w:lvlJc w:val="left"/>
+      <w:pPr>
+        <w:ind w:left="1800" w:hanging="360"/>
+      </w:pPr>
+    </w:lvl>
+    <w:lvl w:ilvl="2" w:tplc="0C2E9992">
+      <w:start w:val="1"/>
+      <w:numFmt w:val="lowerRoman"/>
+      <w:lvlText w:val="%3."/>
+      <w:lvlJc w:val="right"/>
+      <w:pPr>
+        <w:ind w:left="2520" w:hanging="180"/>
+      </w:pPr>
+    </w:lvl>
+    <w:lvl w:ilvl="3" w:tplc="1AAA4256">
+      <w:start w:val="1"/>
+      <w:numFmt w:val="decimal"/>
+      <w:lvlText w:val="%4."/>
+      <w:lvlJc w:val="left"/>
+      <w:pPr>
+        <w:ind w:left="3240" w:hanging="360"/>
+      </w:pPr>
+    </w:lvl>
+    <w:lvl w:ilvl="4" w:tplc="67D83910">
+      <w:start w:val="1"/>
+      <w:numFmt w:val="lowerLetter"/>
+      <w:lvlText w:val="%5."/>
+      <w:lvlJc w:val="left"/>
+      <w:pPr>
+        <w:ind w:left="3960" w:hanging="360"/>
+      </w:pPr>
+    </w:lvl>
+    <w:lvl w:ilvl="5" w:tplc="7D5809AA">
+      <w:start w:val="1"/>
+      <w:numFmt w:val="lowerRoman"/>
+      <w:lvlText w:val="%6."/>
+      <w:lvlJc w:val="right"/>
+      <w:pPr>
+        <w:ind w:left="4680" w:hanging="180"/>
+      </w:pPr>
+    </w:lvl>
+    <w:lvl w:ilvl="6" w:tplc="3C8AD94E">
+      <w:start w:val="1"/>
+      <w:numFmt w:val="decimal"/>
+      <w:lvlText w:val="%7."/>
+      <w:lvlJc w:val="left"/>
+      <w:pPr>
+        <w:ind w:left="5400" w:hanging="360"/>
+      </w:pPr>
+    </w:lvl>
+    <w:lvl w:ilvl="7" w:tplc="460CCB8C">
+      <w:start w:val="1"/>
+      <w:numFmt w:val="lowerLetter"/>
+      <w:lvlText w:val="%8."/>
+      <w:lvlJc w:val="left"/>
+      <w:pPr>
+        <w:ind w:left="6120" w:hanging="360"/>
+      </w:pPr>
+    </w:lvl>
+    <w:lvl w:ilvl="8" w:tplc="2FA080B2">
+      <w:start w:val="1"/>
+      <w:numFmt w:val="lowerRoman"/>
+      <w:lvlText w:val="%9."/>
+      <w:lvlJc w:val="right"/>
+      <w:pPr>
+        <w:ind w:left="6840" w:hanging="180"/>
+      </w:pPr>
+    </w:lvl>
+  </w:abstractNum>
+  <w:abstractNum w:abstractNumId="13" w15:restartNumberingAfterBreak="0">
+    <w:nsid w:val="3E8815AA"/>
+    <w:multiLevelType w:val="hybridMultilevel"/>
+    <w:tmpl w:val="5016D70E"/>
+    <w:lvl w:ilvl="0" w:tplc="F06E708A">
+      <w:start w:val="1"/>
+      <w:numFmt w:val="decimal"/>
+      <w:lvlText w:val="%1)"/>
+      <w:lvlJc w:val="left"/>
+      <w:pPr>
+        <w:ind w:left="720" w:hanging="360"/>
+      </w:pPr>
+      <w:rPr>
+        <w:rFonts w:ascii="Times New Roman" w:eastAsia="Times New Roman" w:hAnsi="Times New Roman" w:cs="Times New Roman"/>
+      </w:rPr>
+    </w:lvl>
+    <w:lvl w:ilvl="1" w:tplc="04150019" w:tentative="1">
+      <w:start w:val="1"/>
+      <w:numFmt w:val="lowerLetter"/>
+      <w:lvlText w:val="%2."/>
+      <w:lvlJc w:val="left"/>
+      <w:pPr>
+        <w:ind w:left="1440" w:hanging="360"/>
+      </w:pPr>
+    </w:lvl>
+    <w:lvl w:ilvl="2" w:tplc="0415001B" w:tentative="1">
+      <w:start w:val="1"/>
+      <w:numFmt w:val="lowerRoman"/>
+      <w:lvlText w:val="%3."/>
+      <w:lvlJc w:val="right"/>
+      <w:pPr>
+        <w:ind w:left="2160" w:hanging="180"/>
+      </w:pPr>
+    </w:lvl>
+    <w:lvl w:ilvl="3" w:tplc="0415000F" w:tentative="1">
+      <w:start w:val="1"/>
+      <w:numFmt w:val="decimal"/>
+      <w:lvlText w:val="%4."/>
+      <w:lvlJc w:val="left"/>
+      <w:pPr>
+        <w:ind w:left="2880" w:hanging="360"/>
+      </w:pPr>
+    </w:lvl>
+    <w:lvl w:ilvl="4" w:tplc="04150019" w:tentative="1">
+      <w:start w:val="1"/>
+      <w:numFmt w:val="lowerLetter"/>
+      <w:lvlText w:val="%5."/>
+      <w:lvlJc w:val="left"/>
+      <w:pPr>
+        <w:ind w:left="3600" w:hanging="360"/>
+      </w:pPr>
+    </w:lvl>
+    <w:lvl w:ilvl="5" w:tplc="0415001B" w:tentative="1">
+      <w:start w:val="1"/>
+      <w:numFmt w:val="lowerRoman"/>
+      <w:lvlText w:val="%6."/>
+      <w:lvlJc w:val="right"/>
+      <w:pPr>
+        <w:ind w:left="4320" w:hanging="180"/>
+      </w:pPr>
+    </w:lvl>
+    <w:lvl w:ilvl="6" w:tplc="0415000F" w:tentative="1">
+      <w:start w:val="1"/>
+      <w:numFmt w:val="decimal"/>
+      <w:lvlText w:val="%7."/>
+      <w:lvlJc w:val="left"/>
+      <w:pPr>
+        <w:ind w:left="5040" w:hanging="360"/>
+      </w:pPr>
+    </w:lvl>
+    <w:lvl w:ilvl="7" w:tplc="04150019" w:tentative="1">
+      <w:start w:val="1"/>
+      <w:numFmt w:val="lowerLetter"/>
+      <w:lvlText w:val="%8."/>
+      <w:lvlJc w:val="left"/>
+      <w:pPr>
+        <w:ind w:left="5760" w:hanging="360"/>
+      </w:pPr>
+    </w:lvl>
+    <w:lvl w:ilvl="8" w:tplc="0415001B" w:tentative="1">
+      <w:start w:val="1"/>
+      <w:numFmt w:val="lowerRoman"/>
+      <w:lvlText w:val="%9."/>
+      <w:lvlJc w:val="right"/>
+      <w:pPr>
+        <w:ind w:left="6480" w:hanging="180"/>
+      </w:pPr>
+    </w:lvl>
+  </w:abstractNum>
+  <w:abstractNum w:abstractNumId="14" w15:restartNumberingAfterBreak="0">
+    <w:nsid w:val="3EE22E5D"/>
+    <w:multiLevelType w:val="hybridMultilevel"/>
+    <w:tmpl w:val="5A085AF6"/>
+    <w:lvl w:ilvl="0" w:tplc="0415000F">
+      <w:start w:val="1"/>
+      <w:numFmt w:val="decimal"/>
+      <w:lvlText w:val="%1."/>
+      <w:lvlJc w:val="left"/>
+      <w:pPr>
+        <w:ind w:left="1070" w:hanging="360"/>
+      </w:pPr>
+      <w:rPr>
+        <w:rFonts w:hint="default"/>
+      </w:rPr>
+    </w:lvl>
+    <w:lvl w:ilvl="1" w:tplc="04150019" w:tentative="1">
+      <w:start w:val="1"/>
+      <w:numFmt w:val="lowerLetter"/>
+      <w:lvlText w:val="%2."/>
+      <w:lvlJc w:val="left"/>
+      <w:pPr>
+        <w:ind w:left="1440" w:hanging="360"/>
+      </w:pPr>
+    </w:lvl>
+    <w:lvl w:ilvl="2" w:tplc="0415001B" w:tentative="1">
+      <w:start w:val="1"/>
+      <w:numFmt w:val="lowerRoman"/>
+      <w:lvlText w:val="%3."/>
+      <w:lvlJc w:val="right"/>
+      <w:pPr>
+        <w:ind w:left="2160" w:hanging="180"/>
+      </w:pPr>
+    </w:lvl>
+    <w:lvl w:ilvl="3" w:tplc="0415000F" w:tentative="1">
+      <w:start w:val="1"/>
+      <w:numFmt w:val="decimal"/>
+      <w:lvlText w:val="%4."/>
+      <w:lvlJc w:val="left"/>
+      <w:pPr>
+        <w:ind w:left="2880" w:hanging="360"/>
+      </w:pPr>
+    </w:lvl>
+    <w:lvl w:ilvl="4" w:tplc="04150019" w:tentative="1">
+      <w:start w:val="1"/>
+      <w:numFmt w:val="lowerLetter"/>
+      <w:lvlText w:val="%5."/>
+      <w:lvlJc w:val="left"/>
+      <w:pPr>
+        <w:ind w:left="3600" w:hanging="360"/>
+      </w:pPr>
+    </w:lvl>
+    <w:lvl w:ilvl="5" w:tplc="0415001B" w:tentative="1">
+      <w:start w:val="1"/>
+      <w:numFmt w:val="lowerRoman"/>
+      <w:lvlText w:val="%6."/>
+      <w:lvlJc w:val="right"/>
+      <w:pPr>
+        <w:ind w:left="4320" w:hanging="180"/>
+      </w:pPr>
+    </w:lvl>
+    <w:lvl w:ilvl="6" w:tplc="0415000F" w:tentative="1">
+      <w:start w:val="1"/>
+      <w:numFmt w:val="decimal"/>
+      <w:lvlText w:val="%7."/>
+      <w:lvlJc w:val="left"/>
+      <w:pPr>
+        <w:ind w:left="5040" w:hanging="360"/>
+      </w:pPr>
+    </w:lvl>
+    <w:lvl w:ilvl="7" w:tplc="04150019" w:tentative="1">
+      <w:start w:val="1"/>
+      <w:numFmt w:val="lowerLetter"/>
+      <w:lvlText w:val="%8."/>
+      <w:lvlJc w:val="left"/>
+      <w:pPr>
+        <w:ind w:left="5760" w:hanging="360"/>
+      </w:pPr>
+    </w:lvl>
+    <w:lvl w:ilvl="8" w:tplc="0415001B" w:tentative="1">
+      <w:start w:val="1"/>
+      <w:numFmt w:val="lowerRoman"/>
+      <w:lvlText w:val="%9."/>
+      <w:lvlJc w:val="right"/>
+      <w:pPr>
+        <w:ind w:left="6480" w:hanging="180"/>
+      </w:pPr>
+    </w:lvl>
+  </w:abstractNum>
+  <w:abstractNum w:abstractNumId="15" w15:restartNumberingAfterBreak="0">
+    <w:nsid w:val="3F6956CA"/>
+    <w:multiLevelType w:val="hybridMultilevel"/>
+    <w:tmpl w:val="3A542F9A"/>
+    <w:lvl w:ilvl="0" w:tplc="04150011">
+      <w:start w:val="1"/>
+      <w:numFmt w:val="decimal"/>
+      <w:lvlText w:val="%1)"/>
+      <w:lvlJc w:val="left"/>
+      <w:pPr>
+        <w:ind w:left="1080" w:hanging="360"/>
+      </w:pPr>
+      <w:rPr>
+        <w:rFonts w:hint="default"/>
+      </w:rPr>
+    </w:lvl>
+    <w:lvl w:ilvl="1" w:tplc="FDA09868">
+      <w:start w:val="1"/>
+      <w:numFmt w:val="lowerLetter"/>
+      <w:lvlText w:val="%2."/>
+      <w:lvlJc w:val="left"/>
+      <w:pPr>
+        <w:ind w:left="1800" w:hanging="360"/>
+      </w:pPr>
+    </w:lvl>
+    <w:lvl w:ilvl="2" w:tplc="63E4B5F2">
+      <w:start w:val="1"/>
+      <w:numFmt w:val="lowerRoman"/>
+      <w:lvlText w:val="%3."/>
+      <w:lvlJc w:val="right"/>
+      <w:pPr>
+        <w:ind w:left="2520" w:hanging="180"/>
+      </w:pPr>
+    </w:lvl>
+    <w:lvl w:ilvl="3" w:tplc="AD6EC762">
+      <w:start w:val="1"/>
+      <w:numFmt w:val="decimal"/>
+      <w:lvlText w:val="%4."/>
+      <w:lvlJc w:val="left"/>
+      <w:pPr>
+        <w:ind w:left="3240" w:hanging="360"/>
+      </w:pPr>
+    </w:lvl>
+    <w:lvl w:ilvl="4" w:tplc="A7F2A340">
+      <w:start w:val="1"/>
+      <w:numFmt w:val="lowerLetter"/>
+      <w:lvlText w:val="%5."/>
+      <w:lvlJc w:val="left"/>
+      <w:pPr>
+        <w:ind w:left="3960" w:hanging="360"/>
+      </w:pPr>
+    </w:lvl>
+    <w:lvl w:ilvl="5" w:tplc="5D14404E">
+      <w:start w:val="1"/>
+      <w:numFmt w:val="lowerRoman"/>
+      <w:lvlText w:val="%6."/>
+      <w:lvlJc w:val="right"/>
+      <w:pPr>
+        <w:ind w:left="4680" w:hanging="180"/>
+      </w:pPr>
+    </w:lvl>
+    <w:lvl w:ilvl="6" w:tplc="73341D2E">
+      <w:start w:val="1"/>
+      <w:numFmt w:val="decimal"/>
+      <w:lvlText w:val="%7."/>
+      <w:lvlJc w:val="left"/>
+      <w:pPr>
+        <w:ind w:left="5400" w:hanging="360"/>
+      </w:pPr>
+    </w:lvl>
+    <w:lvl w:ilvl="7" w:tplc="E272CB3A">
+      <w:start w:val="1"/>
+      <w:numFmt w:val="lowerLetter"/>
+      <w:lvlText w:val="%8."/>
+      <w:lvlJc w:val="left"/>
+      <w:pPr>
+        <w:ind w:left="6120" w:hanging="360"/>
+      </w:pPr>
+    </w:lvl>
+    <w:lvl w:ilvl="8" w:tplc="1ACEA436">
+      <w:start w:val="1"/>
+      <w:numFmt w:val="lowerRoman"/>
+      <w:lvlText w:val="%9."/>
+      <w:lvlJc w:val="right"/>
+      <w:pPr>
+        <w:ind w:left="6840" w:hanging="180"/>
+      </w:pPr>
+    </w:lvl>
+  </w:abstractNum>
+  <w:abstractNum w:abstractNumId="16" w15:restartNumberingAfterBreak="0">
+    <w:nsid w:val="3FA55B37"/>
+    <w:multiLevelType w:val="hybridMultilevel"/>
+    <w:tmpl w:val="E5020E32"/>
+    <w:lvl w:ilvl="0" w:tplc="A8880758">
+      <w:start w:val="1"/>
+      <w:numFmt w:val="decimal"/>
+      <w:lvlText w:val="%1)"/>
+      <w:lvlJc w:val="left"/>
+      <w:pPr>
+        <w:ind w:left="1080" w:hanging="360"/>
+      </w:pPr>
+      <w:rPr>
+        <w:rFonts w:hint="default"/>
+      </w:rPr>
+    </w:lvl>
+    <w:lvl w:ilvl="1" w:tplc="04150019" w:tentative="1">
+      <w:start w:val="1"/>
+      <w:numFmt w:val="lowerLetter"/>
+      <w:lvlText w:val="%2."/>
+      <w:lvlJc w:val="left"/>
+      <w:pPr>
+        <w:ind w:left="1800" w:hanging="360"/>
+      </w:pPr>
+    </w:lvl>
+    <w:lvl w:ilvl="2" w:tplc="0415001B" w:tentative="1">
+      <w:start w:val="1"/>
+      <w:numFmt w:val="lowerRoman"/>
+      <w:lvlText w:val="%3."/>
+      <w:lvlJc w:val="right"/>
+      <w:pPr>
+        <w:ind w:left="2520" w:hanging="180"/>
+      </w:pPr>
+    </w:lvl>
+    <w:lvl w:ilvl="3" w:tplc="0415000F" w:tentative="1">
+      <w:start w:val="1"/>
+      <w:numFmt w:val="decimal"/>
+      <w:lvlText w:val="%4."/>
+      <w:lvlJc w:val="left"/>
+      <w:pPr>
+        <w:ind w:left="3240" w:hanging="360"/>
+      </w:pPr>
+    </w:lvl>
+    <w:lvl w:ilvl="4" w:tplc="04150019" w:tentative="1">
+      <w:start w:val="1"/>
+      <w:numFmt w:val="lowerLetter"/>
+      <w:lvlText w:val="%5."/>
+      <w:lvlJc w:val="left"/>
+      <w:pPr>
+        <w:ind w:left="3960" w:hanging="360"/>
+      </w:pPr>
+    </w:lvl>
+    <w:lvl w:ilvl="5" w:tplc="0415001B" w:tentative="1">
+      <w:start w:val="1"/>
+      <w:numFmt w:val="lowerRoman"/>
+      <w:lvlText w:val="%6."/>
+      <w:lvlJc w:val="right"/>
+      <w:pPr>
+        <w:ind w:left="4680" w:hanging="180"/>
+      </w:pPr>
+    </w:lvl>
+    <w:lvl w:ilvl="6" w:tplc="0415000F" w:tentative="1">
+      <w:start w:val="1"/>
+      <w:numFmt w:val="decimal"/>
+      <w:lvlText w:val="%7."/>
+      <w:lvlJc w:val="left"/>
+      <w:pPr>
+        <w:ind w:left="5400" w:hanging="360"/>
+      </w:pPr>
+    </w:lvl>
+    <w:lvl w:ilvl="7" w:tplc="04150019" w:tentative="1">
+      <w:start w:val="1"/>
+      <w:numFmt w:val="lowerLetter"/>
+      <w:lvlText w:val="%8."/>
+      <w:lvlJc w:val="left"/>
+      <w:pPr>
+        <w:ind w:left="6120" w:hanging="360"/>
+      </w:pPr>
+    </w:lvl>
+    <w:lvl w:ilvl="8" w:tplc="0415001B" w:tentative="1">
+      <w:start w:val="1"/>
+      <w:numFmt w:val="lowerRoman"/>
+      <w:lvlText w:val="%9."/>
+      <w:lvlJc w:val="right"/>
+      <w:pPr>
+        <w:ind w:left="6840" w:hanging="180"/>
+      </w:pPr>
+    </w:lvl>
+  </w:abstractNum>
+  <w:abstractNum w:abstractNumId="17" w15:restartNumberingAfterBreak="0">
+    <w:nsid w:val="42197D3A"/>
+    <w:multiLevelType w:val="multilevel"/>
+    <w:tmpl w:val="0415001D"/>
+    <w:lvl w:ilvl="0">
+      <w:start w:val="1"/>
+      <w:numFmt w:val="decimal"/>
+      <w:lvlText w:val="%1)"/>
+      <w:lvlJc w:val="left"/>
+      <w:pPr>
+        <w:ind w:left="360" w:hanging="360"/>
+      </w:pPr>
+    </w:lvl>
     <w:lvl w:ilvl="1">
       <w:start w:val="1"/>
-      <w:numFmt w:val="decimal"/>
+      <w:numFmt w:val="lowerLetter"/>
+      <w:lvlText w:val="%2)"/>
+      <w:lvlJc w:val="left"/>
+      <w:pPr>
+        <w:ind w:left="720" w:hanging="360"/>
+      </w:pPr>
+    </w:lvl>
+    <w:lvl w:ilvl="2">
+      <w:start w:val="1"/>
+      <w:numFmt w:val="lowerRoman"/>
+      <w:lvlText w:val="%3)"/>
+      <w:lvlJc w:val="left"/>
+      <w:pPr>
+        <w:ind w:left="1080" w:hanging="360"/>
+      </w:pPr>
+    </w:lvl>
+    <w:lvl w:ilvl="3">
+      <w:start w:val="1"/>
+      <w:numFmt w:val="decimal"/>
+      <w:lvlText w:val="(%4)"/>
+      <w:lvlJc w:val="left"/>
+      <w:pPr>
+        <w:ind w:left="1440" w:hanging="360"/>
+      </w:pPr>
+    </w:lvl>
+    <w:lvl w:ilvl="4">
+      <w:start w:val="1"/>
+      <w:numFmt w:val="lowerLetter"/>
+      <w:lvlText w:val="(%5)"/>
+      <w:lvlJc w:val="left"/>
+      <w:pPr>
+        <w:ind w:left="1800" w:hanging="360"/>
+      </w:pPr>
+    </w:lvl>
+    <w:lvl w:ilvl="5">
+      <w:start w:val="1"/>
+      <w:numFmt w:val="lowerRoman"/>
+      <w:lvlText w:val="(%6)"/>
+      <w:lvlJc w:val="left"/>
+      <w:pPr>
+        <w:ind w:left="2160" w:hanging="360"/>
+      </w:pPr>
+    </w:lvl>
+    <w:lvl w:ilvl="6">
+      <w:start w:val="1"/>
+      <w:numFmt w:val="decimal"/>
+      <w:lvlText w:val="%7."/>
+      <w:lvlJc w:val="left"/>
+      <w:pPr>
+        <w:ind w:left="2520" w:hanging="360"/>
+      </w:pPr>
+    </w:lvl>
+    <w:lvl w:ilvl="7">
+      <w:start w:val="1"/>
+      <w:numFmt w:val="lowerLetter"/>
+      <w:lvlText w:val="%8."/>
+      <w:lvlJc w:val="left"/>
+      <w:pPr>
+        <w:ind w:left="2880" w:hanging="360"/>
+      </w:pPr>
+    </w:lvl>
+    <w:lvl w:ilvl="8">
+      <w:start w:val="1"/>
+      <w:numFmt w:val="lowerRoman"/>
+      <w:lvlText w:val="%9."/>
+      <w:lvlJc w:val="left"/>
+      <w:pPr>
+        <w:ind w:left="3240" w:hanging="360"/>
+      </w:pPr>
+    </w:lvl>
+  </w:abstractNum>
+  <w:abstractNum w:abstractNumId="18" w15:restartNumberingAfterBreak="0">
+    <w:nsid w:val="4224213E"/>
+    <w:multiLevelType w:val="hybridMultilevel"/>
+    <w:tmpl w:val="704EBFFE"/>
+    <w:lvl w:ilvl="0" w:tplc="04150011">
+      <w:start w:val="1"/>
+      <w:numFmt w:val="decimal"/>
+      <w:lvlText w:val="%1)"/>
+      <w:lvlJc w:val="left"/>
+      <w:pPr>
+        <w:ind w:left="720" w:hanging="360"/>
+      </w:pPr>
+      <w:rPr>
+        <w:rFonts w:hint="default"/>
+      </w:rPr>
+    </w:lvl>
+    <w:lvl w:ilvl="1" w:tplc="04150019" w:tentative="1">
+      <w:start w:val="1"/>
+      <w:numFmt w:val="lowerLetter"/>
       <w:lvlText w:val="%2."/>
       <w:lvlJc w:val="left"/>
       <w:pPr>
         <w:ind w:left="1440" w:hanging="360"/>
       </w:pPr>
     </w:lvl>
-    <w:lvl w:ilvl="2">
-      <w:start w:val="1"/>
-      <w:numFmt w:val="lowerLetter"/>
+    <w:lvl w:ilvl="2" w:tplc="0415001B" w:tentative="1">
+      <w:start w:val="1"/>
+      <w:numFmt w:val="lowerRoman"/>
       <w:lvlText w:val="%3."/>
-      <w:lvlJc w:val="left"/>
-      <w:pPr>
-        <w:ind w:left="2340" w:hanging="360"/>
-      </w:pPr>
-    </w:lvl>
-    <w:lvl w:ilvl="3">
+      <w:lvlJc w:val="right"/>
+      <w:pPr>
+        <w:ind w:left="2160" w:hanging="180"/>
+      </w:pPr>
+    </w:lvl>
+    <w:lvl w:ilvl="3" w:tplc="0415000F" w:tentative="1">
       <w:start w:val="1"/>
       <w:numFmt w:val="decimal"/>
       <w:lvlText w:val="%4."/>
@@ -563,7 +2256,7 @@
         <w:ind w:left="2880" w:hanging="360"/>
       </w:pPr>
     </w:lvl>
-    <w:lvl w:ilvl="4">
+    <w:lvl w:ilvl="4" w:tplc="04150019" w:tentative="1">
       <w:start w:val="1"/>
       <w:numFmt w:val="lowerLetter"/>
       <w:lvlText w:val="%5."/>
@@ -572,7 +2265,7 @@
         <w:ind w:left="3600" w:hanging="360"/>
       </w:pPr>
     </w:lvl>
-    <w:lvl w:ilvl="5">
+    <w:lvl w:ilvl="5" w:tplc="0415001B" w:tentative="1">
       <w:start w:val="1"/>
       <w:numFmt w:val="lowerRoman"/>
       <w:lvlText w:val="%6."/>
@@ -581,7 +2274,7 @@
         <w:ind w:left="4320" w:hanging="180"/>
       </w:pPr>
     </w:lvl>
-    <w:lvl w:ilvl="6">
+    <w:lvl w:ilvl="6" w:tplc="0415000F" w:tentative="1">
       <w:start w:val="1"/>
       <w:numFmt w:val="decimal"/>
       <w:lvlText w:val="%7."/>
@@ -590,7 +2283,7 @@
         <w:ind w:left="5040" w:hanging="360"/>
       </w:pPr>
     </w:lvl>
-    <w:lvl w:ilvl="7">
+    <w:lvl w:ilvl="7" w:tplc="04150019" w:tentative="1">
       <w:start w:val="1"/>
       <w:numFmt w:val="lowerLetter"/>
       <w:lvlText w:val="%8."/>
@@ -599,7 +2292,7 @@
         <w:ind w:left="5760" w:hanging="360"/>
       </w:pPr>
     </w:lvl>
-    <w:lvl w:ilvl="8">
+    <w:lvl w:ilvl="8" w:tplc="0415001B" w:tentative="1">
       <w:start w:val="1"/>
       <w:numFmt w:val="lowerRoman"/>
       <w:lvlText w:val="%9."/>
@@ -609,30 +2302,1624 @@
       </w:pPr>
     </w:lvl>
   </w:abstractNum>
-  <w:num w:numId="1" w16cid:durableId="1208298185">
+  <w:abstractNum w:abstractNumId="19" w15:restartNumberingAfterBreak="0">
+    <w:nsid w:val="51ED4AD8"/>
+    <w:multiLevelType w:val="hybridMultilevel"/>
+    <w:tmpl w:val="DA8CBEF0"/>
+    <w:lvl w:ilvl="0" w:tplc="A8880758">
+      <w:start w:val="1"/>
+      <w:numFmt w:val="decimal"/>
+      <w:lvlText w:val="%1)"/>
+      <w:lvlJc w:val="left"/>
+      <w:pPr>
+        <w:ind w:left="1080" w:hanging="360"/>
+      </w:pPr>
+      <w:rPr>
+        <w:rFonts w:hint="default"/>
+      </w:rPr>
+    </w:lvl>
+    <w:lvl w:ilvl="1" w:tplc="04150019" w:tentative="1">
+      <w:start w:val="1"/>
+      <w:numFmt w:val="lowerLetter"/>
+      <w:lvlText w:val="%2."/>
+      <w:lvlJc w:val="left"/>
+      <w:pPr>
+        <w:ind w:left="1800" w:hanging="360"/>
+      </w:pPr>
+    </w:lvl>
+    <w:lvl w:ilvl="2" w:tplc="0415001B" w:tentative="1">
+      <w:start w:val="1"/>
+      <w:numFmt w:val="lowerRoman"/>
+      <w:lvlText w:val="%3."/>
+      <w:lvlJc w:val="right"/>
+      <w:pPr>
+        <w:ind w:left="2520" w:hanging="180"/>
+      </w:pPr>
+    </w:lvl>
+    <w:lvl w:ilvl="3" w:tplc="0415000F" w:tentative="1">
+      <w:start w:val="1"/>
+      <w:numFmt w:val="decimal"/>
+      <w:lvlText w:val="%4."/>
+      <w:lvlJc w:val="left"/>
+      <w:pPr>
+        <w:ind w:left="3240" w:hanging="360"/>
+      </w:pPr>
+    </w:lvl>
+    <w:lvl w:ilvl="4" w:tplc="04150019" w:tentative="1">
+      <w:start w:val="1"/>
+      <w:numFmt w:val="lowerLetter"/>
+      <w:lvlText w:val="%5."/>
+      <w:lvlJc w:val="left"/>
+      <w:pPr>
+        <w:ind w:left="3960" w:hanging="360"/>
+      </w:pPr>
+    </w:lvl>
+    <w:lvl w:ilvl="5" w:tplc="0415001B" w:tentative="1">
+      <w:start w:val="1"/>
+      <w:numFmt w:val="lowerRoman"/>
+      <w:lvlText w:val="%6."/>
+      <w:lvlJc w:val="right"/>
+      <w:pPr>
+        <w:ind w:left="4680" w:hanging="180"/>
+      </w:pPr>
+    </w:lvl>
+    <w:lvl w:ilvl="6" w:tplc="0415000F" w:tentative="1">
+      <w:start w:val="1"/>
+      <w:numFmt w:val="decimal"/>
+      <w:lvlText w:val="%7."/>
+      <w:lvlJc w:val="left"/>
+      <w:pPr>
+        <w:ind w:left="5400" w:hanging="360"/>
+      </w:pPr>
+    </w:lvl>
+    <w:lvl w:ilvl="7" w:tplc="04150019" w:tentative="1">
+      <w:start w:val="1"/>
+      <w:numFmt w:val="lowerLetter"/>
+      <w:lvlText w:val="%8."/>
+      <w:lvlJc w:val="left"/>
+      <w:pPr>
+        <w:ind w:left="6120" w:hanging="360"/>
+      </w:pPr>
+    </w:lvl>
+    <w:lvl w:ilvl="8" w:tplc="0415001B" w:tentative="1">
+      <w:start w:val="1"/>
+      <w:numFmt w:val="lowerRoman"/>
+      <w:lvlText w:val="%9."/>
+      <w:lvlJc w:val="right"/>
+      <w:pPr>
+        <w:ind w:left="6840" w:hanging="180"/>
+      </w:pPr>
+    </w:lvl>
+  </w:abstractNum>
+  <w:abstractNum w:abstractNumId="20" w15:restartNumberingAfterBreak="0">
+    <w:nsid w:val="57E94743"/>
+    <w:multiLevelType w:val="hybridMultilevel"/>
+    <w:tmpl w:val="3F224C3A"/>
+    <w:lvl w:ilvl="0" w:tplc="BB400102">
+      <w:start w:val="1"/>
+      <w:numFmt w:val="decimal"/>
+      <w:lvlText w:val="%1."/>
+      <w:lvlJc w:val="right"/>
+      <w:pPr>
+        <w:ind w:left="-61" w:hanging="360"/>
+      </w:pPr>
+      <w:rPr>
+        <w:rFonts w:hint="default"/>
+      </w:rPr>
+    </w:lvl>
+    <w:lvl w:ilvl="1" w:tplc="04150019" w:tentative="1">
+      <w:start w:val="1"/>
+      <w:numFmt w:val="lowerLetter"/>
+      <w:lvlText w:val="%2."/>
+      <w:lvlJc w:val="left"/>
+      <w:pPr>
+        <w:ind w:left="1440" w:hanging="360"/>
+      </w:pPr>
+    </w:lvl>
+    <w:lvl w:ilvl="2" w:tplc="0415001B" w:tentative="1">
+      <w:start w:val="1"/>
+      <w:numFmt w:val="lowerRoman"/>
+      <w:lvlText w:val="%3."/>
+      <w:lvlJc w:val="right"/>
+      <w:pPr>
+        <w:ind w:left="2160" w:hanging="180"/>
+      </w:pPr>
+    </w:lvl>
+    <w:lvl w:ilvl="3" w:tplc="0415000F" w:tentative="1">
+      <w:start w:val="1"/>
+      <w:numFmt w:val="decimal"/>
+      <w:lvlText w:val="%4."/>
+      <w:lvlJc w:val="left"/>
+      <w:pPr>
+        <w:ind w:left="2880" w:hanging="360"/>
+      </w:pPr>
+    </w:lvl>
+    <w:lvl w:ilvl="4" w:tplc="04150019" w:tentative="1">
+      <w:start w:val="1"/>
+      <w:numFmt w:val="lowerLetter"/>
+      <w:lvlText w:val="%5."/>
+      <w:lvlJc w:val="left"/>
+      <w:pPr>
+        <w:ind w:left="3600" w:hanging="360"/>
+      </w:pPr>
+    </w:lvl>
+    <w:lvl w:ilvl="5" w:tplc="0415001B" w:tentative="1">
+      <w:start w:val="1"/>
+      <w:numFmt w:val="lowerRoman"/>
+      <w:lvlText w:val="%6."/>
+      <w:lvlJc w:val="right"/>
+      <w:pPr>
+        <w:ind w:left="4320" w:hanging="180"/>
+      </w:pPr>
+    </w:lvl>
+    <w:lvl w:ilvl="6" w:tplc="0415000F" w:tentative="1">
+      <w:start w:val="1"/>
+      <w:numFmt w:val="decimal"/>
+      <w:lvlText w:val="%7."/>
+      <w:lvlJc w:val="left"/>
+      <w:pPr>
+        <w:ind w:left="5040" w:hanging="360"/>
+      </w:pPr>
+    </w:lvl>
+    <w:lvl w:ilvl="7" w:tplc="04150019" w:tentative="1">
+      <w:start w:val="1"/>
+      <w:numFmt w:val="lowerLetter"/>
+      <w:lvlText w:val="%8."/>
+      <w:lvlJc w:val="left"/>
+      <w:pPr>
+        <w:ind w:left="5760" w:hanging="360"/>
+      </w:pPr>
+    </w:lvl>
+    <w:lvl w:ilvl="8" w:tplc="0415001B" w:tentative="1">
+      <w:start w:val="1"/>
+      <w:numFmt w:val="lowerRoman"/>
+      <w:lvlText w:val="%9."/>
+      <w:lvlJc w:val="right"/>
+      <w:pPr>
+        <w:ind w:left="6480" w:hanging="180"/>
+      </w:pPr>
+    </w:lvl>
+  </w:abstractNum>
+  <w:abstractNum w:abstractNumId="21" w15:restartNumberingAfterBreak="0">
+    <w:nsid w:val="581A22EF"/>
+    <w:multiLevelType w:val="hybridMultilevel"/>
+    <w:tmpl w:val="31669E96"/>
+    <w:lvl w:ilvl="0" w:tplc="FFFFFFFF">
+      <w:start w:val="1"/>
+      <w:numFmt w:val="decimal"/>
+      <w:lvlText w:val="%1)"/>
+      <w:lvlJc w:val="left"/>
+      <w:pPr>
+        <w:ind w:left="-61" w:hanging="360"/>
+      </w:pPr>
+      <w:rPr>
+        <w:rFonts w:hint="default"/>
+      </w:rPr>
+    </w:lvl>
+    <w:lvl w:ilvl="1" w:tplc="FFFFFFFF" w:tentative="1">
+      <w:start w:val="1"/>
+      <w:numFmt w:val="lowerLetter"/>
+      <w:lvlText w:val="%2."/>
+      <w:lvlJc w:val="left"/>
+      <w:pPr>
+        <w:ind w:left="659" w:hanging="360"/>
+      </w:pPr>
+    </w:lvl>
+    <w:lvl w:ilvl="2" w:tplc="FFFFFFFF" w:tentative="1">
+      <w:start w:val="1"/>
+      <w:numFmt w:val="lowerRoman"/>
+      <w:lvlText w:val="%3."/>
+      <w:lvlJc w:val="right"/>
+      <w:pPr>
+        <w:ind w:left="1379" w:hanging="180"/>
+      </w:pPr>
+    </w:lvl>
+    <w:lvl w:ilvl="3" w:tplc="FFFFFFFF" w:tentative="1">
+      <w:start w:val="1"/>
+      <w:numFmt w:val="decimal"/>
+      <w:lvlText w:val="%4."/>
+      <w:lvlJc w:val="left"/>
+      <w:pPr>
+        <w:ind w:left="2099" w:hanging="360"/>
+      </w:pPr>
+    </w:lvl>
+    <w:lvl w:ilvl="4" w:tplc="FFFFFFFF" w:tentative="1">
+      <w:start w:val="1"/>
+      <w:numFmt w:val="lowerLetter"/>
+      <w:lvlText w:val="%5."/>
+      <w:lvlJc w:val="left"/>
+      <w:pPr>
+        <w:ind w:left="2819" w:hanging="360"/>
+      </w:pPr>
+    </w:lvl>
+    <w:lvl w:ilvl="5" w:tplc="FFFFFFFF" w:tentative="1">
+      <w:start w:val="1"/>
+      <w:numFmt w:val="lowerRoman"/>
+      <w:lvlText w:val="%6."/>
+      <w:lvlJc w:val="right"/>
+      <w:pPr>
+        <w:ind w:left="3539" w:hanging="180"/>
+      </w:pPr>
+    </w:lvl>
+    <w:lvl w:ilvl="6" w:tplc="FFFFFFFF" w:tentative="1">
+      <w:start w:val="1"/>
+      <w:numFmt w:val="decimal"/>
+      <w:lvlText w:val="%7."/>
+      <w:lvlJc w:val="left"/>
+      <w:pPr>
+        <w:ind w:left="4259" w:hanging="360"/>
+      </w:pPr>
+    </w:lvl>
+    <w:lvl w:ilvl="7" w:tplc="FFFFFFFF" w:tentative="1">
+      <w:start w:val="1"/>
+      <w:numFmt w:val="lowerLetter"/>
+      <w:lvlText w:val="%8."/>
+      <w:lvlJc w:val="left"/>
+      <w:pPr>
+        <w:ind w:left="4979" w:hanging="360"/>
+      </w:pPr>
+    </w:lvl>
+    <w:lvl w:ilvl="8" w:tplc="FFFFFFFF" w:tentative="1">
+      <w:start w:val="1"/>
+      <w:numFmt w:val="lowerRoman"/>
+      <w:lvlText w:val="%9."/>
+      <w:lvlJc w:val="right"/>
+      <w:pPr>
+        <w:ind w:left="5699" w:hanging="180"/>
+      </w:pPr>
+    </w:lvl>
+  </w:abstractNum>
+  <w:abstractNum w:abstractNumId="22" w15:restartNumberingAfterBreak="0">
+    <w:nsid w:val="618578E4"/>
+    <w:multiLevelType w:val="hybridMultilevel"/>
+    <w:tmpl w:val="2CCAA94C"/>
+    <w:lvl w:ilvl="0" w:tplc="04150011">
+      <w:start w:val="1"/>
+      <w:numFmt w:val="decimal"/>
+      <w:lvlText w:val="%1)"/>
+      <w:lvlJc w:val="left"/>
+      <w:pPr>
+        <w:ind w:left="720" w:hanging="360"/>
+      </w:pPr>
+      <w:rPr>
+        <w:rFonts w:hint="default"/>
+      </w:rPr>
+    </w:lvl>
+    <w:lvl w:ilvl="1" w:tplc="04150019" w:tentative="1">
+      <w:start w:val="1"/>
+      <w:numFmt w:val="lowerLetter"/>
+      <w:lvlText w:val="%2."/>
+      <w:lvlJc w:val="left"/>
+      <w:pPr>
+        <w:ind w:left="1440" w:hanging="360"/>
+      </w:pPr>
+    </w:lvl>
+    <w:lvl w:ilvl="2" w:tplc="0415001B" w:tentative="1">
+      <w:start w:val="1"/>
+      <w:numFmt w:val="lowerRoman"/>
+      <w:lvlText w:val="%3."/>
+      <w:lvlJc w:val="right"/>
+      <w:pPr>
+        <w:ind w:left="2160" w:hanging="180"/>
+      </w:pPr>
+    </w:lvl>
+    <w:lvl w:ilvl="3" w:tplc="0415000F" w:tentative="1">
+      <w:start w:val="1"/>
+      <w:numFmt w:val="decimal"/>
+      <w:lvlText w:val="%4."/>
+      <w:lvlJc w:val="left"/>
+      <w:pPr>
+        <w:ind w:left="2880" w:hanging="360"/>
+      </w:pPr>
+    </w:lvl>
+    <w:lvl w:ilvl="4" w:tplc="04150019" w:tentative="1">
+      <w:start w:val="1"/>
+      <w:numFmt w:val="lowerLetter"/>
+      <w:lvlText w:val="%5."/>
+      <w:lvlJc w:val="left"/>
+      <w:pPr>
+        <w:ind w:left="3600" w:hanging="360"/>
+      </w:pPr>
+    </w:lvl>
+    <w:lvl w:ilvl="5" w:tplc="0415001B" w:tentative="1">
+      <w:start w:val="1"/>
+      <w:numFmt w:val="lowerRoman"/>
+      <w:lvlText w:val="%6."/>
+      <w:lvlJc w:val="right"/>
+      <w:pPr>
+        <w:ind w:left="4320" w:hanging="180"/>
+      </w:pPr>
+    </w:lvl>
+    <w:lvl w:ilvl="6" w:tplc="0415000F" w:tentative="1">
+      <w:start w:val="1"/>
+      <w:numFmt w:val="decimal"/>
+      <w:lvlText w:val="%7."/>
+      <w:lvlJc w:val="left"/>
+      <w:pPr>
+        <w:ind w:left="5040" w:hanging="360"/>
+      </w:pPr>
+    </w:lvl>
+    <w:lvl w:ilvl="7" w:tplc="04150019" w:tentative="1">
+      <w:start w:val="1"/>
+      <w:numFmt w:val="lowerLetter"/>
+      <w:lvlText w:val="%8."/>
+      <w:lvlJc w:val="left"/>
+      <w:pPr>
+        <w:ind w:left="5760" w:hanging="360"/>
+      </w:pPr>
+    </w:lvl>
+    <w:lvl w:ilvl="8" w:tplc="0415001B" w:tentative="1">
+      <w:start w:val="1"/>
+      <w:numFmt w:val="lowerRoman"/>
+      <w:lvlText w:val="%9."/>
+      <w:lvlJc w:val="right"/>
+      <w:pPr>
+        <w:ind w:left="6480" w:hanging="180"/>
+      </w:pPr>
+    </w:lvl>
+  </w:abstractNum>
+  <w:abstractNum w:abstractNumId="23" w15:restartNumberingAfterBreak="0">
+    <w:nsid w:val="63190871"/>
+    <w:multiLevelType w:val="hybridMultilevel"/>
+    <w:tmpl w:val="EEF4CCD4"/>
+    <w:lvl w:ilvl="0" w:tplc="82AA4CA0">
+      <w:start w:val="1"/>
+      <w:numFmt w:val="decimal"/>
+      <w:lvlText w:val="%1."/>
+      <w:lvlJc w:val="left"/>
+      <w:pPr>
+        <w:ind w:left="720" w:hanging="360"/>
+      </w:pPr>
+      <w:rPr>
+        <w:rFonts w:hint="default"/>
+      </w:rPr>
+    </w:lvl>
+    <w:lvl w:ilvl="1" w:tplc="0CA2EC9A">
+      <w:start w:val="1"/>
+      <w:numFmt w:val="lowerLetter"/>
+      <w:lvlText w:val="%2."/>
+      <w:lvlJc w:val="left"/>
+      <w:pPr>
+        <w:ind w:left="1440" w:hanging="360"/>
+      </w:pPr>
+    </w:lvl>
+    <w:lvl w:ilvl="2" w:tplc="6AF4AF82">
+      <w:start w:val="1"/>
+      <w:numFmt w:val="lowerRoman"/>
+      <w:lvlText w:val="%3."/>
+      <w:lvlJc w:val="right"/>
+      <w:pPr>
+        <w:ind w:left="2160" w:hanging="180"/>
+      </w:pPr>
+    </w:lvl>
+    <w:lvl w:ilvl="3" w:tplc="AB928688">
+      <w:start w:val="1"/>
+      <w:numFmt w:val="decimal"/>
+      <w:lvlText w:val="%4."/>
+      <w:lvlJc w:val="left"/>
+      <w:pPr>
+        <w:ind w:left="2880" w:hanging="360"/>
+      </w:pPr>
+    </w:lvl>
+    <w:lvl w:ilvl="4" w:tplc="8AA676FA">
+      <w:start w:val="1"/>
+      <w:numFmt w:val="lowerLetter"/>
+      <w:lvlText w:val="%5."/>
+      <w:lvlJc w:val="left"/>
+      <w:pPr>
+        <w:ind w:left="3600" w:hanging="360"/>
+      </w:pPr>
+    </w:lvl>
+    <w:lvl w:ilvl="5" w:tplc="D94CD684">
+      <w:start w:val="1"/>
+      <w:numFmt w:val="lowerRoman"/>
+      <w:lvlText w:val="%6."/>
+      <w:lvlJc w:val="right"/>
+      <w:pPr>
+        <w:ind w:left="4320" w:hanging="180"/>
+      </w:pPr>
+    </w:lvl>
+    <w:lvl w:ilvl="6" w:tplc="3FD2E5B6">
+      <w:start w:val="1"/>
+      <w:numFmt w:val="decimal"/>
+      <w:lvlText w:val="%7."/>
+      <w:lvlJc w:val="left"/>
+      <w:pPr>
+        <w:ind w:left="5040" w:hanging="360"/>
+      </w:pPr>
+    </w:lvl>
+    <w:lvl w:ilvl="7" w:tplc="1332BA0E">
+      <w:start w:val="1"/>
+      <w:numFmt w:val="lowerLetter"/>
+      <w:lvlText w:val="%8."/>
+      <w:lvlJc w:val="left"/>
+      <w:pPr>
+        <w:ind w:left="5760" w:hanging="360"/>
+      </w:pPr>
+    </w:lvl>
+    <w:lvl w:ilvl="8" w:tplc="24924D9E">
+      <w:start w:val="1"/>
+      <w:numFmt w:val="lowerRoman"/>
+      <w:lvlText w:val="%9."/>
+      <w:lvlJc w:val="right"/>
+      <w:pPr>
+        <w:ind w:left="6480" w:hanging="180"/>
+      </w:pPr>
+    </w:lvl>
+  </w:abstractNum>
+  <w:abstractNum w:abstractNumId="24" w15:restartNumberingAfterBreak="0">
+    <w:nsid w:val="66AE61C4"/>
+    <w:multiLevelType w:val="hybridMultilevel"/>
+    <w:tmpl w:val="DA8CBEF0"/>
+    <w:lvl w:ilvl="0" w:tplc="A8880758">
+      <w:start w:val="1"/>
+      <w:numFmt w:val="decimal"/>
+      <w:lvlText w:val="%1)"/>
+      <w:lvlJc w:val="left"/>
+      <w:pPr>
+        <w:ind w:left="1080" w:hanging="360"/>
+      </w:pPr>
+      <w:rPr>
+        <w:rFonts w:hint="default"/>
+      </w:rPr>
+    </w:lvl>
+    <w:lvl w:ilvl="1" w:tplc="04150019" w:tentative="1">
+      <w:start w:val="1"/>
+      <w:numFmt w:val="lowerLetter"/>
+      <w:lvlText w:val="%2."/>
+      <w:lvlJc w:val="left"/>
+      <w:pPr>
+        <w:ind w:left="1800" w:hanging="360"/>
+      </w:pPr>
+    </w:lvl>
+    <w:lvl w:ilvl="2" w:tplc="0415001B" w:tentative="1">
+      <w:start w:val="1"/>
+      <w:numFmt w:val="lowerRoman"/>
+      <w:lvlText w:val="%3."/>
+      <w:lvlJc w:val="right"/>
+      <w:pPr>
+        <w:ind w:left="2520" w:hanging="180"/>
+      </w:pPr>
+    </w:lvl>
+    <w:lvl w:ilvl="3" w:tplc="0415000F" w:tentative="1">
+      <w:start w:val="1"/>
+      <w:numFmt w:val="decimal"/>
+      <w:lvlText w:val="%4."/>
+      <w:lvlJc w:val="left"/>
+      <w:pPr>
+        <w:ind w:left="3240" w:hanging="360"/>
+      </w:pPr>
+    </w:lvl>
+    <w:lvl w:ilvl="4" w:tplc="04150019" w:tentative="1">
+      <w:start w:val="1"/>
+      <w:numFmt w:val="lowerLetter"/>
+      <w:lvlText w:val="%5."/>
+      <w:lvlJc w:val="left"/>
+      <w:pPr>
+        <w:ind w:left="3960" w:hanging="360"/>
+      </w:pPr>
+    </w:lvl>
+    <w:lvl w:ilvl="5" w:tplc="0415001B" w:tentative="1">
+      <w:start w:val="1"/>
+      <w:numFmt w:val="lowerRoman"/>
+      <w:lvlText w:val="%6."/>
+      <w:lvlJc w:val="right"/>
+      <w:pPr>
+        <w:ind w:left="4680" w:hanging="180"/>
+      </w:pPr>
+    </w:lvl>
+    <w:lvl w:ilvl="6" w:tplc="0415000F" w:tentative="1">
+      <w:start w:val="1"/>
+      <w:numFmt w:val="decimal"/>
+      <w:lvlText w:val="%7."/>
+      <w:lvlJc w:val="left"/>
+      <w:pPr>
+        <w:ind w:left="5400" w:hanging="360"/>
+      </w:pPr>
+    </w:lvl>
+    <w:lvl w:ilvl="7" w:tplc="04150019" w:tentative="1">
+      <w:start w:val="1"/>
+      <w:numFmt w:val="lowerLetter"/>
+      <w:lvlText w:val="%8."/>
+      <w:lvlJc w:val="left"/>
+      <w:pPr>
+        <w:ind w:left="6120" w:hanging="360"/>
+      </w:pPr>
+    </w:lvl>
+    <w:lvl w:ilvl="8" w:tplc="0415001B" w:tentative="1">
+      <w:start w:val="1"/>
+      <w:numFmt w:val="lowerRoman"/>
+      <w:lvlText w:val="%9."/>
+      <w:lvlJc w:val="right"/>
+      <w:pPr>
+        <w:ind w:left="6840" w:hanging="180"/>
+      </w:pPr>
+    </w:lvl>
+  </w:abstractNum>
+  <w:abstractNum w:abstractNumId="25" w15:restartNumberingAfterBreak="0">
+    <w:nsid w:val="67F56122"/>
+    <w:multiLevelType w:val="hybridMultilevel"/>
+    <w:tmpl w:val="BC8E3CEE"/>
+    <w:lvl w:ilvl="0" w:tplc="04150011">
+      <w:start w:val="1"/>
+      <w:numFmt w:val="decimal"/>
+      <w:lvlText w:val="%1)"/>
+      <w:lvlJc w:val="left"/>
+      <w:pPr>
+        <w:ind w:left="1440" w:hanging="360"/>
+      </w:pPr>
+    </w:lvl>
+    <w:lvl w:ilvl="1" w:tplc="04150019" w:tentative="1">
+      <w:start w:val="1"/>
+      <w:numFmt w:val="lowerLetter"/>
+      <w:lvlText w:val="%2."/>
+      <w:lvlJc w:val="left"/>
+      <w:pPr>
+        <w:ind w:left="2160" w:hanging="360"/>
+      </w:pPr>
+    </w:lvl>
+    <w:lvl w:ilvl="2" w:tplc="0415001B" w:tentative="1">
+      <w:start w:val="1"/>
+      <w:numFmt w:val="lowerRoman"/>
+      <w:lvlText w:val="%3."/>
+      <w:lvlJc w:val="right"/>
+      <w:pPr>
+        <w:ind w:left="2880" w:hanging="180"/>
+      </w:pPr>
+    </w:lvl>
+    <w:lvl w:ilvl="3" w:tplc="0415000F" w:tentative="1">
+      <w:start w:val="1"/>
+      <w:numFmt w:val="decimal"/>
+      <w:lvlText w:val="%4."/>
+      <w:lvlJc w:val="left"/>
+      <w:pPr>
+        <w:ind w:left="3600" w:hanging="360"/>
+      </w:pPr>
+    </w:lvl>
+    <w:lvl w:ilvl="4" w:tplc="04150019" w:tentative="1">
+      <w:start w:val="1"/>
+      <w:numFmt w:val="lowerLetter"/>
+      <w:lvlText w:val="%5."/>
+      <w:lvlJc w:val="left"/>
+      <w:pPr>
+        <w:ind w:left="4320" w:hanging="360"/>
+      </w:pPr>
+    </w:lvl>
+    <w:lvl w:ilvl="5" w:tplc="0415001B" w:tentative="1">
+      <w:start w:val="1"/>
+      <w:numFmt w:val="lowerRoman"/>
+      <w:lvlText w:val="%6."/>
+      <w:lvlJc w:val="right"/>
+      <w:pPr>
+        <w:ind w:left="5040" w:hanging="180"/>
+      </w:pPr>
+    </w:lvl>
+    <w:lvl w:ilvl="6" w:tplc="0415000F" w:tentative="1">
+      <w:start w:val="1"/>
+      <w:numFmt w:val="decimal"/>
+      <w:lvlText w:val="%7."/>
+      <w:lvlJc w:val="left"/>
+      <w:pPr>
+        <w:ind w:left="5760" w:hanging="360"/>
+      </w:pPr>
+    </w:lvl>
+    <w:lvl w:ilvl="7" w:tplc="04150019" w:tentative="1">
+      <w:start w:val="1"/>
+      <w:numFmt w:val="lowerLetter"/>
+      <w:lvlText w:val="%8."/>
+      <w:lvlJc w:val="left"/>
+      <w:pPr>
+        <w:ind w:left="6480" w:hanging="360"/>
+      </w:pPr>
+    </w:lvl>
+    <w:lvl w:ilvl="8" w:tplc="0415001B" w:tentative="1">
+      <w:start w:val="1"/>
+      <w:numFmt w:val="lowerRoman"/>
+      <w:lvlText w:val="%9."/>
+      <w:lvlJc w:val="right"/>
+      <w:pPr>
+        <w:ind w:left="7200" w:hanging="180"/>
+      </w:pPr>
+    </w:lvl>
+  </w:abstractNum>
+  <w:abstractNum w:abstractNumId="26" w15:restartNumberingAfterBreak="0">
+    <w:nsid w:val="683B5C23"/>
+    <w:multiLevelType w:val="hybridMultilevel"/>
+    <w:tmpl w:val="48EE268A"/>
+    <w:lvl w:ilvl="0" w:tplc="0415000F">
+      <w:start w:val="1"/>
+      <w:numFmt w:val="decimal"/>
+      <w:lvlText w:val="%1."/>
+      <w:lvlJc w:val="left"/>
+      <w:pPr>
+        <w:ind w:left="720" w:hanging="360"/>
+      </w:pPr>
+      <w:rPr>
+        <w:rFonts w:hint="default"/>
+      </w:rPr>
+    </w:lvl>
+    <w:lvl w:ilvl="1" w:tplc="04150019" w:tentative="1">
+      <w:start w:val="1"/>
+      <w:numFmt w:val="lowerLetter"/>
+      <w:lvlText w:val="%2."/>
+      <w:lvlJc w:val="left"/>
+      <w:pPr>
+        <w:ind w:left="1440" w:hanging="360"/>
+      </w:pPr>
+    </w:lvl>
+    <w:lvl w:ilvl="2" w:tplc="0415001B" w:tentative="1">
+      <w:start w:val="1"/>
+      <w:numFmt w:val="lowerRoman"/>
+      <w:lvlText w:val="%3."/>
+      <w:lvlJc w:val="right"/>
+      <w:pPr>
+        <w:ind w:left="2160" w:hanging="180"/>
+      </w:pPr>
+    </w:lvl>
+    <w:lvl w:ilvl="3" w:tplc="0415000F" w:tentative="1">
+      <w:start w:val="1"/>
+      <w:numFmt w:val="decimal"/>
+      <w:lvlText w:val="%4."/>
+      <w:lvlJc w:val="left"/>
+      <w:pPr>
+        <w:ind w:left="2880" w:hanging="360"/>
+      </w:pPr>
+    </w:lvl>
+    <w:lvl w:ilvl="4" w:tplc="04150019" w:tentative="1">
+      <w:start w:val="1"/>
+      <w:numFmt w:val="lowerLetter"/>
+      <w:lvlText w:val="%5."/>
+      <w:lvlJc w:val="left"/>
+      <w:pPr>
+        <w:ind w:left="3600" w:hanging="360"/>
+      </w:pPr>
+    </w:lvl>
+    <w:lvl w:ilvl="5" w:tplc="0415001B" w:tentative="1">
+      <w:start w:val="1"/>
+      <w:numFmt w:val="lowerRoman"/>
+      <w:lvlText w:val="%6."/>
+      <w:lvlJc w:val="right"/>
+      <w:pPr>
+        <w:ind w:left="4320" w:hanging="180"/>
+      </w:pPr>
+    </w:lvl>
+    <w:lvl w:ilvl="6" w:tplc="0415000F" w:tentative="1">
+      <w:start w:val="1"/>
+      <w:numFmt w:val="decimal"/>
+      <w:lvlText w:val="%7."/>
+      <w:lvlJc w:val="left"/>
+      <w:pPr>
+        <w:ind w:left="5040" w:hanging="360"/>
+      </w:pPr>
+    </w:lvl>
+    <w:lvl w:ilvl="7" w:tplc="04150019" w:tentative="1">
+      <w:start w:val="1"/>
+      <w:numFmt w:val="lowerLetter"/>
+      <w:lvlText w:val="%8."/>
+      <w:lvlJc w:val="left"/>
+      <w:pPr>
+        <w:ind w:left="5760" w:hanging="360"/>
+      </w:pPr>
+    </w:lvl>
+    <w:lvl w:ilvl="8" w:tplc="0415001B" w:tentative="1">
+      <w:start w:val="1"/>
+      <w:numFmt w:val="lowerRoman"/>
+      <w:lvlText w:val="%9."/>
+      <w:lvlJc w:val="right"/>
+      <w:pPr>
+        <w:ind w:left="6480" w:hanging="180"/>
+      </w:pPr>
+    </w:lvl>
+  </w:abstractNum>
+  <w:abstractNum w:abstractNumId="27" w15:restartNumberingAfterBreak="0">
+    <w:nsid w:val="68DC1766"/>
+    <w:multiLevelType w:val="hybridMultilevel"/>
+    <w:tmpl w:val="EA6233CA"/>
+    <w:lvl w:ilvl="0" w:tplc="0415000F">
+      <w:start w:val="1"/>
+      <w:numFmt w:val="decimal"/>
+      <w:lvlText w:val="%1."/>
+      <w:lvlJc w:val="left"/>
+      <w:pPr>
+        <w:ind w:left="720" w:hanging="360"/>
+      </w:pPr>
+      <w:rPr>
+        <w:rFonts w:hint="default"/>
+      </w:rPr>
+    </w:lvl>
+    <w:lvl w:ilvl="1" w:tplc="04150019" w:tentative="1">
+      <w:start w:val="1"/>
+      <w:numFmt w:val="lowerLetter"/>
+      <w:lvlText w:val="%2."/>
+      <w:lvlJc w:val="left"/>
+      <w:pPr>
+        <w:ind w:left="1440" w:hanging="360"/>
+      </w:pPr>
+    </w:lvl>
+    <w:lvl w:ilvl="2" w:tplc="0415001B" w:tentative="1">
+      <w:start w:val="1"/>
+      <w:numFmt w:val="lowerRoman"/>
+      <w:lvlText w:val="%3."/>
+      <w:lvlJc w:val="right"/>
+      <w:pPr>
+        <w:ind w:left="2160" w:hanging="180"/>
+      </w:pPr>
+    </w:lvl>
+    <w:lvl w:ilvl="3" w:tplc="0415000F" w:tentative="1">
+      <w:start w:val="1"/>
+      <w:numFmt w:val="decimal"/>
+      <w:lvlText w:val="%4."/>
+      <w:lvlJc w:val="left"/>
+      <w:pPr>
+        <w:ind w:left="2880" w:hanging="360"/>
+      </w:pPr>
+    </w:lvl>
+    <w:lvl w:ilvl="4" w:tplc="04150019" w:tentative="1">
+      <w:start w:val="1"/>
+      <w:numFmt w:val="lowerLetter"/>
+      <w:lvlText w:val="%5."/>
+      <w:lvlJc w:val="left"/>
+      <w:pPr>
+        <w:ind w:left="3600" w:hanging="360"/>
+      </w:pPr>
+    </w:lvl>
+    <w:lvl w:ilvl="5" w:tplc="0415001B" w:tentative="1">
+      <w:start w:val="1"/>
+      <w:numFmt w:val="lowerRoman"/>
+      <w:lvlText w:val="%6."/>
+      <w:lvlJc w:val="right"/>
+      <w:pPr>
+        <w:ind w:left="4320" w:hanging="180"/>
+      </w:pPr>
+    </w:lvl>
+    <w:lvl w:ilvl="6" w:tplc="0415000F" w:tentative="1">
+      <w:start w:val="1"/>
+      <w:numFmt w:val="decimal"/>
+      <w:lvlText w:val="%7."/>
+      <w:lvlJc w:val="left"/>
+      <w:pPr>
+        <w:ind w:left="5040" w:hanging="360"/>
+      </w:pPr>
+    </w:lvl>
+    <w:lvl w:ilvl="7" w:tplc="04150019" w:tentative="1">
+      <w:start w:val="1"/>
+      <w:numFmt w:val="lowerLetter"/>
+      <w:lvlText w:val="%8."/>
+      <w:lvlJc w:val="left"/>
+      <w:pPr>
+        <w:ind w:left="5760" w:hanging="360"/>
+      </w:pPr>
+    </w:lvl>
+    <w:lvl w:ilvl="8" w:tplc="0415001B" w:tentative="1">
+      <w:start w:val="1"/>
+      <w:numFmt w:val="lowerRoman"/>
+      <w:lvlText w:val="%9."/>
+      <w:lvlJc w:val="right"/>
+      <w:pPr>
+        <w:ind w:left="6480" w:hanging="180"/>
+      </w:pPr>
+    </w:lvl>
+  </w:abstractNum>
+  <w:abstractNum w:abstractNumId="28" w15:restartNumberingAfterBreak="0">
+    <w:nsid w:val="6DD543F0"/>
+    <w:multiLevelType w:val="hybridMultilevel"/>
+    <w:tmpl w:val="3E3025DC"/>
+    <w:lvl w:ilvl="0" w:tplc="D2E2C760">
+      <w:start w:val="1"/>
+      <w:numFmt w:val="decimal"/>
+      <w:lvlText w:val="%1."/>
+      <w:lvlJc w:val="left"/>
+      <w:pPr>
+        <w:ind w:left="720" w:hanging="360"/>
+      </w:pPr>
+      <w:rPr>
+        <w:rFonts w:ascii="Times New Roman" w:eastAsia="Times New Roman" w:hAnsi="Times New Roman" w:cs="Times New Roman"/>
+      </w:rPr>
+    </w:lvl>
+    <w:lvl w:ilvl="1" w:tplc="04150019" w:tentative="1">
+      <w:start w:val="1"/>
+      <w:numFmt w:val="lowerLetter"/>
+      <w:lvlText w:val="%2."/>
+      <w:lvlJc w:val="left"/>
+      <w:pPr>
+        <w:ind w:left="1440" w:hanging="360"/>
+      </w:pPr>
+    </w:lvl>
+    <w:lvl w:ilvl="2" w:tplc="0415001B" w:tentative="1">
+      <w:start w:val="1"/>
+      <w:numFmt w:val="lowerRoman"/>
+      <w:lvlText w:val="%3."/>
+      <w:lvlJc w:val="right"/>
+      <w:pPr>
+        <w:ind w:left="2160" w:hanging="180"/>
+      </w:pPr>
+    </w:lvl>
+    <w:lvl w:ilvl="3" w:tplc="0415000F" w:tentative="1">
+      <w:start w:val="1"/>
+      <w:numFmt w:val="decimal"/>
+      <w:lvlText w:val="%4."/>
+      <w:lvlJc w:val="left"/>
+      <w:pPr>
+        <w:ind w:left="2880" w:hanging="360"/>
+      </w:pPr>
+    </w:lvl>
+    <w:lvl w:ilvl="4" w:tplc="04150019" w:tentative="1">
+      <w:start w:val="1"/>
+      <w:numFmt w:val="lowerLetter"/>
+      <w:lvlText w:val="%5."/>
+      <w:lvlJc w:val="left"/>
+      <w:pPr>
+        <w:ind w:left="3600" w:hanging="360"/>
+      </w:pPr>
+    </w:lvl>
+    <w:lvl w:ilvl="5" w:tplc="0415001B" w:tentative="1">
+      <w:start w:val="1"/>
+      <w:numFmt w:val="lowerRoman"/>
+      <w:lvlText w:val="%6."/>
+      <w:lvlJc w:val="right"/>
+      <w:pPr>
+        <w:ind w:left="4320" w:hanging="180"/>
+      </w:pPr>
+    </w:lvl>
+    <w:lvl w:ilvl="6" w:tplc="0415000F" w:tentative="1">
+      <w:start w:val="1"/>
+      <w:numFmt w:val="decimal"/>
+      <w:lvlText w:val="%7."/>
+      <w:lvlJc w:val="left"/>
+      <w:pPr>
+        <w:ind w:left="5040" w:hanging="360"/>
+      </w:pPr>
+    </w:lvl>
+    <w:lvl w:ilvl="7" w:tplc="04150019" w:tentative="1">
+      <w:start w:val="1"/>
+      <w:numFmt w:val="lowerLetter"/>
+      <w:lvlText w:val="%8."/>
+      <w:lvlJc w:val="left"/>
+      <w:pPr>
+        <w:ind w:left="5760" w:hanging="360"/>
+      </w:pPr>
+    </w:lvl>
+    <w:lvl w:ilvl="8" w:tplc="0415001B" w:tentative="1">
+      <w:start w:val="1"/>
+      <w:numFmt w:val="lowerRoman"/>
+      <w:lvlText w:val="%9."/>
+      <w:lvlJc w:val="right"/>
+      <w:pPr>
+        <w:ind w:left="6480" w:hanging="180"/>
+      </w:pPr>
+    </w:lvl>
+  </w:abstractNum>
+  <w:abstractNum w:abstractNumId="29" w15:restartNumberingAfterBreak="0">
+    <w:nsid w:val="7421652B"/>
+    <w:multiLevelType w:val="hybridMultilevel"/>
+    <w:tmpl w:val="D74624F2"/>
+    <w:lvl w:ilvl="0" w:tplc="E04A2698">
+      <w:start w:val="1"/>
+      <w:numFmt w:val="decimal"/>
+      <w:lvlText w:val="%1)"/>
+      <w:lvlJc w:val="left"/>
+      <w:pPr>
+        <w:ind w:left="786" w:hanging="360"/>
+      </w:pPr>
+      <w:rPr>
+        <w:rFonts w:hint="default"/>
+      </w:rPr>
+    </w:lvl>
+    <w:lvl w:ilvl="1" w:tplc="04150019" w:tentative="1">
+      <w:start w:val="1"/>
+      <w:numFmt w:val="lowerLetter"/>
+      <w:lvlText w:val="%2."/>
+      <w:lvlJc w:val="left"/>
+      <w:pPr>
+        <w:ind w:left="1506" w:hanging="360"/>
+      </w:pPr>
+    </w:lvl>
+    <w:lvl w:ilvl="2" w:tplc="0415001B" w:tentative="1">
+      <w:start w:val="1"/>
+      <w:numFmt w:val="lowerRoman"/>
+      <w:lvlText w:val="%3."/>
+      <w:lvlJc w:val="right"/>
+      <w:pPr>
+        <w:ind w:left="2226" w:hanging="180"/>
+      </w:pPr>
+    </w:lvl>
+    <w:lvl w:ilvl="3" w:tplc="0415000F" w:tentative="1">
+      <w:start w:val="1"/>
+      <w:numFmt w:val="decimal"/>
+      <w:lvlText w:val="%4."/>
+      <w:lvlJc w:val="left"/>
+      <w:pPr>
+        <w:ind w:left="2946" w:hanging="360"/>
+      </w:pPr>
+    </w:lvl>
+    <w:lvl w:ilvl="4" w:tplc="04150019" w:tentative="1">
+      <w:start w:val="1"/>
+      <w:numFmt w:val="lowerLetter"/>
+      <w:lvlText w:val="%5."/>
+      <w:lvlJc w:val="left"/>
+      <w:pPr>
+        <w:ind w:left="3666" w:hanging="360"/>
+      </w:pPr>
+    </w:lvl>
+    <w:lvl w:ilvl="5" w:tplc="0415001B" w:tentative="1">
+      <w:start w:val="1"/>
+      <w:numFmt w:val="lowerRoman"/>
+      <w:lvlText w:val="%6."/>
+      <w:lvlJc w:val="right"/>
+      <w:pPr>
+        <w:ind w:left="4386" w:hanging="180"/>
+      </w:pPr>
+    </w:lvl>
+    <w:lvl w:ilvl="6" w:tplc="0415000F" w:tentative="1">
+      <w:start w:val="1"/>
+      <w:numFmt w:val="decimal"/>
+      <w:lvlText w:val="%7."/>
+      <w:lvlJc w:val="left"/>
+      <w:pPr>
+        <w:ind w:left="5106" w:hanging="360"/>
+      </w:pPr>
+    </w:lvl>
+    <w:lvl w:ilvl="7" w:tplc="04150019" w:tentative="1">
+      <w:start w:val="1"/>
+      <w:numFmt w:val="lowerLetter"/>
+      <w:lvlText w:val="%8."/>
+      <w:lvlJc w:val="left"/>
+      <w:pPr>
+        <w:ind w:left="5826" w:hanging="360"/>
+      </w:pPr>
+    </w:lvl>
+    <w:lvl w:ilvl="8" w:tplc="0415001B" w:tentative="1">
+      <w:start w:val="1"/>
+      <w:numFmt w:val="lowerRoman"/>
+      <w:lvlText w:val="%9."/>
+      <w:lvlJc w:val="right"/>
+      <w:pPr>
+        <w:ind w:left="6546" w:hanging="180"/>
+      </w:pPr>
+    </w:lvl>
+  </w:abstractNum>
+  <w:abstractNum w:abstractNumId="30" w15:restartNumberingAfterBreak="0">
+    <w:nsid w:val="75254B32"/>
+    <w:multiLevelType w:val="hybridMultilevel"/>
+    <w:tmpl w:val="113202DC"/>
+    <w:lvl w:ilvl="0" w:tplc="04150011">
+      <w:start w:val="1"/>
+      <w:numFmt w:val="decimal"/>
+      <w:lvlText w:val="%1)"/>
+      <w:lvlJc w:val="left"/>
+      <w:pPr>
+        <w:ind w:left="1440" w:hanging="360"/>
+      </w:pPr>
+    </w:lvl>
+    <w:lvl w:ilvl="1" w:tplc="0C6004EA">
+      <w:start w:val="1"/>
+      <w:numFmt w:val="lowerLetter"/>
+      <w:lvlText w:val="%2."/>
+      <w:lvlJc w:val="left"/>
+      <w:pPr>
+        <w:ind w:left="2160" w:hanging="360"/>
+      </w:pPr>
+    </w:lvl>
+    <w:lvl w:ilvl="2" w:tplc="FA16DD76">
+      <w:start w:val="1"/>
+      <w:numFmt w:val="lowerRoman"/>
+      <w:lvlText w:val="%3."/>
+      <w:lvlJc w:val="right"/>
+      <w:pPr>
+        <w:ind w:left="2880" w:hanging="180"/>
+      </w:pPr>
+    </w:lvl>
+    <w:lvl w:ilvl="3" w:tplc="7C8EE0B6">
+      <w:start w:val="1"/>
+      <w:numFmt w:val="decimal"/>
+      <w:lvlText w:val="%4."/>
+      <w:lvlJc w:val="left"/>
+      <w:pPr>
+        <w:ind w:left="3600" w:hanging="360"/>
+      </w:pPr>
+    </w:lvl>
+    <w:lvl w:ilvl="4" w:tplc="6B90F826">
+      <w:start w:val="1"/>
+      <w:numFmt w:val="lowerLetter"/>
+      <w:lvlText w:val="%5."/>
+      <w:lvlJc w:val="left"/>
+      <w:pPr>
+        <w:ind w:left="4320" w:hanging="360"/>
+      </w:pPr>
+    </w:lvl>
+    <w:lvl w:ilvl="5" w:tplc="6BB43D10">
+      <w:start w:val="1"/>
+      <w:numFmt w:val="lowerRoman"/>
+      <w:lvlText w:val="%6."/>
+      <w:lvlJc w:val="right"/>
+      <w:pPr>
+        <w:ind w:left="5040" w:hanging="180"/>
+      </w:pPr>
+    </w:lvl>
+    <w:lvl w:ilvl="6" w:tplc="0A8630F8">
+      <w:start w:val="1"/>
+      <w:numFmt w:val="decimal"/>
+      <w:lvlText w:val="%7."/>
+      <w:lvlJc w:val="left"/>
+      <w:pPr>
+        <w:ind w:left="5760" w:hanging="360"/>
+      </w:pPr>
+    </w:lvl>
+    <w:lvl w:ilvl="7" w:tplc="FD1E06BA">
+      <w:start w:val="1"/>
+      <w:numFmt w:val="lowerLetter"/>
+      <w:lvlText w:val="%8."/>
+      <w:lvlJc w:val="left"/>
+      <w:pPr>
+        <w:ind w:left="6480" w:hanging="360"/>
+      </w:pPr>
+    </w:lvl>
+    <w:lvl w:ilvl="8" w:tplc="76389F7A">
+      <w:start w:val="1"/>
+      <w:numFmt w:val="lowerRoman"/>
+      <w:lvlText w:val="%9."/>
+      <w:lvlJc w:val="right"/>
+      <w:pPr>
+        <w:ind w:left="7200" w:hanging="180"/>
+      </w:pPr>
+    </w:lvl>
+  </w:abstractNum>
+  <w:abstractNum w:abstractNumId="31" w15:restartNumberingAfterBreak="0">
+    <w:nsid w:val="7609173C"/>
+    <w:multiLevelType w:val="hybridMultilevel"/>
+    <w:tmpl w:val="0D109FE2"/>
+    <w:lvl w:ilvl="0" w:tplc="04150011">
+      <w:start w:val="1"/>
+      <w:numFmt w:val="decimal"/>
+      <w:lvlText w:val="%1)"/>
+      <w:lvlJc w:val="left"/>
+      <w:pPr>
+        <w:ind w:left="1146" w:hanging="360"/>
+      </w:pPr>
+    </w:lvl>
+    <w:lvl w:ilvl="1" w:tplc="04150019" w:tentative="1">
+      <w:start w:val="1"/>
+      <w:numFmt w:val="lowerLetter"/>
+      <w:lvlText w:val="%2."/>
+      <w:lvlJc w:val="left"/>
+      <w:pPr>
+        <w:ind w:left="1866" w:hanging="360"/>
+      </w:pPr>
+    </w:lvl>
+    <w:lvl w:ilvl="2" w:tplc="0415001B" w:tentative="1">
+      <w:start w:val="1"/>
+      <w:numFmt w:val="lowerRoman"/>
+      <w:lvlText w:val="%3."/>
+      <w:lvlJc w:val="right"/>
+      <w:pPr>
+        <w:ind w:left="2586" w:hanging="180"/>
+      </w:pPr>
+    </w:lvl>
+    <w:lvl w:ilvl="3" w:tplc="0415000F" w:tentative="1">
+      <w:start w:val="1"/>
+      <w:numFmt w:val="decimal"/>
+      <w:lvlText w:val="%4."/>
+      <w:lvlJc w:val="left"/>
+      <w:pPr>
+        <w:ind w:left="3306" w:hanging="360"/>
+      </w:pPr>
+    </w:lvl>
+    <w:lvl w:ilvl="4" w:tplc="04150019" w:tentative="1">
+      <w:start w:val="1"/>
+      <w:numFmt w:val="lowerLetter"/>
+      <w:lvlText w:val="%5."/>
+      <w:lvlJc w:val="left"/>
+      <w:pPr>
+        <w:ind w:left="4026" w:hanging="360"/>
+      </w:pPr>
+    </w:lvl>
+    <w:lvl w:ilvl="5" w:tplc="0415001B" w:tentative="1">
+      <w:start w:val="1"/>
+      <w:numFmt w:val="lowerRoman"/>
+      <w:lvlText w:val="%6."/>
+      <w:lvlJc w:val="right"/>
+      <w:pPr>
+        <w:ind w:left="4746" w:hanging="180"/>
+      </w:pPr>
+    </w:lvl>
+    <w:lvl w:ilvl="6" w:tplc="0415000F" w:tentative="1">
+      <w:start w:val="1"/>
+      <w:numFmt w:val="decimal"/>
+      <w:lvlText w:val="%7."/>
+      <w:lvlJc w:val="left"/>
+      <w:pPr>
+        <w:ind w:left="5466" w:hanging="360"/>
+      </w:pPr>
+    </w:lvl>
+    <w:lvl w:ilvl="7" w:tplc="04150019" w:tentative="1">
+      <w:start w:val="1"/>
+      <w:numFmt w:val="lowerLetter"/>
+      <w:lvlText w:val="%8."/>
+      <w:lvlJc w:val="left"/>
+      <w:pPr>
+        <w:ind w:left="6186" w:hanging="360"/>
+      </w:pPr>
+    </w:lvl>
+    <w:lvl w:ilvl="8" w:tplc="0415001B" w:tentative="1">
+      <w:start w:val="1"/>
+      <w:numFmt w:val="lowerRoman"/>
+      <w:lvlText w:val="%9."/>
+      <w:lvlJc w:val="right"/>
+      <w:pPr>
+        <w:ind w:left="6906" w:hanging="180"/>
+      </w:pPr>
+    </w:lvl>
+  </w:abstractNum>
+  <w:num w:numId="1" w16cid:durableId="184757465">
+    <w:abstractNumId w:val="28"/>
+  </w:num>
+  <w:num w:numId="2" w16cid:durableId="765460883">
+    <w:abstractNumId w:val="18"/>
+  </w:num>
+  <w:num w:numId="3" w16cid:durableId="1081875339">
+    <w:abstractNumId w:val="13"/>
+  </w:num>
+  <w:num w:numId="4" w16cid:durableId="1077556061">
+    <w:abstractNumId w:val="27"/>
+  </w:num>
+  <w:num w:numId="5" w16cid:durableId="172377122">
+    <w:abstractNumId w:val="8"/>
+  </w:num>
+  <w:num w:numId="6" w16cid:durableId="1290435725">
+    <w:abstractNumId w:val="26"/>
+  </w:num>
+  <w:num w:numId="7" w16cid:durableId="636423154">
+    <w:abstractNumId w:val="2"/>
+  </w:num>
+  <w:num w:numId="8" w16cid:durableId="881870455">
+    <w:abstractNumId w:val="5"/>
+  </w:num>
+  <w:num w:numId="9" w16cid:durableId="538973600">
+    <w:abstractNumId w:val="22"/>
+  </w:num>
+  <w:num w:numId="10" w16cid:durableId="1463886880">
+    <w:abstractNumId w:val="16"/>
+  </w:num>
+  <w:num w:numId="11" w16cid:durableId="431897014">
     <w:abstractNumId w:val="0"/>
   </w:num>
+  <w:num w:numId="12" w16cid:durableId="641614095">
+    <w:abstractNumId w:val="19"/>
+  </w:num>
+  <w:num w:numId="13" w16cid:durableId="1354454017">
+    <w:abstractNumId w:val="31"/>
+  </w:num>
+  <w:num w:numId="14" w16cid:durableId="97062253">
+    <w:abstractNumId w:val="30"/>
+  </w:num>
+  <w:num w:numId="15" w16cid:durableId="117068697">
+    <w:abstractNumId w:val="23"/>
+  </w:num>
+  <w:num w:numId="16" w16cid:durableId="1915427395">
+    <w:abstractNumId w:val="3"/>
+  </w:num>
+  <w:num w:numId="17" w16cid:durableId="543635883">
+    <w:abstractNumId w:val="15"/>
+  </w:num>
+  <w:num w:numId="18" w16cid:durableId="1760758050">
+    <w:abstractNumId w:val="7"/>
+  </w:num>
+  <w:num w:numId="19" w16cid:durableId="255291716">
+    <w:abstractNumId w:val="9"/>
+  </w:num>
+  <w:num w:numId="20" w16cid:durableId="411313065">
+    <w:abstractNumId w:val="11"/>
+  </w:num>
+  <w:num w:numId="21" w16cid:durableId="1252734997">
+    <w:abstractNumId w:val="6"/>
+  </w:num>
+  <w:num w:numId="22" w16cid:durableId="488447133">
+    <w:abstractNumId w:val="12"/>
+  </w:num>
+  <w:num w:numId="23" w16cid:durableId="612128607">
+    <w:abstractNumId w:val="17"/>
+  </w:num>
+  <w:num w:numId="24" w16cid:durableId="1118453311">
+    <w:abstractNumId w:val="25"/>
+  </w:num>
+  <w:num w:numId="25" w16cid:durableId="592786192">
+    <w:abstractNumId w:val="24"/>
+  </w:num>
+  <w:num w:numId="26" w16cid:durableId="578294659">
+    <w:abstractNumId w:val="4"/>
+  </w:num>
+  <w:num w:numId="27" w16cid:durableId="1637644780">
+    <w:abstractNumId w:val="14"/>
+  </w:num>
+  <w:num w:numId="28" w16cid:durableId="114719329">
+    <w:abstractNumId w:val="10"/>
+  </w:num>
+  <w:num w:numId="29" w16cid:durableId="864706557">
+    <w:abstractNumId w:val="1"/>
+  </w:num>
+  <w:num w:numId="30" w16cid:durableId="149640837">
+    <w:abstractNumId w:val="29"/>
+  </w:num>
+  <w:num w:numId="31" w16cid:durableId="1769085564">
+    <w:abstractNumId w:val="21"/>
+  </w:num>
+  <w:num w:numId="32" w16cid:durableId="1671105428">
+    <w:abstractNumId w:val="20"/>
+  </w:num>
+  <w:num w:numId="33" w16cid:durableId="1182209240">
+    <w:abstractNumId w:val="9"/>
+    <w:lvlOverride w:ilvl="0">
+      <w:startOverride w:val="1"/>
+    </w:lvlOverride>
+    <w:lvlOverride w:ilvl="1">
+      <w:startOverride w:val="1"/>
+    </w:lvlOverride>
+    <w:lvlOverride w:ilvl="2">
+      <w:startOverride w:val="1"/>
+    </w:lvlOverride>
+    <w:lvlOverride w:ilvl="3">
+      <w:startOverride w:val="1"/>
+    </w:lvlOverride>
+    <w:lvlOverride w:ilvl="4">
+      <w:startOverride w:val="1"/>
+    </w:lvlOverride>
+    <w:lvlOverride w:ilvl="5">
+      <w:startOverride w:val="1"/>
+    </w:lvlOverride>
+    <w:lvlOverride w:ilvl="6">
+      <w:startOverride w:val="1"/>
+    </w:lvlOverride>
+    <w:lvlOverride w:ilvl="7">
+      <w:startOverride w:val="1"/>
+    </w:lvlOverride>
+    <w:lvlOverride w:ilvl="8">
+      <w:startOverride w:val="1"/>
+    </w:lvlOverride>
+  </w:num>
+  <w:num w:numId="34" w16cid:durableId="857767473">
+    <w:abstractNumId w:val="11"/>
+    <w:lvlOverride w:ilvl="0">
+      <w:startOverride w:val="1"/>
+    </w:lvlOverride>
+    <w:lvlOverride w:ilvl="1">
+      <w:startOverride w:val="1"/>
+    </w:lvlOverride>
+    <w:lvlOverride w:ilvl="2">
+      <w:startOverride w:val="1"/>
+    </w:lvlOverride>
+    <w:lvlOverride w:ilvl="3">
+      <w:startOverride w:val="1"/>
+    </w:lvlOverride>
+    <w:lvlOverride w:ilvl="4">
+      <w:startOverride w:val="1"/>
+    </w:lvlOverride>
+    <w:lvlOverride w:ilvl="5">
+      <w:startOverride w:val="1"/>
+    </w:lvlOverride>
+    <w:lvlOverride w:ilvl="6">
+      <w:startOverride w:val="1"/>
+    </w:lvlOverride>
+    <w:lvlOverride w:ilvl="7">
+      <w:startOverride w:val="1"/>
+    </w:lvlOverride>
+    <w:lvlOverride w:ilvl="8">
+      <w:startOverride w:val="1"/>
+    </w:lvlOverride>
+  </w:num>
+  <w:num w:numId="35" w16cid:durableId="1526794069">
+    <w:abstractNumId w:val="23"/>
+    <w:lvlOverride w:ilvl="0">
+      <w:startOverride w:val="1"/>
+    </w:lvlOverride>
+    <w:lvlOverride w:ilvl="1">
+      <w:startOverride w:val="1"/>
+    </w:lvlOverride>
+    <w:lvlOverride w:ilvl="2">
+      <w:startOverride w:val="1"/>
+    </w:lvlOverride>
+    <w:lvlOverride w:ilvl="3">
+      <w:startOverride w:val="1"/>
+    </w:lvlOverride>
+    <w:lvlOverride w:ilvl="4">
+      <w:startOverride w:val="1"/>
+    </w:lvlOverride>
+    <w:lvlOverride w:ilvl="5">
+      <w:startOverride w:val="1"/>
+    </w:lvlOverride>
+    <w:lvlOverride w:ilvl="6">
+      <w:startOverride w:val="1"/>
+    </w:lvlOverride>
+    <w:lvlOverride w:ilvl="7">
+      <w:startOverride w:val="1"/>
+    </w:lvlOverride>
+    <w:lvlOverride w:ilvl="8">
+      <w:startOverride w:val="1"/>
+    </w:lvlOverride>
+  </w:num>
+  <w:num w:numId="36" w16cid:durableId="1230077118">
+    <w:abstractNumId w:val="3"/>
+    <w:lvlOverride w:ilvl="0">
+      <w:startOverride w:val="1"/>
+    </w:lvlOverride>
+    <w:lvlOverride w:ilvl="1">
+      <w:startOverride w:val="1"/>
+    </w:lvlOverride>
+    <w:lvlOverride w:ilvl="2">
+      <w:startOverride w:val="1"/>
+    </w:lvlOverride>
+    <w:lvlOverride w:ilvl="3">
+      <w:startOverride w:val="1"/>
+    </w:lvlOverride>
+    <w:lvlOverride w:ilvl="4">
+      <w:startOverride w:val="1"/>
+    </w:lvlOverride>
+    <w:lvlOverride w:ilvl="5">
+      <w:startOverride w:val="1"/>
+    </w:lvlOverride>
+    <w:lvlOverride w:ilvl="6">
+      <w:startOverride w:val="1"/>
+    </w:lvlOverride>
+    <w:lvlOverride w:ilvl="7">
+      <w:startOverride w:val="1"/>
+    </w:lvlOverride>
+    <w:lvlOverride w:ilvl="8">
+      <w:startOverride w:val="1"/>
+    </w:lvlOverride>
+  </w:num>
+  <w:num w:numId="37" w16cid:durableId="2120297950">
+    <w:abstractNumId w:val="5"/>
+    <w:lvlOverride w:ilvl="0">
+      <w:startOverride w:val="1"/>
+    </w:lvlOverride>
+    <w:lvlOverride w:ilvl="1">
+      <w:startOverride w:val="1"/>
+    </w:lvlOverride>
+    <w:lvlOverride w:ilvl="2">
+      <w:startOverride w:val="1"/>
+    </w:lvlOverride>
+    <w:lvlOverride w:ilvl="3">
+      <w:startOverride w:val="1"/>
+    </w:lvlOverride>
+    <w:lvlOverride w:ilvl="4">
+      <w:startOverride w:val="1"/>
+    </w:lvlOverride>
+    <w:lvlOverride w:ilvl="5">
+      <w:startOverride w:val="1"/>
+    </w:lvlOverride>
+    <w:lvlOverride w:ilvl="6">
+      <w:startOverride w:val="1"/>
+    </w:lvlOverride>
+    <w:lvlOverride w:ilvl="7">
+      <w:startOverride w:val="1"/>
+    </w:lvlOverride>
+    <w:lvlOverride w:ilvl="8">
+      <w:startOverride w:val="1"/>
+    </w:lvlOverride>
+  </w:num>
+  <w:num w:numId="38" w16cid:durableId="1412316389">
+    <w:abstractNumId w:val="22"/>
+    <w:lvlOverride w:ilvl="0">
+      <w:startOverride w:val="1"/>
+    </w:lvlOverride>
+    <w:lvlOverride w:ilvl="1">
+      <w:startOverride w:val="1"/>
+    </w:lvlOverride>
+    <w:lvlOverride w:ilvl="2">
+      <w:startOverride w:val="1"/>
+    </w:lvlOverride>
+    <w:lvlOverride w:ilvl="3">
+      <w:startOverride w:val="1"/>
+    </w:lvlOverride>
+    <w:lvlOverride w:ilvl="4">
+      <w:startOverride w:val="1"/>
+    </w:lvlOverride>
+    <w:lvlOverride w:ilvl="5">
+      <w:startOverride w:val="1"/>
+    </w:lvlOverride>
+    <w:lvlOverride w:ilvl="6">
+      <w:startOverride w:val="1"/>
+    </w:lvlOverride>
+    <w:lvlOverride w:ilvl="7">
+      <w:startOverride w:val="1"/>
+    </w:lvlOverride>
+    <w:lvlOverride w:ilvl="8">
+      <w:startOverride w:val="1"/>
+    </w:lvlOverride>
+  </w:num>
+  <w:num w:numId="39" w16cid:durableId="767048113">
+    <w:abstractNumId w:val="30"/>
+    <w:lvlOverride w:ilvl="0">
+      <w:startOverride w:val="1"/>
+    </w:lvlOverride>
+    <w:lvlOverride w:ilvl="1">
+      <w:startOverride w:val="1"/>
+    </w:lvlOverride>
+    <w:lvlOverride w:ilvl="2">
+      <w:startOverride w:val="1"/>
+    </w:lvlOverride>
+    <w:lvlOverride w:ilvl="3">
+      <w:startOverride w:val="1"/>
+    </w:lvlOverride>
+    <w:lvlOverride w:ilvl="4">
+      <w:startOverride w:val="1"/>
+    </w:lvlOverride>
+    <w:lvlOverride w:ilvl="5">
+      <w:startOverride w:val="1"/>
+    </w:lvlOverride>
+    <w:lvlOverride w:ilvl="6">
+      <w:startOverride w:val="1"/>
+    </w:lvlOverride>
+    <w:lvlOverride w:ilvl="7">
+      <w:startOverride w:val="1"/>
+    </w:lvlOverride>
+    <w:lvlOverride w:ilvl="8">
+      <w:startOverride w:val="1"/>
+    </w:lvlOverride>
+  </w:num>
+  <w:num w:numId="40" w16cid:durableId="215548832">
+    <w:abstractNumId w:val="10"/>
+    <w:lvlOverride w:ilvl="0">
+      <w:startOverride w:val="1"/>
+    </w:lvlOverride>
+    <w:lvlOverride w:ilvl="1">
+      <w:startOverride w:val="1"/>
+    </w:lvlOverride>
+    <w:lvlOverride w:ilvl="2">
+      <w:startOverride w:val="1"/>
+    </w:lvlOverride>
+    <w:lvlOverride w:ilvl="3">
+      <w:startOverride w:val="1"/>
+    </w:lvlOverride>
+    <w:lvlOverride w:ilvl="4">
+      <w:startOverride w:val="1"/>
+    </w:lvlOverride>
+    <w:lvlOverride w:ilvl="5">
+      <w:startOverride w:val="1"/>
+    </w:lvlOverride>
+    <w:lvlOverride w:ilvl="6">
+      <w:startOverride w:val="1"/>
+    </w:lvlOverride>
+    <w:lvlOverride w:ilvl="7">
+      <w:startOverride w:val="1"/>
+    </w:lvlOverride>
+    <w:lvlOverride w:ilvl="8">
+      <w:startOverride w:val="1"/>
+    </w:lvlOverride>
+  </w:num>
+  <w:num w:numId="41" w16cid:durableId="1618752218">
+    <w:abstractNumId w:val="1"/>
+    <w:lvlOverride w:ilvl="0">
+      <w:startOverride w:val="1"/>
+    </w:lvlOverride>
+    <w:lvlOverride w:ilvl="1">
+      <w:startOverride w:val="1"/>
+    </w:lvlOverride>
+    <w:lvlOverride w:ilvl="2">
+      <w:startOverride w:val="1"/>
+    </w:lvlOverride>
+    <w:lvlOverride w:ilvl="3">
+      <w:startOverride w:val="1"/>
+    </w:lvlOverride>
+    <w:lvlOverride w:ilvl="4">
+      <w:startOverride w:val="1"/>
+    </w:lvlOverride>
+    <w:lvlOverride w:ilvl="5">
+      <w:startOverride w:val="1"/>
+    </w:lvlOverride>
+    <w:lvlOverride w:ilvl="6">
+      <w:startOverride w:val="1"/>
+    </w:lvlOverride>
+    <w:lvlOverride w:ilvl="7">
+      <w:startOverride w:val="1"/>
+    </w:lvlOverride>
+    <w:lvlOverride w:ilvl="8">
+      <w:startOverride w:val="1"/>
+    </w:lvlOverride>
+  </w:num>
+  <w:num w:numId="42" w16cid:durableId="336007356">
+    <w:abstractNumId w:val="6"/>
+    <w:lvlOverride w:ilvl="0">
+      <w:startOverride w:val="1"/>
+    </w:lvlOverride>
+    <w:lvlOverride w:ilvl="1">
+      <w:startOverride w:val="1"/>
+    </w:lvlOverride>
+    <w:lvlOverride w:ilvl="2">
+      <w:startOverride w:val="1"/>
+    </w:lvlOverride>
+    <w:lvlOverride w:ilvl="3">
+      <w:startOverride w:val="1"/>
+    </w:lvlOverride>
+    <w:lvlOverride w:ilvl="4">
+      <w:startOverride w:val="1"/>
+    </w:lvlOverride>
+    <w:lvlOverride w:ilvl="5">
+      <w:startOverride w:val="1"/>
+    </w:lvlOverride>
+    <w:lvlOverride w:ilvl="6">
+      <w:startOverride w:val="1"/>
+    </w:lvlOverride>
+    <w:lvlOverride w:ilvl="7">
+      <w:startOverride w:val="1"/>
+    </w:lvlOverride>
+    <w:lvlOverride w:ilvl="8">
+      <w:startOverride w:val="1"/>
+    </w:lvlOverride>
+  </w:num>
+  <w:num w:numId="43" w16cid:durableId="88045388">
+    <w:abstractNumId w:val="12"/>
+    <w:lvlOverride w:ilvl="0">
+      <w:startOverride w:val="1"/>
+    </w:lvlOverride>
+    <w:lvlOverride w:ilvl="1">
+      <w:startOverride w:val="1"/>
+    </w:lvlOverride>
+    <w:lvlOverride w:ilvl="2">
+      <w:startOverride w:val="1"/>
+    </w:lvlOverride>
+    <w:lvlOverride w:ilvl="3">
+      <w:startOverride w:val="1"/>
+    </w:lvlOverride>
+    <w:lvlOverride w:ilvl="4">
+      <w:startOverride w:val="1"/>
+    </w:lvlOverride>
+    <w:lvlOverride w:ilvl="5">
+      <w:startOverride w:val="1"/>
+    </w:lvlOverride>
+    <w:lvlOverride w:ilvl="6">
+      <w:startOverride w:val="1"/>
+    </w:lvlOverride>
+    <w:lvlOverride w:ilvl="7">
+      <w:startOverride w:val="1"/>
+    </w:lvlOverride>
+    <w:lvlOverride w:ilvl="8">
+      <w:startOverride w:val="1"/>
+    </w:lvlOverride>
+  </w:num>
+  <w:num w:numId="44" w16cid:durableId="407459553">
+    <w:abstractNumId w:val="18"/>
+    <w:lvlOverride w:ilvl="0">
+      <w:startOverride w:val="1"/>
+    </w:lvlOverride>
+    <w:lvlOverride w:ilvl="1">
+      <w:startOverride w:val="1"/>
+    </w:lvlOverride>
+    <w:lvlOverride w:ilvl="2">
+      <w:startOverride w:val="1"/>
+    </w:lvlOverride>
+    <w:lvlOverride w:ilvl="3">
+      <w:startOverride w:val="1"/>
+    </w:lvlOverride>
+    <w:lvlOverride w:ilvl="4">
+      <w:startOverride w:val="1"/>
+    </w:lvlOverride>
+    <w:lvlOverride w:ilvl="5">
+      <w:startOverride w:val="1"/>
+    </w:lvlOverride>
+    <w:lvlOverride w:ilvl="6">
+      <w:startOverride w:val="1"/>
+    </w:lvlOverride>
+    <w:lvlOverride w:ilvl="7">
+      <w:startOverride w:val="1"/>
+    </w:lvlOverride>
+    <w:lvlOverride w:ilvl="8">
+      <w:startOverride w:val="1"/>
+    </w:lvlOverride>
+  </w:num>
+  <w:numIdMacAtCleanup w:val="30"/>
 </w:numbering>
 </file>
 
 <file path=word/styles.xml><?xml version="1.0" encoding="utf-8"?>
-<w:styles xmlns:mc="http://schemas.openxmlformats.org/markup-compatibility/2006" xmlns:r="http://schemas.openxmlformats.org/officeDocument/2006/relationships" xmlns:w="http://schemas.openxmlformats.org/wordprocessingml/2006/main" xmlns:w14="http://schemas.microsoft.com/office/word/2010/wordml" xmlns:w15="http://schemas.microsoft.com/office/word/2012/wordml" xmlns:w16cex="http://schemas.microsoft.com/office/word/2018/wordml/cex" xmlns:w16cid="http://schemas.microsoft.com/office/word/2016/wordml/cid" xmlns:w16="http://schemas.microsoft.com/office/word/2018/wordml" xmlns:w16sdtdh="http://schemas.microsoft.com/office/word/2020/wordml/sdtdatahash" xmlns:w16se="http://schemas.microsoft.com/office/word/2015/wordml/symex" mc:Ignorable="w14 w15 w16se w16cid w16 w16cex w16sdtdh">
+<w:styles xmlns:mc="http://schemas.openxmlformats.org/markup-compatibility/2006" xmlns:r="http://schemas.openxmlformats.org/officeDocument/2006/relationships" xmlns:w="http://schemas.openxmlformats.org/wordprocessingml/2006/main" xmlns:w14="http://schemas.microsoft.com/office/word/2010/wordml" xmlns:w15="http://schemas.microsoft.com/office/word/2012/wordml" xmlns:w16cex="http://schemas.microsoft.com/office/word/2018/wordml/cex" xmlns:w16cid="http://schemas.microsoft.com/office/word/2016/wordml/cid" xmlns:w16="http://schemas.microsoft.com/office/word/2018/wordml" xmlns:w16du="http://schemas.microsoft.com/office/word/2023/wordml/word16du" xmlns:w16sdtdh="http://schemas.microsoft.com/office/word/2020/wordml/sdtdatahash" xmlns:w16sdtfl="http://schemas.microsoft.com/office/word/2024/wordml/sdtformatlock" xmlns:w16se="http://schemas.microsoft.com/office/word/2015/wordml/symex" mc:Ignorable="w14 w15 w16se w16cid w16 w16cex w16sdtdh w16sdtfl w16du">
   <w:docDefaults>
     <w:rPrDefault>
       <w:rPr>
-        <w:rFonts w:asciiTheme="minorHAnsi" w:eastAsiaTheme="minorHAnsi" w:hAnsiTheme="minorHAnsi" w:cstheme="minorBidi"/>
-        <w:kern w:val="2"/>
-        <w:sz w:val="22"/>
-        <w:szCs w:val="22"/>
-        <w:lang w:val="pl-PL" w:eastAsia="en-US" w:bidi="ar-SA"/>
-        <w14:ligatures w14:val="standardContextual"/>
+        <w:rFonts w:ascii="Calibri" w:eastAsia="Times New Roman" w:hAnsi="Calibri" w:cs="Times New Roman"/>
+        <w:lang w:val="pl-PL" w:eastAsia="pl-PL" w:bidi="ar-SA"/>
       </w:rPr>
     </w:rPrDefault>
-    <w:pPrDefault>
-      <w:pPr>
-        <w:spacing w:after="160" w:line="259" w:lineRule="auto"/>
-      </w:pPr>
-    </w:pPrDefault>
+    <w:pPrDefault/>
   </w:docDefaults>
   <w:latentStyles w:defLockedState="0" w:defUIPriority="99" w:defSemiHidden="0" w:defUnhideWhenUsed="0" w:defQFormat="0" w:count="376">
     <w:lsdException w:name="Normal" w:uiPriority="0" w:qFormat="1"/>
@@ -789,7 +4076,7 @@
     <w:lsdException w:name="Table Web 2" w:semiHidden="1" w:unhideWhenUsed="1"/>
     <w:lsdException w:name="Table Web 3" w:semiHidden="1" w:unhideWhenUsed="1"/>
     <w:lsdException w:name="Balloon Text" w:semiHidden="1" w:unhideWhenUsed="1"/>
-    <w:lsdException w:name="Table Grid" w:uiPriority="39"/>
+    <w:lsdException w:name="Table Grid" w:uiPriority="59"/>
     <w:lsdException w:name="Table Theme" w:semiHidden="1" w:unhideWhenUsed="1"/>
     <w:lsdException w:name="Placeholder Text" w:semiHidden="1"/>
     <w:lsdException w:name="No Spacing" w:uiPriority="1" w:qFormat="1"/>
@@ -1015,15 +4302,13 @@
   <w:style w:type="paragraph" w:default="1" w:styleId="Normalny">
     <w:name w:val="Normal"/>
     <w:qFormat/>
-    <w:rsid w:val="00D751A9"/>
+    <w:rsid w:val="00530083"/>
     <w:pPr>
       <w:spacing w:after="200" w:line="276" w:lineRule="auto"/>
     </w:pPr>
     <w:rPr>
-      <w:rFonts w:ascii="Calibri" w:eastAsia="Times New Roman" w:hAnsi="Calibri" w:cs="Times New Roman"/>
-      <w:kern w:val="0"/>
-      <w:lang w:eastAsia="pl-PL"/>
-      <w14:ligatures w14:val="none"/>
+      <w:sz w:val="22"/>
+      <w:szCs w:val="22"/>
     </w:rPr>
   </w:style>
   <w:style w:type="character" w:default="1" w:styleId="Domylnaczcionkaakapitu">
@@ -1053,50 +4338,43 @@
     <w:semiHidden/>
     <w:unhideWhenUsed/>
   </w:style>
-  <w:style w:type="paragraph" w:customStyle="1" w:styleId="Styl2">
-    <w:name w:val="Styl2"/>
-    <w:basedOn w:val="Normalny"/>
-    <w:qFormat/>
-    <w:rsid w:val="009074BA"/>
-    <w:pPr>
-      <w:numPr>
-        <w:numId w:val="1"/>
-      </w:numPr>
-      <w:pBdr>
-        <w:top w:val="nil"/>
-        <w:left w:val="nil"/>
-        <w:bottom w:val="nil"/>
-        <w:right w:val="nil"/>
-        <w:between w:val="nil"/>
-      </w:pBdr>
-      <w:spacing w:after="120" w:line="240" w:lineRule="auto"/>
-      <w:jc w:val="both"/>
-    </w:pPr>
-    <w:rPr>
-      <w:rFonts w:ascii="Times New Roman" w:eastAsia="Calibri" w:hAnsi="Times New Roman"/>
-      <w:kern w:val="2"/>
-      <w:sz w:val="32"/>
-      <w:szCs w:val="32"/>
-      <w14:ligatures w14:val="standardContextual"/>
-    </w:rPr>
-  </w:style>
   <w:style w:type="paragraph" w:customStyle="1" w:styleId="Default">
     <w:name w:val="Default"/>
-    <w:rsid w:val="00D751A9"/>
+    <w:rsid w:val="001A3DB1"/>
     <w:pPr>
       <w:autoSpaceDE w:val="0"/>
       <w:autoSpaceDN w:val="0"/>
       <w:adjustRightInd w:val="0"/>
-      <w:spacing w:after="0" w:line="240" w:lineRule="auto"/>
     </w:pPr>
     <w:rPr>
-      <w:rFonts w:ascii="Times New Roman" w:eastAsia="Times New Roman" w:hAnsi="Times New Roman" w:cs="Times New Roman"/>
+      <w:rFonts w:ascii="Times New Roman" w:hAnsi="Times New Roman"/>
       <w:color w:val="000000"/>
-      <w:kern w:val="0"/>
       <w:sz w:val="24"/>
       <w:szCs w:val="24"/>
-      <w:lang w:eastAsia="pl-PL"/>
-      <w14:ligatures w14:val="none"/>
+    </w:rPr>
+  </w:style>
+  <w:style w:type="paragraph" w:styleId="Nagwek">
+    <w:name w:val="header"/>
+    <w:basedOn w:val="Normalny"/>
+    <w:link w:val="NagwekZnak"/>
+    <w:uiPriority w:val="99"/>
+    <w:unhideWhenUsed/>
+    <w:rsid w:val="001A3DB1"/>
+    <w:pPr>
+      <w:tabs>
+        <w:tab w:val="center" w:pos="4536"/>
+        <w:tab w:val="right" w:pos="9072"/>
+      </w:tabs>
+    </w:pPr>
+  </w:style>
+  <w:style w:type="character" w:customStyle="1" w:styleId="NagwekZnak">
+    <w:name w:val="Nagłówek Znak"/>
+    <w:link w:val="Nagwek"/>
+    <w:uiPriority w:val="99"/>
+    <w:rsid w:val="001A3DB1"/>
+    <w:rPr>
+      <w:sz w:val="22"/>
+      <w:szCs w:val="22"/>
     </w:rPr>
   </w:style>
   <w:style w:type="paragraph" w:styleId="Stopka">
@@ -1105,7 +4383,7 @@
     <w:link w:val="StopkaZnak"/>
     <w:uiPriority w:val="99"/>
     <w:unhideWhenUsed/>
-    <w:rsid w:val="00D751A9"/>
+    <w:rsid w:val="001A3DB1"/>
     <w:pPr>
       <w:tabs>
         <w:tab w:val="center" w:pos="4536"/>
@@ -1115,43 +4393,183 @@
   </w:style>
   <w:style w:type="character" w:customStyle="1" w:styleId="StopkaZnak">
     <w:name w:val="Stopka Znak"/>
-    <w:basedOn w:val="Domylnaczcionkaakapitu"/>
     <w:link w:val="Stopka"/>
     <w:uiPriority w:val="99"/>
-    <w:rsid w:val="00D751A9"/>
+    <w:rsid w:val="001A3DB1"/>
     <w:rPr>
-      <w:rFonts w:ascii="Calibri" w:eastAsia="Times New Roman" w:hAnsi="Calibri" w:cs="Times New Roman"/>
-      <w:kern w:val="0"/>
-      <w:lang w:eastAsia="pl-PL"/>
-      <w14:ligatures w14:val="none"/>
+      <w:sz w:val="22"/>
+      <w:szCs w:val="22"/>
     </w:rPr>
   </w:style>
-  <w:style w:type="paragraph" w:styleId="Nagwek">
-    <w:name w:val="header"/>
+  <w:style w:type="character" w:styleId="Odwoaniedokomentarza">
+    <w:name w:val="annotation reference"/>
+    <w:semiHidden/>
+    <w:rsid w:val="00A84531"/>
+    <w:rPr>
+      <w:sz w:val="16"/>
+      <w:szCs w:val="16"/>
+    </w:rPr>
+  </w:style>
+  <w:style w:type="paragraph" w:styleId="Tekstkomentarza">
+    <w:name w:val="annotation text"/>
     <w:basedOn w:val="Normalny"/>
-    <w:link w:val="NagwekZnak"/>
+    <w:semiHidden/>
+    <w:rsid w:val="00A84531"/>
+    <w:rPr>
+      <w:sz w:val="20"/>
+      <w:szCs w:val="20"/>
+    </w:rPr>
+  </w:style>
+  <w:style w:type="paragraph" w:styleId="Tematkomentarza">
+    <w:name w:val="annotation subject"/>
+    <w:basedOn w:val="Tekstkomentarza"/>
+    <w:next w:val="Tekstkomentarza"/>
+    <w:semiHidden/>
+    <w:rsid w:val="00A84531"/>
+    <w:rPr>
+      <w:b/>
+      <w:bCs/>
+    </w:rPr>
+  </w:style>
+  <w:style w:type="paragraph" w:styleId="Tekstdymka">
+    <w:name w:val="Balloon Text"/>
+    <w:basedOn w:val="Normalny"/>
+    <w:semiHidden/>
+    <w:rsid w:val="00A84531"/>
+    <w:rPr>
+      <w:rFonts w:ascii="Tahoma" w:hAnsi="Tahoma" w:cs="Tahoma"/>
+      <w:sz w:val="16"/>
+      <w:szCs w:val="16"/>
+    </w:rPr>
+  </w:style>
+  <w:style w:type="character" w:customStyle="1" w:styleId="FontStyle11">
+    <w:name w:val="Font Style11"/>
     <w:uiPriority w:val="99"/>
-    <w:unhideWhenUsed/>
-    <w:rsid w:val="00D751A9"/>
+    <w:rsid w:val="00AC78CA"/>
+    <w:rPr>
+      <w:rFonts w:ascii="Times New Roman" w:hAnsi="Times New Roman" w:cs="Times New Roman"/>
+      <w:sz w:val="22"/>
+      <w:szCs w:val="22"/>
+    </w:rPr>
+  </w:style>
+  <w:style w:type="paragraph" w:styleId="Akapitzlist">
+    <w:name w:val="List Paragraph"/>
+    <w:basedOn w:val="Normalny"/>
+    <w:uiPriority w:val="34"/>
+    <w:qFormat/>
+    <w:rsid w:val="00B36DC4"/>
     <w:pPr>
-      <w:tabs>
-        <w:tab w:val="center" w:pos="4536"/>
-        <w:tab w:val="right" w:pos="9072"/>
-      </w:tabs>
+      <w:ind w:left="720"/>
+      <w:contextualSpacing/>
+    </w:pPr>
+    <w:rPr>
+      <w:rFonts w:hAnsi="Times New Roman"/>
+      <w:lang w:eastAsia="en-US"/>
+    </w:rPr>
+  </w:style>
+  <w:style w:type="paragraph" w:customStyle="1" w:styleId="Style1">
+    <w:name w:val="Style1"/>
+    <w:basedOn w:val="Normalny"/>
+    <w:uiPriority w:val="99"/>
+    <w:rsid w:val="0080279C"/>
+    <w:pPr>
+      <w:widowControl w:val="0"/>
+      <w:autoSpaceDE w:val="0"/>
+      <w:autoSpaceDN w:val="0"/>
+      <w:adjustRightInd w:val="0"/>
       <w:spacing w:after="0" w:line="240" w:lineRule="auto"/>
     </w:pPr>
+    <w:rPr>
+      <w:rFonts w:ascii="Cambria" w:eastAsiaTheme="minorEastAsia" w:hAnsi="Cambria" w:cstheme="minorBidi"/>
+      <w:sz w:val="24"/>
+      <w:szCs w:val="24"/>
+    </w:rPr>
   </w:style>
-  <w:style w:type="character" w:customStyle="1" w:styleId="NagwekZnak">
-    <w:name w:val="Nagłówek Znak"/>
+  <w:style w:type="paragraph" w:customStyle="1" w:styleId="Style13">
+    <w:name w:val="Style13"/>
+    <w:basedOn w:val="Normalny"/>
+    <w:uiPriority w:val="99"/>
+    <w:rsid w:val="0080279C"/>
+    <w:pPr>
+      <w:widowControl w:val="0"/>
+      <w:autoSpaceDE w:val="0"/>
+      <w:autoSpaceDN w:val="0"/>
+      <w:adjustRightInd w:val="0"/>
+      <w:spacing w:after="0" w:line="379" w:lineRule="exact"/>
+      <w:ind w:hanging="331"/>
+      <w:jc w:val="both"/>
+    </w:pPr>
+    <w:rPr>
+      <w:rFonts w:ascii="Cambria" w:eastAsiaTheme="minorEastAsia" w:hAnsi="Cambria" w:cstheme="minorBidi"/>
+      <w:sz w:val="24"/>
+      <w:szCs w:val="24"/>
+    </w:rPr>
+  </w:style>
+  <w:style w:type="character" w:customStyle="1" w:styleId="FontStyle29">
+    <w:name w:val="Font Style29"/>
     <w:basedOn w:val="Domylnaczcionkaakapitu"/>
-    <w:link w:val="Nagwek"/>
     <w:uiPriority w:val="99"/>
-    <w:rsid w:val="00D751A9"/>
+    <w:rsid w:val="0080279C"/>
     <w:rPr>
-      <w:rFonts w:ascii="Calibri" w:eastAsia="Times New Roman" w:hAnsi="Calibri" w:cs="Times New Roman"/>
-      <w:kern w:val="0"/>
-      <w:lang w:eastAsia="pl-PL"/>
-      <w14:ligatures w14:val="none"/>
+      <w:rFonts w:ascii="Times New Roman" w:hAnsi="Times New Roman" w:cs="Times New Roman"/>
+      <w:sz w:val="20"/>
+      <w:szCs w:val="20"/>
+    </w:rPr>
+  </w:style>
+  <w:style w:type="character" w:customStyle="1" w:styleId="ng-binding">
+    <w:name w:val="ng-binding"/>
+    <w:basedOn w:val="Domylnaczcionkaakapitu"/>
+    <w:rsid w:val="0088101E"/>
+  </w:style>
+  <w:style w:type="character" w:customStyle="1" w:styleId="ng-scope">
+    <w:name w:val="ng-scope"/>
+    <w:basedOn w:val="Domylnaczcionkaakapitu"/>
+    <w:rsid w:val="0088101E"/>
+  </w:style>
+  <w:style w:type="paragraph" w:styleId="Poprawka">
+    <w:name w:val="Revision"/>
+    <w:hidden/>
+    <w:uiPriority w:val="99"/>
+    <w:semiHidden/>
+    <w:rsid w:val="005A3095"/>
+    <w:rPr>
+      <w:sz w:val="22"/>
+      <w:szCs w:val="22"/>
+    </w:rPr>
+  </w:style>
+  <w:style w:type="paragraph" w:styleId="Tekstprzypisukocowego">
+    <w:name w:val="endnote text"/>
+    <w:basedOn w:val="Normalny"/>
+    <w:link w:val="TekstprzypisukocowegoZnak"/>
+    <w:uiPriority w:val="99"/>
+    <w:semiHidden/>
+    <w:unhideWhenUsed/>
+    <w:rsid w:val="0030697A"/>
+    <w:pPr>
+      <w:spacing w:after="0" w:line="240" w:lineRule="auto"/>
+    </w:pPr>
+    <w:rPr>
+      <w:sz w:val="20"/>
+      <w:szCs w:val="20"/>
+    </w:rPr>
+  </w:style>
+  <w:style w:type="character" w:customStyle="1" w:styleId="TekstprzypisukocowegoZnak">
+    <w:name w:val="Tekst przypisu końcowego Znak"/>
+    <w:basedOn w:val="Domylnaczcionkaakapitu"/>
+    <w:link w:val="Tekstprzypisukocowego"/>
+    <w:uiPriority w:val="99"/>
+    <w:semiHidden/>
+    <w:rsid w:val="0030697A"/>
+  </w:style>
+  <w:style w:type="character" w:styleId="Odwoanieprzypisukocowego">
+    <w:name w:val="endnote reference"/>
+    <w:basedOn w:val="Domylnaczcionkaakapitu"/>
+    <w:uiPriority w:val="99"/>
+    <w:semiHidden/>
+    <w:unhideWhenUsed/>
+    <w:rsid w:val="0030697A"/>
+    <w:rPr>
+      <w:vertAlign w:val="superscript"/>
     </w:rPr>
   </w:style>
 </w:styles>
@@ -1174,7 +4592,7 @@
         <a:srgbClr val="E7E6E6"/>
       </a:lt2>
       <a:accent1>
-        <a:srgbClr val="4472C4"/>
+        <a:srgbClr val="5B9BD5"/>
       </a:accent1>
       <a:accent2>
         <a:srgbClr val="ED7D31"/>
@@ -1186,7 +4604,7 @@
         <a:srgbClr val="FFC000"/>
       </a:accent4>
       <a:accent5>
-        <a:srgbClr val="5B9BD5"/>
+        <a:srgbClr val="4472C4"/>
       </a:accent5>
       <a:accent6>
         <a:srgbClr val="70AD47"/>
@@ -1203,9 +4621,9 @@
         <a:latin typeface="Calibri Light" panose="020F0302020204030204"/>
         <a:ea typeface=""/>
         <a:cs typeface=""/>
-        <a:font script="Jpan" typeface="游ゴシック Light"/>
+        <a:font script="Jpan" typeface="ＭＳ ゴシック"/>
         <a:font script="Hang" typeface="맑은 고딕"/>
-        <a:font script="Hans" typeface="等线 Light"/>
+        <a:font script="Hans" typeface="宋体"/>
         <a:font script="Hant" typeface="新細明體"/>
         <a:font script="Arab" typeface="Times New Roman"/>
         <a:font script="Hebr" typeface="Times New Roman"/>
@@ -1233,31 +4651,14 @@
         <a:font script="Viet" typeface="Times New Roman"/>
         <a:font script="Uigh" typeface="Microsoft Uighur"/>
         <a:font script="Geor" typeface="Sylfaen"/>
-        <a:font script="Armn" typeface="Arial"/>
-        <a:font script="Bugi" typeface="Leelawadee UI"/>
-        <a:font script="Bopo" typeface="Microsoft JhengHei"/>
-        <a:font script="Java" typeface="Javanese Text"/>
-        <a:font script="Lisu" typeface="Segoe UI"/>
-        <a:font script="Mymr" typeface="Myanmar Text"/>
-        <a:font script="Nkoo" typeface="Ebrima"/>
-        <a:font script="Olck" typeface="Nirmala UI"/>
-        <a:font script="Osma" typeface="Ebrima"/>
-        <a:font script="Phag" typeface="Phagspa"/>
-        <a:font script="Syrn" typeface="Estrangelo Edessa"/>
-        <a:font script="Syrj" typeface="Estrangelo Edessa"/>
-        <a:font script="Syre" typeface="Estrangelo Edessa"/>
-        <a:font script="Sora" typeface="Nirmala UI"/>
-        <a:font script="Tale" typeface="Microsoft Tai Le"/>
-        <a:font script="Talu" typeface="Microsoft New Tai Lue"/>
-        <a:font script="Tfng" typeface="Ebrima"/>
       </a:majorFont>
       <a:minorFont>
         <a:latin typeface="Calibri" panose="020F0502020204030204"/>
         <a:ea typeface=""/>
         <a:cs typeface=""/>
-        <a:font script="Jpan" typeface="游明朝"/>
+        <a:font script="Jpan" typeface="ＭＳ 明朝"/>
         <a:font script="Hang" typeface="맑은 고딕"/>
-        <a:font script="Hans" typeface="等线"/>
+        <a:font script="Hans" typeface="宋体"/>
         <a:font script="Hant" typeface="新細明體"/>
         <a:font script="Arab" typeface="Arial"/>
         <a:font script="Hebr" typeface="Arial"/>
@@ -1285,23 +4686,6 @@
         <a:font script="Viet" typeface="Arial"/>
         <a:font script="Uigh" typeface="Microsoft Uighur"/>
         <a:font script="Geor" typeface="Sylfaen"/>
-        <a:font script="Armn" typeface="Arial"/>
-        <a:font script="Bugi" typeface="Leelawadee UI"/>
-        <a:font script="Bopo" typeface="Microsoft JhengHei"/>
-        <a:font script="Java" typeface="Javanese Text"/>
-        <a:font script="Lisu" typeface="Segoe UI"/>
-        <a:font script="Mymr" typeface="Myanmar Text"/>
-        <a:font script="Nkoo" typeface="Ebrima"/>
-        <a:font script="Olck" typeface="Nirmala UI"/>
-        <a:font script="Osma" typeface="Ebrima"/>
-        <a:font script="Phag" typeface="Phagspa"/>
-        <a:font script="Syrn" typeface="Estrangelo Edessa"/>
-        <a:font script="Syrj" typeface="Estrangelo Edessa"/>
-        <a:font script="Syre" typeface="Estrangelo Edessa"/>
-        <a:font script="Sora" typeface="Nirmala UI"/>
-        <a:font script="Tale" typeface="Microsoft Tai Le"/>
-        <a:font script="Talu" typeface="Microsoft New Tai Lue"/>
-        <a:font script="Tfng" typeface="Ebrima"/>
       </a:minorFont>
     </a:fontScheme>
     <a:fmtScheme name="Pakiet Office">
@@ -1450,4 +4834,16 @@
     </a:ext>
   </a:extLst>
 </a:theme>
+</file>
+
+<file path=customXml/item1.xml><?xml version="1.0" encoding="utf-8"?>
+<b:Sources xmlns:b="http://schemas.openxmlformats.org/officeDocument/2006/bibliography" xmlns="http://schemas.openxmlformats.org/officeDocument/2006/bibliography" SelectedStyle="\APASixthEditionOfficeOnline.xsl" StyleName="APA" Version="6"/>
+</file>
+
+<file path=customXml/itemProps1.xml><?xml version="1.0" encoding="utf-8"?>
+<ds:datastoreItem xmlns:ds="http://schemas.openxmlformats.org/officeDocument/2006/customXml" ds:itemID="{27C99921-2EBD-4923-8380-04A5375B9143}">
+  <ds:schemaRefs>
+    <ds:schemaRef ds:uri="http://schemas.openxmlformats.org/officeDocument/2006/bibliography"/>
+  </ds:schemaRefs>
+</ds:datastoreItem>
 </file>